--- a/开发历程记录.docx
+++ b/开发历程记录.docx
@@ -5383,6 +5383,116 @@
       </w:pPr>
       <w:r>
         <w:t>网页服务已重启（HTTP 200）</w:t>
+      </w:r>
+    </w:p>
+    <w:p>
+      <w:r>
+        <w:t>――――――――――――――――――――</w:t>
+      </w:r>
+    </w:p>
+    <w:p>
+      <w:pPr>
+        <w:pStyle w:val="Heading2"/>
+      </w:pPr>
+      <w:r>
+        <w:t>十五、网页版"打不开"根治：launcher 启动顺序优化</w:t>
+      </w:r>
+    </w:p>
+    <w:p>
+      <w:pPr>
+        <w:pStyle w:val="Heading3"/>
+      </w:pPr>
+      <w:r>
+        <w:t>问题</w:t>
+      </w:r>
+    </w:p>
+    <w:p>
+      <w:pPr>
+        <w:pStyle w:val="ListBullet"/>
+      </w:pPr>
+      <w:r>
+        <w:t>用户反馈桌面链接打不开。实测服务 HTTP 200、页面渲染正常（6个功能选项卡齐全）</w:t>
+      </w:r>
+    </w:p>
+    <w:p>
+      <w:pPr>
+        <w:pStyle w:val="ListBullet"/>
+      </w:pPr>
+      <w:r>
+        <w:t>根因：launcher.py 原逻辑"先清理所有 math_agent_web 进程 → 再检查端口"——双击时会把正在运行的服务杀掉再重启，重启瞬间浏览器弹出的可能是空白页/或未弹出，用户误以为"打不开"；且清理+重启过程容易造成端口竞争</w:t>
+      </w:r>
+    </w:p>
+    <w:p>
+      <w:pPr>
+        <w:pStyle w:val="Heading3"/>
+      </w:pPr>
+      <w:r>
+        <w:t>修复（launcher.py 启动顺序重排）</w:t>
+      </w:r>
+    </w:p>
+    <w:p>
+      <w:pPr>
+        <w:pStyle w:val="ListNumber"/>
+      </w:pPr>
+      <w:r>
+        <w:t xml:space="preserve">1. </w:t>
+      </w:r>
+      <w:r>
+        <w:rPr>
+          <w:b/>
+        </w:rPr>
+        <w:t>先检查服务是否在运行</w:t>
+      </w:r>
+      <w:r>
+        <w:t xml:space="preserve"> → 在运行则直接打开浏览器（不清理、不重启、秒开）</w:t>
+      </w:r>
+    </w:p>
+    <w:p>
+      <w:pPr>
+        <w:pStyle w:val="ListNumber"/>
+      </w:pPr>
+      <w:r>
+        <w:t>2. 服务未运行 → 才清理残留进程 → 清理端口 → 启动 → 轮询就绪 → 打开浏览器</w:t>
+      </w:r>
+    </w:p>
+    <w:p>
+      <w:pPr>
+        <w:pStyle w:val="ListNumber"/>
+      </w:pPr>
+      <w:r>
+        <w:t>3. 启动失败时给出明确提示与手动启动命令</w:t>
+      </w:r>
+    </w:p>
+    <w:p>
+      <w:pPr>
+        <w:pStyle w:val="ListNumber"/>
+      </w:pPr>
+      <w:r>
+        <w:t>4. 无论何种路径，窗口关闭前醒目打印"网页版地址：http://127.0.0.1:7860 / 如浏览器未自动弹出请手动打开"，停留3~5秒再关窗，避免黑窗口一闪而过</w:t>
+      </w:r>
+    </w:p>
+    <w:p>
+      <w:pPr>
+        <w:pStyle w:val="Heading3"/>
+      </w:pPr>
+      <w:r>
+        <w:t>验证</w:t>
+      </w:r>
+    </w:p>
+    <w:p>
+      <w:pPr>
+        <w:pStyle w:val="ListBullet"/>
+      </w:pPr>
+      <w:r>
+        <w:t>服务 HTTP 200，页面标题/6功能选项卡渲染正常</w:t>
+      </w:r>
+    </w:p>
+    <w:p>
+      <w:pPr>
+        <w:pStyle w:val="ListBullet"/>
+      </w:pPr>
+      <w:r>
+        <w:t>launcher.py 语法通过</w:t>
       </w:r>
     </w:p>
     <w:sectPr>

--- a/开发历程记录.docx
+++ b/开发历程记录.docx
@@ -5493,6 +5493,257 @@
       </w:pPr>
       <w:r>
         <w:t>launcher.py 语法通过</w:t>
+      </w:r>
+    </w:p>
+    <w:p>
+      <w:r>
+        <w:t>――――――――――――――――――――</w:t>
+      </w:r>
+    </w:p>
+    <w:p>
+      <w:pPr>
+        <w:pStyle w:val="Heading2"/>
+      </w:pPr>
+      <w:r>
+        <w:t>十六、网页版启动提速（延迟导入重型库）+ 修复函数图像功能</w:t>
+      </w:r>
+    </w:p>
+    <w:p>
+      <w:pPr>
+        <w:pStyle w:val="Heading3"/>
+      </w:pPr>
+      <w:r>
+        <w:t>问题</w:t>
+      </w:r>
+    </w:p>
+    <w:p>
+      <w:pPr>
+        <w:pStyle w:val="ListBullet"/>
+      </w:pPr>
+      <w:r>
+        <w:t>用户反馈：桌面快捷方式启动程序，网页版启动速度较慢</w:t>
+      </w:r>
+    </w:p>
+    <w:p>
+      <w:pPr>
+        <w:pStyle w:val="ListBullet"/>
+      </w:pPr>
+      <w:r>
+        <w:t>实测定位：进程启动到 HTTP 200 需 8.2 秒，其中 import 阶段 5.9 秒</w:t>
+      </w:r>
+    </w:p>
+    <w:p>
+      <w:pPr>
+        <w:pStyle w:val="Heading3"/>
+      </w:pPr>
+      <w:r>
+        <w:t>导入耗时分析（python -X importtime）</w:t>
+      </w:r>
+    </w:p>
+    <w:p>
+      <w:pPr>
+        <w:pStyle w:val="ListBullet"/>
+      </w:pPr>
+      <w:r>
+        <w:t>import gradio: 2.7s（前端框架，不可避免）</w:t>
+      </w:r>
+    </w:p>
+    <w:p>
+      <w:pPr>
+        <w:pStyle w:val="ListBullet"/>
+      </w:pPr>
+      <w:r>
+        <w:t>import math_agent_all: 3.2s → 大头：langchain_openai+openai 0.96s、langchain_ollama 0.75s、chromadb 0.42s、matplotlib 0.42s</w:t>
+      </w:r>
+    </w:p>
+    <w:p>
+      <w:pPr>
+        <w:pStyle w:val="Heading3"/>
+      </w:pPr>
+      <w:r>
+        <w:t>优化：延迟导入（用时才加载）</w:t>
+      </w:r>
+    </w:p>
+    <w:p>
+      <w:pPr>
+        <w:pStyle w:val="ListNumber"/>
+      </w:pPr>
+      <w:r>
+        <w:t xml:space="preserve">1. </w:t>
+      </w:r>
+      <w:r>
+        <w:rPr>
+          <w:b/>
+        </w:rPr>
+        <w:t>langchain_openai（0.96s）</w:t>
+      </w:r>
+      <w:r>
+        <w:t>：llm_math 改为延迟创建（_ensure_llm_math / _ensure_llm_math_with_tools），首次使用数学模型时才导入 ChatOpenAI</w:t>
+      </w:r>
+    </w:p>
+    <w:p>
+      <w:pPr>
+        <w:pStyle w:val="ListNumber"/>
+      </w:pPr>
+      <w:r>
+        <w:t xml:space="preserve">2. </w:t>
+      </w:r>
+      <w:r>
+        <w:rPr>
+          <w:b/>
+        </w:rPr>
+        <w:t>chromadb（0.42s）</w:t>
+      </w:r>
+      <w:r>
+        <w:t>：Chroma / RecursiveCharacterTextSplitter 延迟到 RAG/Wiki 函数内导入</w:t>
+      </w:r>
+    </w:p>
+    <w:p>
+      <w:pPr>
+        <w:pStyle w:val="ListNumber"/>
+      </w:pPr>
+      <w:r>
+        <w:t xml:space="preserve">3. </w:t>
+      </w:r>
+      <w:r>
+        <w:rPr>
+          <w:b/>
+        </w:rPr>
+        <w:t>matplotlib（0.42s）</w:t>
+      </w:r>
+      <w:r>
+        <w:t>：plt 延迟到画图函数内导入</w:t>
+      </w:r>
+    </w:p>
+    <w:p>
+      <w:pPr>
+        <w:pStyle w:val="ListNumber"/>
+      </w:pPr>
+      <w:r>
+        <w:t xml:space="preserve">4. </w:t>
+      </w:r>
+      <w:r>
+        <w:rPr>
+          <w:b/>
+        </w:rPr>
+        <w:t>OllamaEmbeddings</w:t>
+      </w:r>
+      <w:r>
+        <w:t>：延迟到 RAG/Wiki 函数内导入</w:t>
+      </w:r>
+    </w:p>
+    <w:p>
+      <w:pPr>
+        <w:pStyle w:val="ListNumber"/>
+      </w:pPr>
+      <w:r>
+        <w:t xml:space="preserve">5. 模块级 </w:t>
+      </w:r>
+      <w:r>
+        <w:rPr>
+          <w:rFonts w:ascii="Consolas" w:hAnsi="Consolas"/>
+          <w:sz w:val="20"/>
+        </w:rPr>
+        <w:t>llm_math.bind_tools(tools)</w:t>
+      </w:r>
+      <w:r>
+        <w:t xml:space="preserve"> 同步延迟</w:t>
+      </w:r>
+    </w:p>
+    <w:p>
+      <w:pPr>
+        <w:pStyle w:val="Heading3"/>
+      </w:pPr>
+      <w:r>
+        <w:t>效果</w:t>
+      </w:r>
+    </w:p>
+    <w:p>
+      <w:pPr>
+        <w:pStyle w:val="ListBullet"/>
+      </w:pPr>
+      <w:r>
+        <w:t>import math_agent_all: 3.2s → 1.4s（省 1.8s）</w:t>
+      </w:r>
+    </w:p>
+    <w:p>
+      <w:pPr>
+        <w:pStyle w:val="ListBullet"/>
+      </w:pPr>
+      <w:r>
+        <w:t>完整启动到 HTTP 200: 8.2s → 4.7s（提速 43%）</w:t>
+      </w:r>
+    </w:p>
+    <w:p>
+      <w:pPr>
+        <w:pStyle w:val="Heading3"/>
+      </w:pPr>
+      <w:r>
+        <w:t>顺带修复：功能1 函数图像（原有 bug）</w:t>
+      </w:r>
+    </w:p>
+    <w:p>
+      <w:pPr>
+        <w:pStyle w:val="ListBullet"/>
+      </w:pPr>
+      <w:r>
+        <w:t>sympy.lambdify(x, expr, "matplotlib") 本就不支持 "matplotlib" 字符串（始终 NameError）→ 改用 "numpy"</w:t>
+      </w:r>
+    </w:p>
+    <w:p>
+      <w:pPr>
+        <w:pStyle w:val="ListBullet"/>
+      </w:pPr>
+      <w:r>
+        <w:t>np.linspace(x_range, x_range, 500) 传元组错误 → 改为 x_range[0], x_range[1]</w:t>
+      </w:r>
+    </w:p>
+    <w:p>
+      <w:pPr>
+        <w:pStyle w:val="ListBullet"/>
+      </w:pPr>
+      <w:r>
+        <w:t>效果：plot_function 真正可用（x²、sin(x) 实测出图成功），此前功能1的图像功能实际是坏的</w:t>
+      </w:r>
+    </w:p>
+    <w:p>
+      <w:pPr>
+        <w:pStyle w:val="Heading3"/>
+      </w:pPr>
+      <w:r>
+        <w:t>回归验证</w:t>
+      </w:r>
+    </w:p>
+    <w:p>
+      <w:pPr>
+        <w:pStyle w:val="ListBullet"/>
+      </w:pPr>
+      <w:r>
+        <w:t>模型路由 resolve_model / get_llm_for_choice（math/auto→math）正常，llm_math 延迟创建正常</w:t>
+      </w:r>
+    </w:p>
+    <w:p>
+      <w:pPr>
+        <w:pStyle w:val="ListBullet"/>
+      </w:pPr>
+      <w:r>
+        <w:t>build_rag_vector_db（chroma 延迟导入）正常</w:t>
+      </w:r>
+    </w:p>
+    <w:p>
+      <w:pPr>
+        <w:pStyle w:val="ListBullet"/>
+      </w:pPr>
+      <w:r>
+        <w:t>plot_function 出图正常</w:t>
+      </w:r>
+    </w:p>
+    <w:p>
+      <w:pPr>
+        <w:pStyle w:val="ListBullet"/>
+      </w:pPr>
+      <w:r>
+        <w:t>网页版 6 功能选项卡渲染正常</w:t>
       </w:r>
     </w:p>
     <w:sectPr>

--- a/开发历程记录.docx
+++ b/开发历程记录.docx
@@ -5744,6 +5744,208 @@
       </w:pPr>
       <w:r>
         <w:t>网页版 6 功能选项卡渲染正常</w:t>
+      </w:r>
+    </w:p>
+    <w:p>
+      <w:r>
+        <w:t>――――――――――――――――――――</w:t>
+      </w:r>
+    </w:p>
+    <w:p>
+      <w:pPr>
+        <w:pStyle w:val="Heading2"/>
+      </w:pPr>
+      <w:r>
+        <w:t>十七、新增功能⑦：题目档案 · 命题人变式</w:t>
+      </w:r>
+    </w:p>
+    <w:p>
+      <w:pPr>
+        <w:pStyle w:val="Heading3"/>
+      </w:pPr>
+      <w:r>
+        <w:t>需求</w:t>
+      </w:r>
+    </w:p>
+    <w:p>
+      <w:r>
+        <w:t>用户希望把"做一道题"升级为"研究一个题型的生成机制"，增加两个能力：</w:t>
+      </w:r>
+    </w:p>
+    <w:p>
+      <w:pPr>
+        <w:pStyle w:val="ListNumber"/>
+      </w:pPr>
+      <w:r>
+        <w:t xml:space="preserve">1. </w:t>
+      </w:r>
+      <w:r>
+        <w:rPr>
+          <w:b/>
+        </w:rPr>
+        <w:t>题目档案</w:t>
+      </w:r>
+      <w:r>
+        <w:t>：每道题输出 11 字段结构化档案（原题→考查知识点→教材原型→解题入口→标准解法→第二解法→关键转折点→易错点→题型识别→可迁移方法→变式方向）</w:t>
+      </w:r>
+    </w:p>
+    <w:p>
+      <w:pPr>
+        <w:pStyle w:val="ListNumber"/>
+      </w:pPr>
+      <w:r>
+        <w:t xml:space="preserve">2. </w:t>
+      </w:r>
+      <w:r>
+        <w:rPr>
+          <w:b/>
+        </w:rPr>
+        <w:t>命题人视角改造</w:t>
+      </w:r>
+      <w:r>
+        <w:t>：以命题人视角拆解"命题基因"→生成 4 个完整变式（改参数位置/改问题目标/改条件约束/数值特例化）→还原题型生成机制链条→备考启示</w:t>
+      </w:r>
+    </w:p>
+    <w:p>
+      <w:pPr>
+        <w:pStyle w:val="Heading3"/>
+      </w:pPr>
+      <w:r>
+        <w:t>实现（math_agent_all.py + math_agent_web.py）</w:t>
+      </w:r>
+    </w:p>
+    <w:p>
+      <w:pPr>
+        <w:pStyle w:val="ListBullet"/>
+      </w:pPr>
+      <w:r>
+        <w:t xml:space="preserve">新增 </w:t>
+      </w:r>
+      <w:r>
+        <w:rPr>
+          <w:rFonts w:ascii="Consolas" w:hAnsi="Consolas"/>
+          <w:sz w:val="20"/>
+        </w:rPr>
+        <w:t>QUESTION_ARCHIVE_PROMPT</w:t>
+      </w:r>
+      <w:r>
+        <w:t xml:space="preserve">（11字段模板，含"禁略"硬红线与Unicode符号规则）与 </w:t>
+      </w:r>
+      <w:r>
+        <w:rPr>
+          <w:rFonts w:ascii="Consolas" w:hAnsi="Consolas"/>
+          <w:sz w:val="20"/>
+        </w:rPr>
+        <w:t>PROPOSER_VARIANT_PROMPT</w:t>
+      </w:r>
+      <w:r>
+        <w:t>（命题人四部件变式模板）</w:t>
+      </w:r>
+    </w:p>
+    <w:p>
+      <w:pPr>
+        <w:pStyle w:val="ListBullet"/>
+      </w:pPr>
+      <w:r>
+        <w:t xml:space="preserve">新增 </w:t>
+      </w:r>
+      <w:r>
+        <w:rPr>
+          <w:rFonts w:ascii="Consolas" w:hAnsi="Consolas"/>
+          <w:sz w:val="20"/>
+        </w:rPr>
+        <w:t>generate_question_archive()</w:t>
+      </w:r>
+      <w:r>
+        <w:t xml:space="preserve"> / </w:t>
+      </w:r>
+      <w:r>
+        <w:rPr>
+          <w:rFonts w:ascii="Consolas" w:hAnsi="Consolas"/>
+          <w:sz w:val="20"/>
+        </w:rPr>
+        <w:t>generate_proposer_variants()</w:t>
+      </w:r>
+      <w:r>
+        <w:t xml:space="preserve"> / </w:t>
+      </w:r>
+      <w:r>
+        <w:rPr>
+          <w:rFonts w:ascii="Consolas" w:hAnsi="Consolas"/>
+          <w:sz w:val="20"/>
+        </w:rPr>
+        <w:t>archive_and_variants()</w:t>
+      </w:r>
+      <w:r>
+        <w:t xml:space="preserve"> 三个函数，统一走云端数学模型（DeepSeek-V3，质量优先），带过短重试与API用量记录</w:t>
+      </w:r>
+    </w:p>
+    <w:p>
+      <w:pPr>
+        <w:pStyle w:val="ListBullet"/>
+      </w:pPr>
+      <w:r>
+        <w:t xml:space="preserve">网页版新增「⑦ 题目档案·命题人变式」Tab：单题输入 + 模型下拉 + 三个按钮（档案/变式/档案+变式），组合模式自动导出 Word 到 </w:t>
+      </w:r>
+      <w:r>
+        <w:rPr>
+          <w:rFonts w:ascii="Consolas" w:hAnsi="Consolas"/>
+          <w:sz w:val="20"/>
+        </w:rPr>
+        <w:t>output_research/题目档案/</w:t>
+      </w:r>
+    </w:p>
+    <w:p>
+      <w:pPr>
+        <w:pStyle w:val="Heading3"/>
+      </w:pPr>
+      <w:r>
+        <w:t>真实调用验证（用户 SiliconFlow key）</w:t>
+      </w:r>
+    </w:p>
+    <w:p>
+      <w:pPr>
+        <w:pStyle w:val="ListBullet"/>
+      </w:pPr>
+      <w:r>
+        <w:t>测题：已知函数 f(x)=x³-3x²+ax，讨论单调性与极值</w:t>
+      </w:r>
+    </w:p>
+    <w:p>
+      <w:pPr>
+        <w:pStyle w:val="ListBullet"/>
+      </w:pPr>
+      <w:r>
+        <w:t>题目档案：11 字段完整，标准解法分类讨论（Δ=36-12a）完整可检验，第二解法为配方法</w:t>
+      </w:r>
+    </w:p>
+    <w:p>
+      <w:pPr>
+        <w:pStyle w:val="ListBullet"/>
+      </w:pPr>
+      <w:r>
+        <w:t>命题人变式：命题基因拆解 5 部件×2 改法；4 个完整变式（含 ln(x+1) 版、区间单调递增求 a、闭区间最小值求 a、数值特例化），每个含完整题面+命题意图</w:t>
+      </w:r>
+    </w:p>
+    <w:p>
+      <w:pPr>
+        <w:pStyle w:val="ListBullet"/>
+      </w:pPr>
+      <w:r>
+        <w:t>网页版 7 个功能 Tab 渲染正常（功能⑦位于 More tabs 菜单内）</w:t>
+      </w:r>
+    </w:p>
+    <w:p>
+      <w:pPr>
+        <w:pStyle w:val="Heading3"/>
+      </w:pPr>
+      <w:r>
+        <w:t>使用方式</w:t>
+      </w:r>
+    </w:p>
+    <w:p>
+      <w:r>
+        <w:t>网页版 → 「⑦ 题目档案·命题人变式」→ 粘贴完整题面 → 推荐「③ 档案+变式」一次生成并导出 Word</w:t>
       </w:r>
     </w:p>
     <w:sectPr>

--- a/开发历程记录.docx
+++ b/开发历程记录.docx
@@ -5946,6 +5946,2186 @@
     <w:p>
       <w:r>
         <w:t>网页版 → 「⑦ 题目档案·命题人变式」→ 粘贴完整题面 → 推荐「③ 档案+变式」一次生成并导出 Word</w:t>
+      </w:r>
+    </w:p>
+    <w:p>
+      <w:r>
+        <w:t>――――――――――――――――――――</w:t>
+      </w:r>
+    </w:p>
+    <w:p>
+      <w:pPr>
+        <w:pStyle w:val="Heading2"/>
+      </w:pPr>
+      <w:r>
+        <w:t>十八、切换 DeepSeek 官方 API 后的系统性排障（2026-10-27）</w:t>
+      </w:r>
+    </w:p>
+    <w:p>
+      <w:pPr>
+        <w:pStyle w:val="Heading3"/>
+      </w:pPr>
+      <w:r>
+        <w:t>背景</w:t>
+      </w:r>
+    </w:p>
+    <w:p>
+      <w:r>
+        <w:t xml:space="preserve">数学模型从硅基流动切到 </w:t>
+      </w:r>
+      <w:r>
+        <w:rPr>
+          <w:b/>
+        </w:rPr>
+        <w:t>DeepSeek 官方 API</w:t>
+      </w:r>
+      <w:r>
+        <w:t>（</w:t>
+      </w:r>
+      <w:r>
+        <w:rPr>
+          <w:rFonts w:ascii="Consolas" w:hAnsi="Consolas"/>
+          <w:sz w:val="20"/>
+        </w:rPr>
+        <w:t>MATH_PROVIDER=deepseek</w:t>
+      </w:r>
+      <w:r>
+        <w:t>、</w:t>
+      </w:r>
+      <w:r>
+        <w:rPr>
+          <w:rFonts w:ascii="Consolas" w:hAnsi="Consolas"/>
+          <w:sz w:val="20"/>
+        </w:rPr>
+        <w:t>MATH_MODEL=deepseek-v4-pro</w:t>
+      </w:r>
+      <w:r>
+        <w:t>），</w:t>
+      </w:r>
+    </w:p>
+    <w:p>
+      <w:r>
+        <w:t>推理仍走本地 Ollama（</w:t>
+      </w:r>
+      <w:r>
+        <w:rPr>
+          <w:rFonts w:ascii="Consolas" w:hAnsi="Consolas"/>
+          <w:sz w:val="20"/>
+        </w:rPr>
+        <w:t>deepseek-r1:14b</w:t>
+      </w:r>
+      <w:r>
+        <w:t xml:space="preserve"> + </w:t>
+      </w:r>
+      <w:r>
+        <w:rPr>
+          <w:rFonts w:ascii="Consolas" w:hAnsi="Consolas"/>
+          <w:sz w:val="20"/>
+        </w:rPr>
+        <w:t>qwen2.5:7b</w:t>
+      </w:r>
+      <w:r>
+        <w:t>），机器为 RTX 4070 12GB。</w:t>
+      </w:r>
+    </w:p>
+    <w:p>
+      <w:r>
+        <w:t>用户反馈：网页版"选模型没反应、大题卡很久最后报错"。</w:t>
+      </w:r>
+    </w:p>
+    <w:p>
+      <w:r>
+        <w:t>本轮按"实测复现 → 定位根因 → 修复 → 回归验证"的顺序处理，共发现 7 个问题，其中 2 个 P0。</w:t>
+      </w:r>
+    </w:p>
+    <w:p>
+      <w:pPr>
+        <w:pStyle w:val="Heading3"/>
+      </w:pPr>
+      <w:r>
+        <w:t>问题① 解题图死循环，凡需调计算器的题必失败（P0）</w:t>
+      </w:r>
+    </w:p>
+    <w:p>
+      <w:r>
+        <w:rPr>
+          <w:b/>
+        </w:rPr>
+        <w:t>现象</w:t>
+      </w:r>
+      <w:r>
+        <w:t>：单题交互抛出</w:t>
+      </w:r>
+    </w:p>
+    <w:p>
+      <w:r>
+        <w:rPr>
+          <w:rFonts w:ascii="Consolas" w:hAnsi="Consolas"/>
+          <w:sz w:val="20"/>
+        </w:rPr>
+        <w:t>GraphRecursionError: Recursion limit of 10 reached without hitting a stop condition</w:t>
+      </w:r>
+      <w:r>
+        <w:t>。</w:t>
+      </w:r>
+    </w:p>
+    <w:p>
+      <w:r>
+        <w:t xml:space="preserve">把 </w:t>
+      </w:r>
+      <w:r>
+        <w:rPr>
+          <w:rFonts w:ascii="Consolas" w:hAnsi="Consolas"/>
+          <w:sz w:val="20"/>
+        </w:rPr>
+        <w:t>recursion_limit</w:t>
+      </w:r>
+      <w:r>
+        <w:t xml:space="preserve"> 调到 60 仍然触发，日志里能看到模型把同一批 sympy 计算重复算了三十多轮。</w:t>
+      </w:r>
+    </w:p>
+    <w:p>
+      <w:r>
+        <w:rPr>
+          <w:b/>
+        </w:rPr>
+        <w:t>根因</w:t>
+      </w:r>
+      <w:r>
+        <w:t>：</w:t>
+      </w:r>
+      <w:r>
+        <w:rPr>
+          <w:rFonts w:ascii="Consolas" w:hAnsi="Consolas"/>
+          <w:sz w:val="20"/>
+        </w:rPr>
+        <w:t>solve_agent</w:t>
+      </w:r>
+      <w:r>
+        <w:t xml:space="preserve"> 每轮都重建 </w:t>
+      </w:r>
+      <w:r>
+        <w:rPr>
+          <w:rFonts w:ascii="Consolas" w:hAnsi="Consolas"/>
+          <w:sz w:val="20"/>
+        </w:rPr>
+        <w:t>messages</w:t>
+      </w:r>
+      <w:r>
+        <w:t>（只放"系统提示 + 当前题"），</w:t>
+      </w:r>
+    </w:p>
+    <w:p>
+      <w:r>
+        <w:rPr>
+          <w:b/>
+        </w:rPr>
+        <w:t>没有把上一轮 ToolNode 返回的工具结果回灌给模型</w:t>
+      </w:r>
+      <w:r>
+        <w:t>。模型看不到自己刚算出的数值，</w:t>
+      </w:r>
+    </w:p>
+    <w:p>
+      <w:r>
+        <w:t>只看到"必须调计算器"的硬性规则，于是无限重复调用同一个工具；</w:t>
+      </w:r>
+      <w:r>
+        <w:rPr>
+          <w:rFonts w:ascii="Consolas" w:hAnsi="Consolas"/>
+          <w:sz w:val="20"/>
+        </w:rPr>
+        <w:t>recursion_limit=10</w:t>
+      </w:r>
+    </w:p>
+    <w:p>
+      <w:r>
+        <w:t>（1 次拆题 + 2 步/轮）只能撑 4 轮，必然崩。</w:t>
+      </w:r>
+    </w:p>
+    <w:p>
+      <w:r>
+        <w:rPr>
+          <w:b/>
+        </w:rPr>
+        <w:t>修复</w:t>
+      </w:r>
+      <w:r>
+        <w:t>（</w:t>
+      </w:r>
+      <w:r>
+        <w:rPr>
+          <w:rFonts w:ascii="Consolas" w:hAnsi="Consolas"/>
+          <w:sz w:val="20"/>
+        </w:rPr>
+        <w:t>math_agent_all.py</w:t>
+      </w:r>
+      <w:r>
+        <w:t>）：</w:t>
+      </w:r>
+    </w:p>
+    <w:p>
+      <w:pPr>
+        <w:pStyle w:val="ListBullet"/>
+      </w:pPr>
+      <w:r>
+        <w:t xml:space="preserve">新增 </w:t>
+      </w:r>
+      <w:r>
+        <w:rPr>
+          <w:rFonts w:ascii="Consolas" w:hAnsi="Consolas"/>
+          <w:sz w:val="20"/>
+        </w:rPr>
+        <w:t>_current_turn_tool_history()</w:t>
+      </w:r>
+      <w:r>
+        <w:t>：提取"最后一轮提问之后"的 AI/工具消息，回灌给模型</w:t>
+      </w:r>
+    </w:p>
+    <w:p>
+      <w:pPr>
+        <w:pStyle w:val="ListBullet"/>
+      </w:pPr>
+      <w:r>
+        <w:t xml:space="preserve">新增工具轮次预算 </w:t>
+      </w:r>
+      <w:r>
+        <w:rPr>
+          <w:rFonts w:ascii="Consolas" w:hAnsi="Consolas"/>
+          <w:sz w:val="20"/>
+        </w:rPr>
+        <w:t>MAX_TOOL_ROUNDS</w:t>
+      </w:r>
+      <w:r>
+        <w:t>（默认 3）：达到上限后</w:t>
+      </w:r>
+      <w:r>
+        <w:rPr>
+          <w:b/>
+        </w:rPr>
+        <w:t>摘掉工具</w:t>
+      </w:r>
+      <w:r>
+        <w:t>（改用未绑定工具的模型）</w:t>
+      </w:r>
+    </w:p>
+    <w:p>
+      <w:r>
+        <w:t>并注入"工具预算已用尽，直接给最终答案"的系统提示，从机制上保证图一定收敛</w:t>
+      </w:r>
+    </w:p>
+    <w:p>
+      <w:pPr>
+        <w:pStyle w:val="ListBullet"/>
+      </w:pPr>
+      <w:r>
+        <w:rPr>
+          <w:rFonts w:ascii="Consolas" w:hAnsi="Consolas"/>
+          <w:sz w:val="20"/>
+        </w:rPr>
+        <w:t>RECURSION_LIMIT</w:t>
+      </w:r>
+      <w:r>
+        <w:t xml:space="preserve"> 默认 30，替换网页版/批量/命令行里三处写死的 </w:t>
+      </w:r>
+      <w:r>
+        <w:rPr>
+          <w:rFonts w:ascii="Consolas" w:hAnsi="Consolas"/>
+          <w:sz w:val="20"/>
+        </w:rPr>
+        <w:t>10</w:t>
+      </w:r>
+    </w:p>
+    <w:p>
+      <w:pPr>
+        <w:pStyle w:val="ListBullet"/>
+      </w:pPr>
+      <w:r>
+        <w:t>系统提示加一条"同一批计算合并到一次调用，禁止重复验算"</w:t>
+      </w:r>
+    </w:p>
+    <w:p>
+      <w:r>
+        <w:rPr>
+          <w:b/>
+        </w:rPr>
+        <w:t>验证</w:t>
+      </w:r>
+      <w:r>
+        <w:t>：同一道题从"必崩"变为 43~64 秒正常出完整答案。</w:t>
+      </w:r>
+    </w:p>
+    <w:p>
+      <w:pPr>
+        <w:pStyle w:val="Heading3"/>
+      </w:pPr>
+      <w:r>
+        <w:t>问题② 模型下拉框完全失效，永远走 auto（P0）</w:t>
+      </w:r>
+    </w:p>
+    <w:p>
+      <w:r>
+        <w:rPr>
+          <w:b/>
+        </w:rPr>
+        <w:t>现象</w:t>
+      </w:r>
+      <w:r>
+        <w:t xml:space="preserve">：网页上选"DeepSeek-R1 推理"或"数学模型"，输出标签始终是 </w:t>
+      </w:r>
+      <w:r>
+        <w:rPr>
+          <w:rFonts w:ascii="Consolas" w:hAnsi="Consolas"/>
+          <w:sz w:val="20"/>
+        </w:rPr>
+        <w:t>数学模型（…·自动）</w:t>
+      </w:r>
+      <w:r>
+        <w:t>，</w:t>
+      </w:r>
+    </w:p>
+    <w:p>
+      <w:r>
+        <w:t>耗时也始终是云端 API 的速度。</w:t>
+      </w:r>
+    </w:p>
+    <w:p>
+      <w:r>
+        <w:rPr>
+          <w:b/>
+        </w:rPr>
+        <w:t>根因</w:t>
+      </w:r>
+      <w:r>
+        <w:t>：LangGraph 1.x 会</w:t>
+      </w:r>
+      <w:r>
+        <w:rPr>
+          <w:b/>
+        </w:rPr>
+        <w:t>按节点函数的参数注解过滤传入的 state</w:t>
+      </w:r>
+      <w:r>
+        <w:t>。</w:t>
+      </w:r>
+    </w:p>
+    <w:p>
+      <w:r>
+        <w:rPr>
+          <w:rFonts w:ascii="Consolas" w:hAnsi="Consolas"/>
+          <w:sz w:val="20"/>
+        </w:rPr>
+        <w:t>SolveState</w:t>
+      </w:r>
+      <w:r>
+        <w:t xml:space="preserve"> 里虽然定义了 </w:t>
+      </w:r>
+      <w:r>
+        <w:rPr>
+          <w:rFonts w:ascii="Consolas" w:hAnsi="Consolas"/>
+          <w:sz w:val="20"/>
+        </w:rPr>
+        <w:t>model_choice</w:t>
+      </w:r>
+      <w:r>
+        <w:t xml:space="preserve">，但各节点签名为 </w:t>
+      </w:r>
+      <w:r>
+        <w:rPr>
+          <w:rFonts w:ascii="Consolas" w:hAnsi="Consolas"/>
+          <w:sz w:val="20"/>
+        </w:rPr>
+        <w:t>def solve_agent(state: MessagesState)</w:t>
+      </w:r>
+      <w:r>
+        <w:t>，</w:t>
+      </w:r>
+    </w:p>
+    <w:p>
+      <w:r>
+        <w:t xml:space="preserve">于是节点只能拿到 </w:t>
+      </w:r>
+      <w:r>
+        <w:rPr>
+          <w:rFonts w:ascii="Consolas" w:hAnsi="Consolas"/>
+          <w:sz w:val="20"/>
+        </w:rPr>
+        <w:t>messages</w:t>
+      </w:r>
+      <w:r>
+        <w:t xml:space="preserve"> 一个字段，</w:t>
+      </w:r>
+      <w:r>
+        <w:rPr>
+          <w:rFonts w:ascii="Consolas" w:hAnsi="Consolas"/>
+          <w:sz w:val="20"/>
+        </w:rPr>
+        <w:t>state.get("model_choice", "auto")</w:t>
+      </w:r>
+      <w:r>
+        <w:t xml:space="preserve"> 永远返回默认值 </w:t>
+      </w:r>
+      <w:r>
+        <w:rPr>
+          <w:rFonts w:ascii="Consolas" w:hAnsi="Consolas"/>
+          <w:sz w:val="20"/>
+        </w:rPr>
+        <w:t>"auto"</w:t>
+      </w:r>
+      <w:r>
+        <w:t>。</w:t>
+      </w:r>
+    </w:p>
+    <w:p>
+      <w:r>
+        <w:rPr>
+          <w:b/>
+        </w:rPr>
+        <w:t>验证方式</w:t>
+      </w:r>
+      <w:r>
+        <w:t xml:space="preserve">：写探针包住 </w:t>
+      </w:r>
+      <w:r>
+        <w:rPr>
+          <w:rFonts w:ascii="Consolas" w:hAnsi="Consolas"/>
+          <w:sz w:val="20"/>
+        </w:rPr>
+        <w:t>resolve_model</w:t>
+      </w:r>
+      <w:r>
+        <w:t xml:space="preserve"> 打印入参，输入 </w:t>
+      </w:r>
+      <w:r>
+        <w:rPr>
+          <w:rFonts w:ascii="Consolas" w:hAnsi="Consolas"/>
+          <w:sz w:val="20"/>
+        </w:rPr>
+        <w:t>reasoning</w:t>
+      </w:r>
+      <w:r>
+        <w:t xml:space="preserve"> 时实际收到 </w:t>
+      </w:r>
+      <w:r>
+        <w:rPr>
+          <w:rFonts w:ascii="Consolas" w:hAnsi="Consolas"/>
+          <w:sz w:val="20"/>
+        </w:rPr>
+        <w:t>'auto'</w:t>
+      </w:r>
+      <w:r>
+        <w:t>；</w:t>
+      </w:r>
+    </w:p>
+    <w:p>
+      <w:r>
+        <w:t xml:space="preserve">再用最小复现图确认——同一张图里，注解 </w:t>
+      </w:r>
+      <w:r>
+        <w:rPr>
+          <w:rFonts w:ascii="Consolas" w:hAnsi="Consolas"/>
+          <w:sz w:val="20"/>
+        </w:rPr>
+        <w:t>MessagesState</w:t>
+      </w:r>
+      <w:r>
+        <w:t xml:space="preserve"> 的节点只看到 </w:t>
+      </w:r>
+      <w:r>
+        <w:rPr>
+          <w:rFonts w:ascii="Consolas" w:hAnsi="Consolas"/>
+          <w:sz w:val="20"/>
+        </w:rPr>
+        <w:t>['messages']</w:t>
+      </w:r>
+      <w:r>
+        <w:t>，</w:t>
+      </w:r>
+    </w:p>
+    <w:p>
+      <w:r>
+        <w:t xml:space="preserve">不写注解的节点能看到 </w:t>
+      </w:r>
+      <w:r>
+        <w:rPr>
+          <w:rFonts w:ascii="Consolas" w:hAnsi="Consolas"/>
+          <w:sz w:val="20"/>
+        </w:rPr>
+        <w:t>['messages', 'model_choice']</w:t>
+      </w:r>
+      <w:r>
+        <w:t>。</w:t>
+      </w:r>
+    </w:p>
+    <w:p>
+      <w:r>
+        <w:rPr>
+          <w:b/>
+        </w:rPr>
+        <w:t>修复</w:t>
+      </w:r>
+      <w:r>
+        <w:t>：</w:t>
+      </w:r>
+      <w:r>
+        <w:rPr>
+          <w:rFonts w:ascii="Consolas" w:hAnsi="Consolas"/>
+          <w:sz w:val="20"/>
+        </w:rPr>
+        <w:t>decompose_problem</w:t>
+      </w:r>
+      <w:r>
+        <w:t xml:space="preserve"> / </w:t>
+      </w:r>
+      <w:r>
+        <w:rPr>
+          <w:rFonts w:ascii="Consolas" w:hAnsi="Consolas"/>
+          <w:sz w:val="20"/>
+        </w:rPr>
+        <w:t>solve_agent</w:t>
+      </w:r>
+      <w:r>
+        <w:t xml:space="preserve"> / </w:t>
+      </w:r>
+      <w:r>
+        <w:rPr>
+          <w:rFonts w:ascii="Consolas" w:hAnsi="Consolas"/>
+          <w:sz w:val="20"/>
+        </w:rPr>
+        <w:t>checker_agent</w:t>
+      </w:r>
+      <w:r>
+        <w:t xml:space="preserve"> / </w:t>
+      </w:r>
+      <w:r>
+        <w:rPr>
+          <w:rFonts w:ascii="Consolas" w:hAnsi="Consolas"/>
+          <w:sz w:val="20"/>
+        </w:rPr>
+        <w:t>should_continue</w:t>
+      </w:r>
+    </w:p>
+    <w:p>
+      <w:r>
+        <w:t xml:space="preserve">四个节点统一改标注 </w:t>
+      </w:r>
+      <w:r>
+        <w:rPr>
+          <w:rFonts w:ascii="Consolas" w:hAnsi="Consolas"/>
+          <w:sz w:val="20"/>
+        </w:rPr>
+        <w:t>SolveState</w:t>
+      </w:r>
+      <w:r>
+        <w:t>。</w:t>
+      </w:r>
+    </w:p>
+    <w:p>
+      <w:r>
+        <w:rPr>
+          <w:b/>
+        </w:rPr>
+        <w:t>验证</w:t>
+      </w:r>
+      <w:r>
+        <w:t xml:space="preserve">：探针显示收到 </w:t>
+      </w:r>
+      <w:r>
+        <w:rPr>
+          <w:rFonts w:ascii="Consolas" w:hAnsi="Consolas"/>
+          <w:sz w:val="20"/>
+        </w:rPr>
+        <w:t>'reasoning'</w:t>
+      </w:r>
+      <w:r>
+        <w:t xml:space="preserve">，本地路径 </w:t>
+      </w:r>
+      <w:r>
+        <w:rPr>
+          <w:rFonts w:ascii="Consolas" w:hAnsi="Consolas"/>
+          <w:sz w:val="20"/>
+        </w:rPr>
+        <w:t>model_used=DeepSeek-R1（推理模型）</w:t>
+      </w:r>
+      <w:r>
+        <w:t>，</w:t>
+      </w:r>
+    </w:p>
+    <w:p>
+      <w:r>
+        <w:t xml:space="preserve">云端路径为 </w:t>
+      </w:r>
+      <w:r>
+        <w:rPr>
+          <w:rFonts w:ascii="Consolas" w:hAnsi="Consolas"/>
+          <w:sz w:val="20"/>
+        </w:rPr>
+        <w:t>数学模型（deepseek:deepseek-v4-pro）</w:t>
+      </w:r>
+      <w:r>
+        <w:t>，下拉框真正生效。</w:t>
+      </w:r>
+    </w:p>
+    <w:p>
+      <w:pPr>
+        <w:pStyle w:val="Heading3"/>
+      </w:pPr>
+      <w:r>
+        <w:t>问题③ 本地模型上下文被静默截断（P1）</w:t>
+      </w:r>
+    </w:p>
+    <w:p>
+      <w:r>
+        <w:rPr>
+          <w:b/>
+        </w:rPr>
+        <w:t>现象</w:t>
+      </w:r>
+      <w:r>
+        <w:t>：长题、或带知识库/ Wiki 检索结果时，模型"漏条件、答非所问"。</w:t>
+      </w:r>
+    </w:p>
+    <w:p>
+      <w:r>
+        <w:rPr>
+          <w:b/>
+        </w:rPr>
+        <w:t>根因</w:t>
+      </w:r>
+      <w:r>
+        <w:t>：</w:t>
+      </w:r>
+      <w:r>
+        <w:rPr>
+          <w:rFonts w:ascii="Consolas" w:hAnsi="Consolas"/>
+          <w:sz w:val="20"/>
+        </w:rPr>
+        <w:t>ChatOllama</w:t>
+      </w:r>
+      <w:r>
+        <w:t xml:space="preserve"> 未设 </w:t>
+      </w:r>
+      <w:r>
+        <w:rPr>
+          <w:rFonts w:ascii="Consolas" w:hAnsi="Consolas"/>
+          <w:sz w:val="20"/>
+        </w:rPr>
+        <w:t>num_ctx</w:t>
+      </w:r>
+      <w:r>
+        <w:t xml:space="preserve">，Ollama 服务端默认只给 </w:t>
+      </w:r>
+      <w:r>
+        <w:rPr>
+          <w:b/>
+        </w:rPr>
+        <w:t>4096</w:t>
+      </w:r>
+      <w:r>
+        <w:t xml:space="preserve"> 上下文</w:t>
+      </w:r>
+    </w:p>
+    <w:p>
+      <w:r>
+        <w:t>（</w:t>
+      </w:r>
+      <w:r>
+        <w:rPr>
+          <w:rFonts w:ascii="Consolas" w:hAnsi="Consolas"/>
+          <w:sz w:val="20"/>
+        </w:rPr>
+        <w:t>ollama ps</w:t>
+      </w:r>
+      <w:r>
+        <w:t xml:space="preserve"> 可见 </w:t>
+      </w:r>
+      <w:r>
+        <w:rPr>
+          <w:rFonts w:ascii="Consolas" w:hAnsi="Consolas"/>
+          <w:sz w:val="20"/>
+        </w:rPr>
+        <w:t>CONTEXT 4096</w:t>
+      </w:r>
+      <w:r>
+        <w:t>），提示词超出部分被直接丢弃且不报错。</w:t>
+      </w:r>
+    </w:p>
+    <w:p>
+      <w:r>
+        <w:rPr>
+          <w:b/>
+        </w:rPr>
+        <w:t>修复</w:t>
+      </w:r>
+      <w:r>
+        <w:t>：</w:t>
+      </w:r>
+      <w:r>
+        <w:rPr>
+          <w:rFonts w:ascii="Consolas" w:hAnsi="Consolas"/>
+          <w:sz w:val="20"/>
+        </w:rPr>
+        <w:t>num_ctx</w:t>
+      </w:r>
+      <w:r>
+        <w:t xml:space="preserve"> 走 </w:t>
+      </w:r>
+      <w:r>
+        <w:rPr>
+          <w:rFonts w:ascii="Consolas" w:hAnsi="Consolas"/>
+          <w:sz w:val="20"/>
+        </w:rPr>
+        <w:t>.env</w:t>
+      </w:r>
+      <w:r>
+        <w:t xml:space="preserve"> 的 </w:t>
+      </w:r>
+      <w:r>
+        <w:rPr>
+          <w:rFonts w:ascii="Consolas" w:hAnsi="Consolas"/>
+          <w:sz w:val="20"/>
+        </w:rPr>
+        <w:t>NUM_CTX</w:t>
+      </w:r>
+      <w:r>
+        <w:t>（默认 8192），快速模型封顶 4096。</w:t>
+      </w:r>
+    </w:p>
+    <w:p>
+      <w:r>
+        <w:rPr>
+          <w:b/>
+        </w:rPr>
+        <w:t>验证</w:t>
+      </w:r>
+      <w:r>
+        <w:t>：</w:t>
+      </w:r>
+      <w:r>
+        <w:rPr>
+          <w:rFonts w:ascii="Consolas" w:hAnsi="Consolas"/>
+          <w:sz w:val="20"/>
+        </w:rPr>
+        <w:t>ollama ps</w:t>
+      </w:r>
+      <w:r>
+        <w:t xml:space="preserve"> 显示 </w:t>
+      </w:r>
+      <w:r>
+        <w:rPr>
+          <w:rFonts w:ascii="Consolas" w:hAnsi="Consolas"/>
+          <w:sz w:val="20"/>
+        </w:rPr>
+        <w:t>CONTEXT 8192</w:t>
+      </w:r>
+      <w:r>
+        <w:t>、</w:t>
+      </w:r>
+      <w:r>
+        <w:rPr>
+          <w:rFonts w:ascii="Consolas" w:hAnsi="Consolas"/>
+          <w:sz w:val="20"/>
+        </w:rPr>
+        <w:t>100% GPU</w:t>
+      </w:r>
+      <w:r>
+        <w:t>、占用 10GB，仍在 12GB 显存内。</w:t>
+      </w:r>
+    </w:p>
+    <w:p>
+      <w:pPr>
+        <w:pStyle w:val="Heading3"/>
+      </w:pPr>
+      <w:r>
+        <w:t>问题④ 拆题模型与主模型抢显存（P1）</w:t>
+      </w:r>
+    </w:p>
+    <w:p>
+      <w:r>
+        <w:rPr>
+          <w:b/>
+        </w:rPr>
+        <w:t>现象</w:t>
+      </w:r>
+      <w:r>
+        <w:t>：大题首轮特别慢，</w:t>
+      </w:r>
+      <w:r>
+        <w:rPr>
+          <w:rFonts w:ascii="Consolas" w:hAnsi="Consolas"/>
+          <w:sz w:val="20"/>
+        </w:rPr>
+        <w:t>ollama ps</w:t>
+      </w:r>
+      <w:r>
+        <w:t xml:space="preserve"> 里模型反复装卸。</w:t>
+      </w:r>
+    </w:p>
+    <w:p>
+      <w:r>
+        <w:rPr>
+          <w:b/>
+        </w:rPr>
+        <w:t>根因</w:t>
+      </w:r>
+      <w:r>
+        <w:t xml:space="preserve">：拆题用 </w:t>
+      </w:r>
+      <w:r>
+        <w:rPr>
+          <w:rFonts w:ascii="Consolas" w:hAnsi="Consolas"/>
+          <w:sz w:val="20"/>
+        </w:rPr>
+        <w:t>qwen2.5:7b</w:t>
+      </w:r>
+      <w:r>
+        <w:t xml:space="preserve">（4.7GB），主模型 </w:t>
+      </w:r>
+      <w:r>
+        <w:rPr>
+          <w:rFonts w:ascii="Consolas" w:hAnsi="Consolas"/>
+          <w:sz w:val="20"/>
+        </w:rPr>
+        <w:t>deepseek-r1:14b</w:t>
+      </w:r>
+      <w:r>
+        <w:t>（9.5GB），</w:t>
+      </w:r>
+    </w:p>
+    <w:p>
+      <w:r>
+        <w:t>两者同时驻留需 14.2GB，超过 12GB 显存，Ollama 只能反复换入换出。</w:t>
+      </w:r>
+    </w:p>
+    <w:p>
+      <w:r>
+        <w:rPr>
+          <w:b/>
+        </w:rPr>
+        <w:t>修复</w:t>
+      </w:r>
+      <w:r>
+        <w:t>：</w:t>
+      </w:r>
+      <w:r>
+        <w:rPr>
+          <w:rFonts w:ascii="Consolas" w:hAnsi="Consolas"/>
+          <w:sz w:val="20"/>
+        </w:rPr>
+        <w:t>decompose_problem</w:t>
+      </w:r>
+      <w:r>
+        <w:t xml:space="preserve"> 增加前置判断——当本次会走</w:t>
+      </w:r>
+      <w:r>
+        <w:rPr>
+          <w:b/>
+        </w:rPr>
+        <w:t>云端数学模型</w:t>
+      </w:r>
+      <w:r>
+        <w:t>时直接跳过本地拆题</w:t>
+      </w:r>
+    </w:p>
+    <w:p>
+      <w:r>
+        <w:t>（拆解本就要消耗一次本地大模型调用，而云端模型自己就能分小问作答）。</w:t>
+      </w:r>
+    </w:p>
+    <w:p>
+      <w:r>
+        <w:rPr>
+          <w:b/>
+        </w:rPr>
+        <w:t>验证</w:t>
+      </w:r>
+      <w:r>
+        <w:t xml:space="preserve">：连续解题后 </w:t>
+      </w:r>
+      <w:r>
+        <w:rPr>
+          <w:rFonts w:ascii="Consolas" w:hAnsi="Consolas"/>
+          <w:sz w:val="20"/>
+        </w:rPr>
+        <w:t>ollama ps</w:t>
+      </w:r>
+      <w:r>
+        <w:t xml:space="preserve"> 只剩 </w:t>
+      </w:r>
+      <w:r>
+        <w:rPr>
+          <w:rFonts w:ascii="Consolas" w:hAnsi="Consolas"/>
+          <w:sz w:val="20"/>
+        </w:rPr>
+        <w:t>deepseek-r1:14b</w:t>
+      </w:r>
+      <w:r>
+        <w:t>，不再加载 7B。</w:t>
+      </w:r>
+    </w:p>
+    <w:p>
+      <w:pPr>
+        <w:pStyle w:val="Heading3"/>
+      </w:pPr>
+      <w:r>
+        <w:t>问题⑤ 云端费用统计失真（P2）</w:t>
+      </w:r>
+    </w:p>
+    <w:p>
+      <w:r>
+        <w:rPr>
+          <w:b/>
+        </w:rPr>
+        <w:t>现象</w:t>
+      </w:r>
+      <w:r>
+        <w:t>：切到 DeepSeek 后，余额面板里的"API 解题次数"不再增长；单题费用长期显示 ¥0.015。</w:t>
+      </w:r>
+    </w:p>
+    <w:p>
+      <w:r>
+        <w:rPr>
+          <w:b/>
+        </w:rPr>
+        <w:t>根因</w:t>
+      </w:r>
+      <w:r>
+        <w:t>：</w:t>
+      </w:r>
+    </w:p>
+    <w:p>
+      <w:pPr>
+        <w:pStyle w:val="ListNumber"/>
+      </w:pPr>
+      <w:r>
+        <w:t xml:space="preserve">1. </w:t>
+      </w:r>
+      <w:r>
+        <w:rPr>
+          <w:rFonts w:ascii="Consolas" w:hAnsi="Consolas"/>
+          <w:sz w:val="20"/>
+        </w:rPr>
+        <w:t>run_question</w:t>
+      </w:r>
+      <w:r>
+        <w:t xml:space="preserve"> 里用 </w:t>
+      </w:r>
+      <w:r>
+        <w:rPr>
+          <w:rFonts w:ascii="Consolas" w:hAnsi="Consolas"/>
+          <w:sz w:val="20"/>
+        </w:rPr>
+        <w:t>"siliconflow" in model_used</w:t>
+      </w:r>
+      <w:r>
+        <w:t xml:space="preserve"> 判断是否计费，provider 换成 </w:t>
+      </w:r>
+      <w:r>
+        <w:rPr>
+          <w:rFonts w:ascii="Consolas" w:hAnsi="Consolas"/>
+          <w:sz w:val="20"/>
+        </w:rPr>
+        <w:t>deepseek</w:t>
+      </w:r>
+      <w:r>
+        <w:t xml:space="preserve"> 后字符串不匹配，永远不计；</w:t>
+      </w:r>
+    </w:p>
+    <w:p>
+      <w:pPr>
+        <w:pStyle w:val="ListNumber"/>
+      </w:pPr>
+      <w:r>
+        <w:t xml:space="preserve">2. 费用写死 </w:t>
+      </w:r>
+      <w:r>
+        <w:rPr>
+          <w:rFonts w:ascii="Consolas" w:hAnsi="Consolas"/>
+          <w:sz w:val="20"/>
+        </w:rPr>
+        <w:t>estimated_cost=0.015</w:t>
+      </w:r>
+      <w:r>
+        <w:t xml:space="preserve">，与真实 token 消耗无关。实测单题输入约 9000 token、输出约 2700 token，约 </w:t>
+      </w:r>
+      <w:r>
+        <w:rPr>
+          <w:b/>
+        </w:rPr>
+        <w:t>¥0.04/题</w:t>
+      </w:r>
+      <w:r>
+        <w:t>。</w:t>
+      </w:r>
+    </w:p>
+    <w:p>
+      <w:r>
+        <w:rPr>
+          <w:b/>
+        </w:rPr>
+        <w:t>修复</w:t>
+      </w:r>
+      <w:r>
+        <w:t>：</w:t>
+      </w:r>
+    </w:p>
+    <w:p>
+      <w:pPr>
+        <w:pStyle w:val="ListBullet"/>
+      </w:pPr>
+      <w:r>
+        <w:t xml:space="preserve">节点里用 </w:t>
+      </w:r>
+      <w:r>
+        <w:rPr>
+          <w:rFonts w:ascii="Consolas" w:hAnsi="Consolas"/>
+          <w:sz w:val="20"/>
+        </w:rPr>
+        <w:t>_accumulate_usage()</w:t>
+      </w:r>
+      <w:r>
+        <w:t xml:space="preserve"> 从响应 </w:t>
+      </w:r>
+      <w:r>
+        <w:rPr>
+          <w:rFonts w:ascii="Consolas" w:hAnsi="Consolas"/>
+          <w:sz w:val="20"/>
+        </w:rPr>
+        <w:t>usage_metadata</w:t>
+      </w:r>
+      <w:r>
+        <w:t xml:space="preserve"> 累计真实 token，</w:t>
+      </w:r>
+      <w:r>
+        <w:rPr>
+          <w:rFonts w:ascii="Consolas" w:hAnsi="Consolas"/>
+          <w:sz w:val="20"/>
+        </w:rPr>
+        <w:t>run_question</w:t>
+      </w:r>
+      <w:r>
+        <w:t xml:space="preserve"> 结算</w:t>
+      </w:r>
+    </w:p>
+    <w:p>
+      <w:pPr>
+        <w:pStyle w:val="ListBullet"/>
+      </w:pPr>
+      <w:r>
+        <w:rPr>
+          <w:rFonts w:ascii="Consolas" w:hAnsi="Consolas"/>
+          <w:sz w:val="20"/>
+        </w:rPr>
+        <w:t>record_api_usage(prompt_tokens, completion_tokens)</w:t>
+      </w:r>
+      <w:r>
+        <w:t xml:space="preserve"> 按 </w:t>
+      </w:r>
+      <w:r>
+        <w:rPr>
+          <w:rFonts w:ascii="Consolas" w:hAnsi="Consolas"/>
+          <w:sz w:val="20"/>
+        </w:rPr>
+        <w:t>API_PRICE_IN</w:t>
+      </w:r>
+      <w:r>
+        <w:t xml:space="preserve"> / </w:t>
+      </w:r>
+      <w:r>
+        <w:rPr>
+          <w:rFonts w:ascii="Consolas" w:hAnsi="Consolas"/>
+          <w:sz w:val="20"/>
+        </w:rPr>
+        <w:t>API_PRICE_OUT</w:t>
+      </w:r>
+      <w:r>
+        <w:t>（元/百万 token）折算</w:t>
+      </w:r>
+    </w:p>
+    <w:p>
+      <w:pPr>
+        <w:pStyle w:val="ListBullet"/>
+      </w:pPr>
+      <w:r>
+        <w:rPr>
+          <w:rFonts w:ascii="Consolas" w:hAnsi="Consolas"/>
+          <w:sz w:val="20"/>
+        </w:rPr>
+        <w:t>api_usage.json</w:t>
+      </w:r>
+      <w:r>
+        <w:t xml:space="preserve"> 新增 </w:t>
+      </w:r>
+      <w:r>
+        <w:rPr>
+          <w:rFonts w:ascii="Consolas" w:hAnsi="Consolas"/>
+          <w:sz w:val="20"/>
+        </w:rPr>
+        <w:t>prompt_tokens</w:t>
+      </w:r>
+      <w:r>
+        <w:t xml:space="preserve"> / </w:t>
+      </w:r>
+      <w:r>
+        <w:rPr>
+          <w:rFonts w:ascii="Consolas" w:hAnsi="Consolas"/>
+          <w:sz w:val="20"/>
+        </w:rPr>
+        <w:t>completion_tokens</w:t>
+      </w:r>
+      <w:r>
+        <w:t xml:space="preserve"> / </w:t>
+      </w:r>
+      <w:r>
+        <w:rPr>
+          <w:rFonts w:ascii="Consolas" w:hAnsi="Consolas"/>
+          <w:sz w:val="20"/>
+        </w:rPr>
+        <w:t>daily</w:t>
+      </w:r>
+      <w:r>
+        <w:t xml:space="preserve"> 三个字段</w:t>
+      </w:r>
+    </w:p>
+    <w:p>
+      <w:pPr>
+        <w:pStyle w:val="ListBullet"/>
+      </w:pPr>
+      <w:r>
+        <w:t>余额面板展示"累计 token"和"今日花费 / 预算上限"</w:t>
+      </w:r>
+    </w:p>
+    <w:p>
+      <w:r>
+        <w:rPr>
+          <w:b/>
+        </w:rPr>
+        <w:t>验证</w:t>
+      </w:r>
+      <w:r>
+        <w:t>：单题记录输入 8990 / 输出 2734 token，折算 ¥0.0399，与面板显示一致。</w:t>
+      </w:r>
+    </w:p>
+    <w:p>
+      <w:pPr>
+        <w:pStyle w:val="Heading3"/>
+      </w:pPr>
+      <w:r>
+        <w:t>问题⑥ 界面与文档声称"全程本地"，实际走云端（P2）</w:t>
+      </w:r>
+    </w:p>
+    <w:p>
+      <w:r>
+        <w:rPr>
+          <w:b/>
+        </w:rPr>
+        <w:t>现象</w:t>
+      </w:r>
+      <w:r>
+        <w:t>：网页页头写着"本地 Ollama（deepseek-r1:14b + qwen2.5:7b）驱动"，README 写着</w:t>
+      </w:r>
+    </w:p>
+    <w:p>
+      <w:r>
+        <w:t>"全程本地运行，数据不出本机"，但数学题实际发往 DeepSeek 官方 API。</w:t>
+      </w:r>
+    </w:p>
+    <w:p>
+      <w:r>
+        <w:rPr>
+          <w:b/>
+        </w:rPr>
+        <w:t>修复</w:t>
+      </w:r>
+      <w:r>
+        <w:t xml:space="preserve">：网页版模型下拉、页头说明、余额/报错提示全部按 </w:t>
+      </w:r>
+      <w:r>
+        <w:rPr>
+          <w:rFonts w:ascii="Consolas" w:hAnsi="Consolas"/>
+          <w:sz w:val="20"/>
+        </w:rPr>
+        <w:t>.env</w:t>
+      </w:r>
+      <w:r>
+        <w:t xml:space="preserve"> 实际 provider 动态生成</w:t>
+      </w:r>
+    </w:p>
+    <w:p>
+      <w:r>
+        <w:t>（</w:t>
+      </w:r>
+      <w:r>
+        <w:rPr>
+          <w:rFonts w:ascii="Consolas" w:hAnsi="Consolas"/>
+          <w:sz w:val="20"/>
+        </w:rPr>
+        <w:t>_REASON_LABEL</w:t>
+      </w:r>
+      <w:r>
+        <w:t xml:space="preserve"> / </w:t>
+      </w:r>
+      <w:r>
+        <w:rPr>
+          <w:rFonts w:ascii="Consolas" w:hAnsi="Consolas"/>
+          <w:sz w:val="20"/>
+        </w:rPr>
+        <w:t>_MATH_LABEL</w:t>
+      </w:r>
+      <w:r>
+        <w:t xml:space="preserve"> / </w:t>
+      </w:r>
+      <w:r>
+        <w:rPr>
+          <w:rFonts w:ascii="Consolas" w:hAnsi="Consolas"/>
+          <w:sz w:val="20"/>
+        </w:rPr>
+        <w:t>_ENGINE_DESC</w:t>
+      </w:r>
+      <w:r>
+        <w:t>）；README 改为"混合部署"并说明</w:t>
+      </w:r>
+    </w:p>
+    <w:p>
+      <w:r>
+        <w:t>"切到 deepseek/siliconflow 时题目文本会发送到对应服务商"。</w:t>
+      </w:r>
+    </w:p>
+    <w:p>
+      <w:pPr>
+        <w:pStyle w:val="Heading3"/>
+      </w:pPr>
+      <w:r>
+        <w:t>问题⑦ 配置项形同虚设（P3）</w:t>
+      </w:r>
+    </w:p>
+    <w:p>
+      <w:r>
+        <w:rPr>
+          <w:rFonts w:ascii="Consolas" w:hAnsi="Consolas"/>
+          <w:sz w:val="20"/>
+        </w:rPr>
+        <w:t>TIMEOUT</w:t>
+      </w:r>
+      <w:r>
+        <w:t>、</w:t>
+      </w:r>
+      <w:r>
+        <w:rPr>
+          <w:rFonts w:ascii="Consolas" w:hAnsi="Consolas"/>
+          <w:sz w:val="20"/>
+        </w:rPr>
+        <w:t>MAX_TOKENS</w:t>
+      </w:r>
+      <w:r>
+        <w:t xml:space="preserve"> 早已写进 </w:t>
+      </w:r>
+      <w:r>
+        <w:rPr>
+          <w:rFonts w:ascii="Consolas" w:hAnsi="Consolas"/>
+          <w:sz w:val="20"/>
+        </w:rPr>
+        <w:t>.env</w:t>
+      </w:r>
+      <w:r>
+        <w:t xml:space="preserve"> 和 </w:t>
+      </w:r>
+      <w:r>
+        <w:rPr>
+          <w:rFonts w:ascii="Consolas" w:hAnsi="Consolas"/>
+          <w:sz w:val="20"/>
+        </w:rPr>
+        <w:t>.env.example</w:t>
+      </w:r>
+      <w:r>
+        <w:t>，但代码里全是硬编码 900 / 3072。</w:t>
+      </w:r>
+    </w:p>
+    <w:p>
+      <w:r>
+        <w:t xml:space="preserve">现已统一由 </w:t>
+      </w:r>
+      <w:r>
+        <w:rPr>
+          <w:rFonts w:ascii="Consolas" w:hAnsi="Consolas"/>
+          <w:sz w:val="20"/>
+        </w:rPr>
+        <w:t>_TIMEOUT</w:t>
+      </w:r>
+      <w:r>
+        <w:t xml:space="preserve"> / </w:t>
+      </w:r>
+      <w:r>
+        <w:rPr>
+          <w:rFonts w:ascii="Consolas" w:hAnsi="Consolas"/>
+          <w:sz w:val="20"/>
+        </w:rPr>
+        <w:t>_MAX_TOKENS</w:t>
+      </w:r>
+      <w:r>
+        <w:t xml:space="preserve"> 读取，默认值保持向后兼容。</w:t>
+      </w:r>
+    </w:p>
+    <w:p>
+      <w:pPr>
+        <w:pStyle w:val="Heading3"/>
+      </w:pPr>
+      <w:r>
+        <w:t>本轮新增的两项保护</w:t>
+      </w:r>
+    </w:p>
+    <w:p>
+      <w:r>
+        <w:rPr>
+          <w:b/>
+        </w:rPr>
+        <w:t>1. 成本护栏 `DAILY_BUDGET_CNY`（默认 3 元）</w:t>
+      </w:r>
+    </w:p>
+    <w:p>
+      <w:r>
+        <w:rPr>
+          <w:rFonts w:ascii="Consolas" w:hAnsi="Consolas"/>
+          <w:sz w:val="20"/>
+        </w:rPr>
+        <w:t>run_question</w:t>
+      </w:r>
+      <w:r>
+        <w:t xml:space="preserve"> 在调用云端数学模型前先查当日累计花费，超限直接给出中文提示并拒绝执行</w:t>
+      </w:r>
+    </w:p>
+    <w:p>
+      <w:r>
+        <w:t xml:space="preserve">（提示里给出两条出路：调大上限，或改 </w:t>
+      </w:r>
+      <w:r>
+        <w:rPr>
+          <w:rFonts w:ascii="Consolas" w:hAnsi="Consolas"/>
+          <w:sz w:val="20"/>
+        </w:rPr>
+        <w:t>MATH_PROVIDER=ollama</w:t>
+      </w:r>
+      <w:r>
+        <w:t xml:space="preserve"> 用本地白跑）。</w:t>
+      </w:r>
+    </w:p>
+    <w:p>
+      <w:r>
+        <w:t xml:space="preserve">分日统计存放在 </w:t>
+      </w:r>
+      <w:r>
+        <w:rPr>
+          <w:rFonts w:ascii="Consolas" w:hAnsi="Consolas"/>
+          <w:sz w:val="20"/>
+        </w:rPr>
+        <w:t>api_usage.json</w:t>
+      </w:r>
+      <w:r>
+        <w:t xml:space="preserve"> 的 </w:t>
+      </w:r>
+      <w:r>
+        <w:rPr>
+          <w:rFonts w:ascii="Consolas" w:hAnsi="Consolas"/>
+          <w:sz w:val="20"/>
+        </w:rPr>
+        <w:t>daily</w:t>
+      </w:r>
+      <w:r>
+        <w:t xml:space="preserve"> 字段，跨天自动归零。</w:t>
+      </w:r>
+    </w:p>
+    <w:p>
+      <w:r>
+        <w:t xml:space="preserve">验证方式：注入 </w:t>
+      </w:r>
+      <w:r>
+        <w:rPr>
+          <w:rFonts w:ascii="Consolas" w:hAnsi="Consolas"/>
+          <w:sz w:val="20"/>
+        </w:rPr>
+        <w:t>daily.cost=5.0</w:t>
+      </w:r>
+      <w:r>
+        <w:t xml:space="preserve"> 且上限设 1 元，调用立即被拦截（不产生任何 API 费用）。</w:t>
+      </w:r>
+    </w:p>
+    <w:p>
+      <w:r>
+        <w:rPr>
+          <w:b/>
+        </w:rPr>
+        <w:t>2. 云端失败自动降级 `FALLBACK_TO_LOCAL`（默认 on）</w:t>
+      </w:r>
+    </w:p>
+    <w:p>
+      <w:r>
+        <w:rPr>
+          <w:rFonts w:ascii="Consolas" w:hAnsi="Consolas"/>
+          <w:sz w:val="20"/>
+        </w:rPr>
+        <w:t>_invoke_llm()</w:t>
+      </w:r>
+      <w:r>
+        <w:t xml:space="preserve"> 包住解题与复核的模型调用，捕获 401/402/403/429、额度不足、超时、连接失败等异常后，</w:t>
+      </w:r>
+    </w:p>
+    <w:p>
+      <w:r>
+        <w:t xml:space="preserve">自动切到本地 </w:t>
+      </w:r>
+      <w:r>
+        <w:rPr>
+          <w:rFonts w:ascii="Consolas" w:hAnsi="Consolas"/>
+          <w:sz w:val="20"/>
+        </w:rPr>
+        <w:t>LLM_MODEL</w:t>
+      </w:r>
+      <w:r>
+        <w:t xml:space="preserve"> 继续作答，输出标签标注"本地回退（deepseek-r1:14b）"。</w:t>
+      </w:r>
+    </w:p>
+    <w:p>
+      <w:r>
+        <w:t xml:space="preserve">验证方式：故意把 </w:t>
+      </w:r>
+      <w:r>
+        <w:rPr>
+          <w:rFonts w:ascii="Consolas" w:hAnsi="Consolas"/>
+          <w:sz w:val="20"/>
+        </w:rPr>
+        <w:t>DEEPSEEK_API_KEY</w:t>
+      </w:r>
+      <w:r>
+        <w:t xml:space="preserve"> 设成无效值，解题与复核各触发一次降级，</w:t>
+      </w:r>
+    </w:p>
+    <w:p>
+      <w:r>
+        <w:t>31.6 秒后仍给出正确答案（二次函数最小值 -1）。</w:t>
+      </w:r>
+    </w:p>
+    <w:p>
+      <w:pPr>
+        <w:pStyle w:val="Heading3"/>
+      </w:pPr>
+      <w:r>
+        <w:t>回归验证数据</w:t>
+      </w:r>
+    </w:p>
+    <w:tbl>
+      <w:tblPr>
+        <w:tblStyle w:val="TableGrid"/>
+        <w:tblW w:type="auto" w:w="0"/>
+        <w:tblLook w:firstColumn="1" w:firstRow="1" w:lastColumn="0" w:lastRow="0" w:noHBand="0" w:noVBand="1" w:val="04A0"/>
+      </w:tblPr>
+      <w:tblGrid>
+        <w:gridCol w:w="2880"/>
+        <w:gridCol w:w="2880"/>
+        <w:gridCol w:w="2880"/>
+      </w:tblGrid>
+      <w:tr>
+        <w:tc>
+          <w:tcPr>
+            <w:tcW w:type="dxa" w:w="2880"/>
+          </w:tcPr>
+          <w:p>
+            <w:r>
+              <w:rPr>
+                <w:b/>
+              </w:rPr>
+            </w:r>
+            <w:r>
+              <w:rPr>
+                <w:b/>
+              </w:rPr>
+              <w:t>场景</w:t>
+            </w:r>
+          </w:p>
+        </w:tc>
+        <w:tc>
+          <w:tcPr>
+            <w:tcW w:type="dxa" w:w="2880"/>
+          </w:tcPr>
+          <w:p>
+            <w:r>
+              <w:rPr>
+                <w:b/>
+              </w:rPr>
+            </w:r>
+            <w:r>
+              <w:rPr>
+                <w:b/>
+              </w:rPr>
+              <w:t>修复前</w:t>
+            </w:r>
+          </w:p>
+        </w:tc>
+        <w:tc>
+          <w:tcPr>
+            <w:tcW w:type="dxa" w:w="2880"/>
+          </w:tcPr>
+          <w:p>
+            <w:r>
+              <w:rPr>
+                <w:b/>
+              </w:rPr>
+            </w:r>
+            <w:r>
+              <w:rPr>
+                <w:b/>
+              </w:rPr>
+              <w:t>修复后</w:t>
+            </w:r>
+          </w:p>
+        </w:tc>
+      </w:tr>
+      <w:tr>
+        <w:tc>
+          <w:tcPr>
+            <w:tcW w:type="dxa" w:w="2880"/>
+          </w:tcPr>
+          <w:p>
+            <w:r/>
+            <w:r>
+              <w:t>需调用计算器的单题（云端）</w:t>
+            </w:r>
+          </w:p>
+        </w:tc>
+        <w:tc>
+          <w:tcPr>
+            <w:tcW w:type="dxa" w:w="2880"/>
+          </w:tcPr>
+          <w:p>
+            <w:r/>
+            <w:r>
+              <w:t>GraphRecursionError</w:t>
+            </w:r>
+          </w:p>
+        </w:tc>
+        <w:tc>
+          <w:tcPr>
+            <w:tcW w:type="dxa" w:w="2880"/>
+          </w:tcPr>
+          <w:p>
+            <w:r/>
+            <w:r>
+              <w:t>43~64 秒，答案正确</w:t>
+            </w:r>
+          </w:p>
+        </w:tc>
+      </w:tr>
+      <w:tr>
+        <w:tc>
+          <w:tcPr>
+            <w:tcW w:type="dxa" w:w="2880"/>
+          </w:tcPr>
+          <w:p>
+            <w:r/>
+            <w:r>
+              <w:t>网页端接口实测（云端）</w:t>
+            </w:r>
+          </w:p>
+        </w:tc>
+        <w:tc>
+          <w:tcPr>
+            <w:tcW w:type="dxa" w:w="2880"/>
+          </w:tcPr>
+          <w:p>
+            <w:r/>
+            <w:r>
+              <w:t>选出模型无效</w:t>
+            </w:r>
+          </w:p>
+        </w:tc>
+        <w:tc>
+          <w:tcPr>
+            <w:tcW w:type="dxa" w:w="2880"/>
+          </w:tcPr>
+          <w:p>
+            <w:r/>
+            <w:r>
+              <w:t>47.9 秒，标签显示实际模型</w:t>
+            </w:r>
+          </w:p>
+        </w:tc>
+      </w:tr>
+      <w:tr>
+        <w:tc>
+          <w:tcPr>
+            <w:tcW w:type="dxa" w:w="2880"/>
+          </w:tcPr>
+          <w:p>
+            <w:r/>
+            <w:r>
+              <w:t>本地 r1 推理路径</w:t>
+            </w:r>
+          </w:p>
+        </w:tc>
+        <w:tc>
+          <w:tcPr>
+            <w:tcW w:type="dxa" w:w="2880"/>
+          </w:tcPr>
+          <w:p>
+            <w:r/>
+            <w:r>
+              <w:t>永远被 auto 路由绕过</w:t>
+            </w:r>
+          </w:p>
+        </w:tc>
+        <w:tc>
+          <w:tcPr>
+            <w:tcW w:type="dxa" w:w="2880"/>
+          </w:tcPr>
+          <w:p>
+            <w:r/>
+            <w:r>
+              <w:t>59 秒，</w:t>
+            </w:r>
+            <w:r>
+              <w:rPr>
+                <w:rFonts w:ascii="Consolas" w:hAnsi="Consolas"/>
+                <w:sz w:val="20"/>
+              </w:rPr>
+              <w:t>num_ctx=8192</w:t>
+            </w:r>
+            <w:r>
+              <w:t xml:space="preserve"> 生效</w:t>
+            </w:r>
+          </w:p>
+        </w:tc>
+      </w:tr>
+      <w:tr>
+        <w:tc>
+          <w:tcPr>
+            <w:tcW w:type="dxa" w:w="2880"/>
+          </w:tcPr>
+          <w:p>
+            <w:r/>
+            <w:r>
+              <w:t>含两小问大题</w:t>
+            </w:r>
+          </w:p>
+        </w:tc>
+        <w:tc>
+          <w:tcPr>
+            <w:tcW w:type="dxa" w:w="2880"/>
+          </w:tcPr>
+          <w:p>
+            <w:r/>
+            <w:r>
+              <w:t>崩</w:t>
+            </w:r>
+          </w:p>
+        </w:tc>
+        <w:tc>
+          <w:tcPr>
+            <w:tcW w:type="dxa" w:w="2880"/>
+          </w:tcPr>
+          <w:p>
+            <w:r/>
+            <w:r>
+              <w:t>108 秒，含边界值检验，结论正确</w:t>
+            </w:r>
+          </w:p>
+        </w:tc>
+      </w:tr>
+      <w:tr>
+        <w:tc>
+          <w:tcPr>
+            <w:tcW w:type="dxa" w:w="2880"/>
+          </w:tcPr>
+          <w:p>
+            <w:r/>
+            <w:r>
+              <w:t>云端 Key 失效</w:t>
+            </w:r>
+          </w:p>
+        </w:tc>
+        <w:tc>
+          <w:tcPr>
+            <w:tcW w:type="dxa" w:w="2880"/>
+          </w:tcPr>
+          <w:p>
+            <w:r/>
+            <w:r>
+              <w:t>直接报错</w:t>
+            </w:r>
+          </w:p>
+        </w:tc>
+        <w:tc>
+          <w:tcPr>
+            <w:tcW w:type="dxa" w:w="2880"/>
+          </w:tcPr>
+          <w:p>
+            <w:r/>
+            <w:r>
+              <w:t>自动降级本地，31.6 秒出答案</w:t>
+            </w:r>
+          </w:p>
+        </w:tc>
+      </w:tr>
+      <w:tr>
+        <w:tc>
+          <w:tcPr>
+            <w:tcW w:type="dxa" w:w="2880"/>
+          </w:tcPr>
+          <w:p>
+            <w:r/>
+            <w:r>
+              <w:t>当日预算超限</w:t>
+            </w:r>
+          </w:p>
+        </w:tc>
+        <w:tc>
+          <w:tcPr>
+            <w:tcW w:type="dxa" w:w="2880"/>
+          </w:tcPr>
+          <w:p>
+            <w:r/>
+            <w:r>
+              <w:t>无保护，继续烧钱</w:t>
+            </w:r>
+          </w:p>
+        </w:tc>
+        <w:tc>
+          <w:tcPr>
+            <w:tcW w:type="dxa" w:w="2880"/>
+          </w:tcPr>
+          <w:p>
+            <w:r/>
+            <w:r>
+              <w:t>立即拦截并提示</w:t>
+            </w:r>
+          </w:p>
+        </w:tc>
+      </w:tr>
+    </w:tbl>
+    <w:p>
+      <w:pPr>
+        <w:pStyle w:val="Heading3"/>
+      </w:pPr>
+      <w:r>
+        <w:t>新增 / 变更的配置项</w:t>
+      </w:r>
+    </w:p>
+    <w:tbl>
+      <w:tblPr>
+        <w:tblStyle w:val="TableGrid"/>
+        <w:tblW w:type="auto" w:w="0"/>
+        <w:tblLook w:firstColumn="1" w:firstRow="1" w:lastColumn="0" w:lastRow="0" w:noHBand="0" w:noVBand="1" w:val="04A0"/>
+      </w:tblPr>
+      <w:tblGrid>
+        <w:gridCol w:w="2880"/>
+        <w:gridCol w:w="2880"/>
+        <w:gridCol w:w="2880"/>
+      </w:tblGrid>
+      <w:tr>
+        <w:tc>
+          <w:tcPr>
+            <w:tcW w:type="dxa" w:w="2880"/>
+          </w:tcPr>
+          <w:p>
+            <w:r>
+              <w:rPr>
+                <w:b/>
+              </w:rPr>
+            </w:r>
+            <w:r>
+              <w:rPr>
+                <w:b/>
+              </w:rPr>
+              <w:t>变量</w:t>
+            </w:r>
+          </w:p>
+        </w:tc>
+        <w:tc>
+          <w:tcPr>
+            <w:tcW w:type="dxa" w:w="2880"/>
+          </w:tcPr>
+          <w:p>
+            <w:r>
+              <w:rPr>
+                <w:b/>
+              </w:rPr>
+            </w:r>
+            <w:r>
+              <w:rPr>
+                <w:b/>
+              </w:rPr>
+              <w:t>默认</w:t>
+            </w:r>
+          </w:p>
+        </w:tc>
+        <w:tc>
+          <w:tcPr>
+            <w:tcW w:type="dxa" w:w="2880"/>
+          </w:tcPr>
+          <w:p>
+            <w:r>
+              <w:rPr>
+                <w:b/>
+              </w:rPr>
+            </w:r>
+            <w:r>
+              <w:rPr>
+                <w:b/>
+              </w:rPr>
+              <w:t>作用</w:t>
+            </w:r>
+          </w:p>
+        </w:tc>
+      </w:tr>
+      <w:tr>
+        <w:tc>
+          <w:tcPr>
+            <w:tcW w:type="dxa" w:w="2880"/>
+          </w:tcPr>
+          <w:p>
+            <w:r/>
+            <w:r>
+              <w:rPr>
+                <w:rFonts w:ascii="Consolas" w:hAnsi="Consolas"/>
+                <w:sz w:val="20"/>
+              </w:rPr>
+              <w:t>NUM_CTX</w:t>
+            </w:r>
+          </w:p>
+        </w:tc>
+        <w:tc>
+          <w:tcPr>
+            <w:tcW w:type="dxa" w:w="2880"/>
+          </w:tcPr>
+          <w:p>
+            <w:r/>
+            <w:r>
+              <w:t>8192</w:t>
+            </w:r>
+          </w:p>
+        </w:tc>
+        <w:tc>
+          <w:tcPr>
+            <w:tcW w:type="dxa" w:w="2880"/>
+          </w:tcPr>
+          <w:p>
+            <w:r/>
+            <w:r>
+              <w:t>本地模型上下文窗口，防止提示词被截断</w:t>
+            </w:r>
+          </w:p>
+        </w:tc>
+      </w:tr>
+      <w:tr>
+        <w:tc>
+          <w:tcPr>
+            <w:tcW w:type="dxa" w:w="2880"/>
+          </w:tcPr>
+          <w:p>
+            <w:r/>
+            <w:r>
+              <w:rPr>
+                <w:rFonts w:ascii="Consolas" w:hAnsi="Consolas"/>
+                <w:sz w:val="20"/>
+              </w:rPr>
+              <w:t>MAX_TOOL_ROUNDS</w:t>
+            </w:r>
+          </w:p>
+        </w:tc>
+        <w:tc>
+          <w:tcPr>
+            <w:tcW w:type="dxa" w:w="2880"/>
+          </w:tcPr>
+          <w:p>
+            <w:r/>
+            <w:r>
+              <w:t>3</w:t>
+            </w:r>
+          </w:p>
+        </w:tc>
+        <w:tc>
+          <w:tcPr>
+            <w:tcW w:type="dxa" w:w="2880"/>
+          </w:tcPr>
+          <w:p>
+            <w:r/>
+            <w:r>
+              <w:t>单题最多几轮工具调用，到量后强制出答案</w:t>
+            </w:r>
+          </w:p>
+        </w:tc>
+      </w:tr>
+      <w:tr>
+        <w:tc>
+          <w:tcPr>
+            <w:tcW w:type="dxa" w:w="2880"/>
+          </w:tcPr>
+          <w:p>
+            <w:r/>
+            <w:r>
+              <w:rPr>
+                <w:rFonts w:ascii="Consolas" w:hAnsi="Consolas"/>
+                <w:sz w:val="20"/>
+              </w:rPr>
+              <w:t>RECURSION_LIMIT</w:t>
+            </w:r>
+          </w:p>
+        </w:tc>
+        <w:tc>
+          <w:tcPr>
+            <w:tcW w:type="dxa" w:w="2880"/>
+          </w:tcPr>
+          <w:p>
+            <w:r/>
+            <w:r>
+              <w:t>30</w:t>
+            </w:r>
+          </w:p>
+        </w:tc>
+        <w:tc>
+          <w:tcPr>
+            <w:tcW w:type="dxa" w:w="2880"/>
+          </w:tcPr>
+          <w:p>
+            <w:r/>
+            <w:r>
+              <w:t>LangGraph 步数上限（兜底）</w:t>
+            </w:r>
+          </w:p>
+        </w:tc>
+      </w:tr>
+      <w:tr>
+        <w:tc>
+          <w:tcPr>
+            <w:tcW w:type="dxa" w:w="2880"/>
+          </w:tcPr>
+          <w:p>
+            <w:r/>
+            <w:r>
+              <w:rPr>
+                <w:rFonts w:ascii="Consolas" w:hAnsi="Consolas"/>
+                <w:sz w:val="20"/>
+              </w:rPr>
+              <w:t>DAILY_BUDGET_CNY</w:t>
+            </w:r>
+          </w:p>
+        </w:tc>
+        <w:tc>
+          <w:tcPr>
+            <w:tcW w:type="dxa" w:w="2880"/>
+          </w:tcPr>
+          <w:p>
+            <w:r/>
+            <w:r>
+              <w:t>3</w:t>
+            </w:r>
+          </w:p>
+        </w:tc>
+        <w:tc>
+          <w:tcPr>
+            <w:tcW w:type="dxa" w:w="2880"/>
+          </w:tcPr>
+          <w:p>
+            <w:r/>
+            <w:r>
+              <w:t>每日云端花费上限，0=不限</w:t>
+            </w:r>
+          </w:p>
+        </w:tc>
+      </w:tr>
+      <w:tr>
+        <w:tc>
+          <w:tcPr>
+            <w:tcW w:type="dxa" w:w="2880"/>
+          </w:tcPr>
+          <w:p>
+            <w:r/>
+            <w:r>
+              <w:rPr>
+                <w:rFonts w:ascii="Consolas" w:hAnsi="Consolas"/>
+                <w:sz w:val="20"/>
+              </w:rPr>
+              <w:t>FALLBACK_TO_LOCAL</w:t>
+            </w:r>
+          </w:p>
+        </w:tc>
+        <w:tc>
+          <w:tcPr>
+            <w:tcW w:type="dxa" w:w="2880"/>
+          </w:tcPr>
+          <w:p>
+            <w:r/>
+            <w:r>
+              <w:t>on</w:t>
+            </w:r>
+          </w:p>
+        </w:tc>
+        <w:tc>
+          <w:tcPr>
+            <w:tcW w:type="dxa" w:w="2880"/>
+          </w:tcPr>
+          <w:p>
+            <w:r/>
+            <w:r>
+              <w:t>云端失败时自动改用本地模型</w:t>
+            </w:r>
+          </w:p>
+        </w:tc>
+      </w:tr>
+      <w:tr>
+        <w:tc>
+          <w:tcPr>
+            <w:tcW w:type="dxa" w:w="2880"/>
+          </w:tcPr>
+          <w:p>
+            <w:r/>
+            <w:r>
+              <w:rPr>
+                <w:rFonts w:ascii="Consolas" w:hAnsi="Consolas"/>
+                <w:sz w:val="20"/>
+              </w:rPr>
+              <w:t>API_PRICE_IN</w:t>
+            </w:r>
+            <w:r>
+              <w:t xml:space="preserve"> / </w:t>
+            </w:r>
+            <w:r>
+              <w:rPr>
+                <w:rFonts w:ascii="Consolas" w:hAnsi="Consolas"/>
+                <w:sz w:val="20"/>
+              </w:rPr>
+              <w:t>API_PRICE_OUT</w:t>
+            </w:r>
+          </w:p>
+        </w:tc>
+        <w:tc>
+          <w:tcPr>
+            <w:tcW w:type="dxa" w:w="2880"/>
+          </w:tcPr>
+          <w:p>
+            <w:r/>
+            <w:r>
+              <w:t>2 / 8</w:t>
+            </w:r>
+          </w:p>
+        </w:tc>
+        <w:tc>
+          <w:tcPr>
+            <w:tcW w:type="dxa" w:w="2880"/>
+          </w:tcPr>
+          <w:p>
+            <w:r/>
+            <w:r>
+              <w:t>元/百万 token，仅用于本地费用估算</w:t>
+            </w:r>
+          </w:p>
+        </w:tc>
+      </w:tr>
+    </w:tbl>
+    <w:p>
+      <w:pPr>
+        <w:pStyle w:val="Heading3"/>
+      </w:pPr>
+      <w:r>
+        <w:t>遗留建议</w:t>
+      </w:r>
+    </w:p>
+    <w:p>
+      <w:pPr>
+        <w:pStyle w:val="ListBullet"/>
+      </w:pPr>
+      <w:r>
+        <w:rPr>
+          <w:b/>
+        </w:rPr>
+        <w:t>API Key 建议轮换一次</w:t>
+      </w:r>
+      <w:r>
+        <w:t>：</w:t>
+      </w:r>
+      <w:r>
+        <w:rPr>
+          <w:rFonts w:ascii="Consolas" w:hAnsi="Consolas"/>
+          <w:sz w:val="20"/>
+        </w:rPr>
+        <w:t>.env</w:t>
+      </w:r>
+      <w:r>
+        <w:t xml:space="preserve"> 未进 Git（已确认 </w:t>
+      </w:r>
+      <w:r>
+        <w:rPr>
+          <w:rFonts w:ascii="Consolas" w:hAnsi="Consolas"/>
+          <w:sz w:val="20"/>
+        </w:rPr>
+        <w:t>.gitignore</w:t>
+      </w:r>
+      <w:r>
+        <w:t xml:space="preserve"> 覆盖），但排障过程中曾出现在会话输出里</w:t>
+      </w:r>
+    </w:p>
+    <w:p>
+      <w:pPr>
+        <w:pStyle w:val="ListBullet"/>
+      </w:pPr>
+      <w:r>
+        <w:t xml:space="preserve">已下载的 </w:t>
+      </w:r>
+      <w:r>
+        <w:rPr>
+          <w:rFonts w:ascii="Consolas" w:hAnsi="Consolas"/>
+          <w:sz w:val="20"/>
+        </w:rPr>
+        <w:t>qwen2.5:14b</w:t>
+      </w:r>
+      <w:r>
+        <w:t>、</w:t>
+      </w:r>
+      <w:r>
+        <w:rPr>
+          <w:rFonts w:ascii="Consolas" w:hAnsi="Consolas"/>
+          <w:sz w:val="20"/>
+        </w:rPr>
+        <w:t>qwen3:14b</w:t>
+      </w:r>
+      <w:r>
+        <w:t xml:space="preserve"> 当前配置未参与推理，约占 18GB 磁盘，可按需 </w:t>
+      </w:r>
+      <w:r>
+        <w:rPr>
+          <w:rFonts w:ascii="Consolas" w:hAnsi="Consolas"/>
+          <w:sz w:val="20"/>
+        </w:rPr>
+        <w:t>ollama rm</w:t>
+      </w:r>
+      <w:r>
+        <w:t xml:space="preserve"> 释放</w:t>
+      </w:r>
+    </w:p>
+    <w:p>
+      <w:pPr>
+        <w:pStyle w:val="ListBullet"/>
+      </w:pPr>
+      <w:r>
+        <w:t xml:space="preserve">余额有限时，批量做题/真题教研建议把 </w:t>
+      </w:r>
+      <w:r>
+        <w:rPr>
+          <w:rFonts w:ascii="Consolas" w:hAnsi="Consolas"/>
+          <w:sz w:val="20"/>
+        </w:rPr>
+        <w:t>MATH_MODEL</w:t>
+      </w:r>
+      <w:r>
+        <w:t xml:space="preserve"> 换成 </w:t>
+      </w:r>
+      <w:r>
+        <w:rPr>
+          <w:rFonts w:ascii="Consolas" w:hAnsi="Consolas"/>
+          <w:sz w:val="20"/>
+        </w:rPr>
+        <w:t>deepseek-flash</w:t>
+      </w:r>
+      <w:r>
+        <w:t xml:space="preserve"> 以降低成本</w:t>
       </w:r>
     </w:p>
     <w:sectPr>

--- a/开发历程记录.docx
+++ b/开发历程记录.docx
@@ -6035,7 +6035,7 @@
     </w:p>
     <w:p>
       <w:r>
-        <w:t>本轮按"实测复现 → 定位根因 → 修复 → 回归验证"的顺序处理，共发现 7 个问题，其中 2 个 P0。</w:t>
+        <w:t>本轮按"实测复现 → 定位根因 → 修复 → 回归验证"的顺序处理，共发现 8 个问题，其中 2 个 P0。</w:t>
       </w:r>
     </w:p>
     <w:p>
@@ -7264,6 +7264,394 @@
       </w:r>
       <w:r>
         <w:t xml:space="preserve"> 读取，默认值保持向后兼容。</w:t>
+      </w:r>
+    </w:p>
+    <w:p>
+      <w:pPr>
+        <w:pStyle w:val="Heading3"/>
+      </w:pPr>
+      <w:r>
+        <w:t>问题⑧ 集合/解集答案的花括号被吞掉（P2，本轮回归时新发现）</w:t>
+      </w:r>
+    </w:p>
+    <w:p>
+      <w:r>
+        <w:rPr>
+          <w:b/>
+        </w:rPr>
+        <w:t>现象</w:t>
+      </w:r>
+      <w:r>
+        <w:t xml:space="preserve">：解集类题目答案输出成 </w:t>
+      </w:r>
+      <w:r>
+        <w:rPr>
+          <w:rFonts w:ascii="Consolas" w:hAnsi="Consolas"/>
+          <w:sz w:val="20"/>
+        </w:rPr>
+        <w:t>不等式的解集为 x | 2&lt;x&lt;3</w:t>
+      </w:r>
+      <w:r>
+        <w:t>，</w:t>
+      </w:r>
+    </w:p>
+    <w:p>
+      <w:r>
+        <w:t xml:space="preserve">正常应为 </w:t>
+      </w:r>
+      <w:r>
+        <w:rPr>
+          <w:rFonts w:ascii="Consolas" w:hAnsi="Consolas"/>
+          <w:sz w:val="20"/>
+        </w:rPr>
+        <w:t>{x | 2&lt;x&lt;3}</w:t>
+      </w:r>
+      <w:r>
+        <w:t>；导出的 Word 文档同样失真。</w:t>
+      </w:r>
+    </w:p>
+    <w:p>
+      <w:r>
+        <w:rPr>
+          <w:b/>
+        </w:rPr>
+        <w:t>根因</w:t>
+      </w:r>
+      <w:r>
+        <w:t>：</w:t>
+      </w:r>
+      <w:r>
+        <w:rPr>
+          <w:rFonts w:ascii="Consolas" w:hAnsi="Consolas"/>
+          <w:sz w:val="20"/>
+        </w:rPr>
+        <w:t>latex_to_plain()</w:t>
+      </w:r>
+      <w:r>
+        <w:t xml:space="preserve"> 把 </w:t>
+      </w:r>
+      <w:r>
+        <w:rPr>
+          <w:rFonts w:ascii="Consolas" w:hAnsi="Consolas"/>
+          <w:sz w:val="20"/>
+        </w:rPr>
+        <w:t>{</w:t>
+      </w:r>
+      <w:r>
+        <w:t xml:space="preserve"> </w:t>
+      </w:r>
+      <w:r>
+        <w:rPr>
+          <w:rFonts w:ascii="Consolas" w:hAnsi="Consolas"/>
+          <w:sz w:val="20"/>
+        </w:rPr>
+        <w:t>}</w:t>
+      </w:r>
+      <w:r>
+        <w:t xml:space="preserve"> 一律当作 LaTeX 分组符丢弃</w:t>
+      </w:r>
+    </w:p>
+    <w:p>
+      <w:r>
+        <w:t>（原实现：</w:t>
+      </w:r>
+      <w:r>
+        <w:rPr>
+          <w:rFonts w:ascii="Consolas" w:hAnsi="Consolas"/>
+          <w:sz w:val="20"/>
+        </w:rPr>
+        <w:t>elif c == '{' or c == '}': i += 1</w:t>
+      </w:r>
+      <w:r>
+        <w:t>），而集合记法本身就用花括号。</w:t>
+      </w:r>
+    </w:p>
+    <w:p>
+      <w:r>
+        <w:t xml:space="preserve">另外 </w:t>
+      </w:r>
+      <w:r>
+        <w:rPr>
+          <w:rFonts w:ascii="Consolas" w:hAnsi="Consolas"/>
+          <w:sz w:val="20"/>
+        </w:rPr>
+        <w:t>\text{}</w:t>
+      </w:r>
+      <w:r>
+        <w:t xml:space="preserve"> / </w:t>
+      </w:r>
+      <w:r>
+        <w:rPr>
+          <w:rFonts w:ascii="Consolas" w:hAnsi="Consolas"/>
+          <w:sz w:val="20"/>
+        </w:rPr>
+        <w:t>\mathrm{}</w:t>
+      </w:r>
+      <w:r>
+        <w:t xml:space="preserve"> / </w:t>
+      </w:r>
+      <w:r>
+        <w:rPr>
+          <w:rFonts w:ascii="Consolas" w:hAnsi="Consolas"/>
+          <w:sz w:val="20"/>
+        </w:rPr>
+        <w:t>\operatorname{}</w:t>
+      </w:r>
+      <w:r>
+        <w:t xml:space="preserve"> 在符号表里映射为空串，</w:t>
+      </w:r>
+    </w:p>
+    <w:p>
+      <w:r>
+        <w:t>其内部文字也会连括号一起被吞。</w:t>
+      </w:r>
+    </w:p>
+    <w:p>
+      <w:r>
+        <w:rPr>
+          <w:b/>
+        </w:rPr>
+        <w:t>修复</w:t>
+      </w:r>
+      <w:r>
+        <w:t>：</w:t>
+      </w:r>
+    </w:p>
+    <w:p>
+      <w:pPr>
+        <w:pStyle w:val="ListBullet"/>
+      </w:pPr>
+      <w:r>
+        <w:t xml:space="preserve">只有被 LaTeX 命令或上下标消费的 </w:t>
+      </w:r>
+      <w:r>
+        <w:rPr>
+          <w:rFonts w:ascii="Consolas" w:hAnsi="Consolas"/>
+          <w:sz w:val="20"/>
+        </w:rPr>
+        <w:t>{}</w:t>
+      </w:r>
+      <w:r>
+        <w:t xml:space="preserve"> 才丢弃，独立出现的 </w:t>
+      </w:r>
+      <w:r>
+        <w:rPr>
+          <w:rFonts w:ascii="Consolas" w:hAnsi="Consolas"/>
+          <w:sz w:val="20"/>
+        </w:rPr>
+        <w:t>{}</w:t>
+      </w:r>
+      <w:r>
+        <w:t xml:space="preserve"> 原样保留</w:t>
+      </w:r>
+    </w:p>
+    <w:p>
+      <w:pPr>
+        <w:pStyle w:val="ListBullet"/>
+      </w:pPr>
+      <w:r>
+        <w:rPr>
+          <w:rFonts w:ascii="Consolas" w:hAnsi="Consolas"/>
+          <w:sz w:val="20"/>
+        </w:rPr>
+        <w:t>\text{}</w:t>
+      </w:r>
+      <w:r>
+        <w:t xml:space="preserve"> </w:t>
+      </w:r>
+      <w:r>
+        <w:rPr>
+          <w:rFonts w:ascii="Consolas" w:hAnsi="Consolas"/>
+          <w:sz w:val="20"/>
+        </w:rPr>
+        <w:t>\mathrm{}</w:t>
+      </w:r>
+      <w:r>
+        <w:t xml:space="preserve"> </w:t>
+      </w:r>
+      <w:r>
+        <w:rPr>
+          <w:rFonts w:ascii="Consolas" w:hAnsi="Consolas"/>
+          <w:sz w:val="20"/>
+        </w:rPr>
+        <w:t>\mathbf{}</w:t>
+      </w:r>
+      <w:r>
+        <w:t xml:space="preserve"> </w:t>
+      </w:r>
+      <w:r>
+        <w:rPr>
+          <w:rFonts w:ascii="Consolas" w:hAnsi="Consolas"/>
+          <w:sz w:val="20"/>
+        </w:rPr>
+        <w:t>\mathit{}</w:t>
+      </w:r>
+      <w:r>
+        <w:t xml:space="preserve"> </w:t>
+      </w:r>
+      <w:r>
+        <w:rPr>
+          <w:rFonts w:ascii="Consolas" w:hAnsi="Consolas"/>
+          <w:sz w:val="20"/>
+        </w:rPr>
+        <w:t>\operatorname{}</w:t>
+      </w:r>
+      <w:r>
+        <w:t xml:space="preserve"> 统一按"保留内容、去掉花括号"处理</w:t>
+      </w:r>
+    </w:p>
+    <w:p>
+      <w:pPr>
+        <w:pStyle w:val="ListBullet"/>
+      </w:pPr>
+      <w:r>
+        <w:t xml:space="preserve">转义符 </w:t>
+      </w:r>
+      <w:r>
+        <w:rPr>
+          <w:rFonts w:ascii="Consolas" w:hAnsi="Consolas"/>
+          <w:sz w:val="20"/>
+        </w:rPr>
+        <w:t>\{</w:t>
+      </w:r>
+      <w:r>
+        <w:t xml:space="preserve"> </w:t>
+      </w:r>
+      <w:r>
+        <w:rPr>
+          <w:rFonts w:ascii="Consolas" w:hAnsi="Consolas"/>
+          <w:sz w:val="20"/>
+        </w:rPr>
+        <w:t>\}</w:t>
+      </w:r>
+      <w:r>
+        <w:t xml:space="preserve"> 还原为字面量花括号</w:t>
+      </w:r>
+    </w:p>
+    <w:p>
+      <w:pPr>
+        <w:pStyle w:val="ListBullet"/>
+      </w:pPr>
+      <w:r>
+        <w:t>补齐集合/逻辑/几何符号映射：`\cup \cap \subset \subseteq \supset \emptyset \varnothing</w:t>
+      </w:r>
+    </w:p>
+    <w:p>
+      <w:r>
+        <w:t>\forall \exists \therefore \because \angle \perp \parallel \triangle \approx \cong \circ` 等</w:t>
+      </w:r>
+    </w:p>
+    <w:p>
+      <w:r>
+        <w:t>（此前这些命令被当作未知命令直接丢弃，</w:t>
+      </w:r>
+      <w:r>
+        <w:rPr>
+          <w:rFonts w:ascii="Consolas" w:hAnsi="Consolas"/>
+          <w:sz w:val="20"/>
+        </w:rPr>
+        <w:t>A ∩ B</w:t>
+      </w:r>
+      <w:r>
+        <w:t xml:space="preserve"> 会变成 </w:t>
+      </w:r>
+      <w:r>
+        <w:rPr>
+          <w:rFonts w:ascii="Consolas" w:hAnsi="Consolas"/>
+          <w:sz w:val="20"/>
+        </w:rPr>
+        <w:t>A  B</w:t>
+      </w:r>
+      <w:r>
+        <w:t>）</w:t>
+      </w:r>
+    </w:p>
+    <w:p>
+      <w:pPr>
+        <w:pStyle w:val="ListBullet"/>
+      </w:pPr>
+      <w:r>
+        <w:t xml:space="preserve">支持角度记法 </w:t>
+      </w:r>
+      <w:r>
+        <w:rPr>
+          <w:rFonts w:ascii="Consolas" w:hAnsi="Consolas"/>
+          <w:sz w:val="20"/>
+        </w:rPr>
+        <w:t>60^\circ → 60°</w:t>
+      </w:r>
+    </w:p>
+    <w:p>
+      <w:r>
+        <w:rPr>
+          <w:b/>
+        </w:rPr>
+        <w:t>验证</w:t>
+      </w:r>
+      <w:r>
+        <w:t>：</w:t>
+      </w:r>
+      <w:r>
+        <w:rPr>
+          <w:rFonts w:ascii="Consolas" w:hAnsi="Consolas"/>
+          <w:sz w:val="20"/>
+        </w:rPr>
+        <w:t>解集为 {x | 2&lt;x&lt;3}</w:t>
+      </w:r>
+      <w:r>
+        <w:t xml:space="preserve"> 原样保留；</w:t>
+      </w:r>
+      <w:r>
+        <w:rPr>
+          <w:rFonts w:ascii="Consolas" w:hAnsi="Consolas"/>
+          <w:sz w:val="20"/>
+        </w:rPr>
+        <w:t>\frac{a}{b}</w:t>
+      </w:r>
+      <w:r>
+        <w:t>、</w:t>
+      </w:r>
+      <w:r>
+        <w:rPr>
+          <w:rFonts w:ascii="Consolas" w:hAnsi="Consolas"/>
+          <w:sz w:val="20"/>
+        </w:rPr>
+        <w:t>\sqrt{2}</w:t>
+      </w:r>
+      <w:r>
+        <w:t>、</w:t>
+      </w:r>
+      <w:r>
+        <w:rPr>
+          <w:rFonts w:ascii="Consolas" w:hAnsi="Consolas"/>
+          <w:sz w:val="20"/>
+        </w:rPr>
+        <w:t>x^{2}+y_{1}</w:t>
+      </w:r>
+      <w:r>
+        <w:t>、</w:t>
+      </w:r>
+    </w:p>
+    <w:p>
+      <w:r>
+        <w:rPr>
+          <w:rFonts w:ascii="Consolas" w:hAnsi="Consolas"/>
+          <w:sz w:val="20"/>
+        </w:rPr>
+        <w:t>\boxed{x=0}</w:t>
+      </w:r>
+      <w:r>
+        <w:t>、</w:t>
+      </w:r>
+      <w:r>
+        <w:rPr>
+          <w:rFonts w:ascii="Consolas" w:hAnsi="Consolas"/>
+          <w:sz w:val="20"/>
+        </w:rPr>
+        <w:t>\angle A = 60^\circ</w:t>
+      </w:r>
+      <w:r>
+        <w:t xml:space="preserve"> 等 5 条断言全部回归通过。</w:t>
       </w:r>
     </w:p>
     <w:p>

--- a/开发历程记录.docx
+++ b/开发历程记录.docx
@@ -8514,6 +8514,818 @@
       </w:r>
       <w:r>
         <w:t xml:space="preserve"> 以降低成本</w:t>
+      </w:r>
+    </w:p>
+    <w:p>
+      <w:r>
+        <w:t>――――――――――――――――――――</w:t>
+      </w:r>
+    </w:p>
+    <w:p>
+      <w:pPr>
+        <w:pStyle w:val="Heading2"/>
+      </w:pPr>
+      <w:r>
+        <w:t>十九、网页版排版重做与用量看板（2026-10-27）</w:t>
+      </w:r>
+    </w:p>
+    <w:p>
+      <w:pPr>
+        <w:pStyle w:val="Heading3"/>
+      </w:pPr>
+      <w:r>
+        <w:t>需求</w:t>
+      </w:r>
+    </w:p>
+    <w:p>
+      <w:r>
+        <w:t>用户希望：把上一轮的问题按最优方案收尾；重做网页版页面排版；并且</w:t>
+      </w:r>
+      <w:r>
+        <w:rPr>
+          <w:b/>
+        </w:rPr>
+        <w:t>能直接看到剩余额度与 token 用量</w:t>
+      </w:r>
+      <w:r>
+        <w:t>。</w:t>
+      </w:r>
+    </w:p>
+    <w:p>
+      <w:pPr>
+        <w:pStyle w:val="Heading3"/>
+      </w:pPr>
+      <w:r>
+        <w:t>一、顶部用量看板（新增）</w:t>
+      </w:r>
+    </w:p>
+    <w:p>
+      <w:r>
+        <w:t>6 张卡片，随页面常驻：</w:t>
+      </w:r>
+    </w:p>
+    <w:tbl>
+      <w:tblPr>
+        <w:tblStyle w:val="TableGrid"/>
+        <w:tblW w:type="auto" w:w="0"/>
+        <w:tblLook w:firstColumn="1" w:firstRow="1" w:lastColumn="0" w:lastRow="0" w:noHBand="0" w:noVBand="1" w:val="04A0"/>
+      </w:tblPr>
+      <w:tblGrid>
+        <w:gridCol w:w="2880"/>
+        <w:gridCol w:w="2880"/>
+        <w:gridCol w:w="2880"/>
+      </w:tblGrid>
+      <w:tr>
+        <w:tc>
+          <w:tcPr>
+            <w:tcW w:type="dxa" w:w="2880"/>
+          </w:tcPr>
+          <w:p>
+            <w:r>
+              <w:rPr>
+                <w:b/>
+              </w:rPr>
+            </w:r>
+            <w:r>
+              <w:rPr>
+                <w:b/>
+              </w:rPr>
+              <w:t>卡片</w:t>
+            </w:r>
+          </w:p>
+        </w:tc>
+        <w:tc>
+          <w:tcPr>
+            <w:tcW w:type="dxa" w:w="2880"/>
+          </w:tcPr>
+          <w:p>
+            <w:r>
+              <w:rPr>
+                <w:b/>
+              </w:rPr>
+            </w:r>
+            <w:r>
+              <w:rPr>
+                <w:b/>
+              </w:rPr>
+              <w:t>内容</w:t>
+            </w:r>
+          </w:p>
+        </w:tc>
+        <w:tc>
+          <w:tcPr>
+            <w:tcW w:type="dxa" w:w="2880"/>
+          </w:tcPr>
+          <w:p>
+            <w:r>
+              <w:rPr>
+                <w:b/>
+              </w:rPr>
+            </w:r>
+            <w:r>
+              <w:rPr>
+                <w:b/>
+              </w:rPr>
+              <w:t>说明</w:t>
+            </w:r>
+          </w:p>
+        </w:tc>
+      </w:tr>
+      <w:tr>
+        <w:tc>
+          <w:tcPr>
+            <w:tcW w:type="dxa" w:w="2880"/>
+          </w:tcPr>
+          <w:p>
+            <w:r/>
+            <w:r>
+              <w:t>账户余额</w:t>
+            </w:r>
+          </w:p>
+        </w:tc>
+        <w:tc>
+          <w:tcPr>
+            <w:tcW w:type="dxa" w:w="2880"/>
+          </w:tcPr>
+          <w:p>
+            <w:r/>
+            <w:r>
+              <w:t>¥12.68（充值 / 赠送分列）</w:t>
+            </w:r>
+          </w:p>
+        </w:tc>
+        <w:tc>
+          <w:tcPr>
+            <w:tcW w:type="dxa" w:w="2880"/>
+          </w:tcPr>
+          <w:p>
+            <w:r/>
+            <w:r>
+              <w:t xml:space="preserve">走 </w:t>
+            </w:r>
+            <w:r>
+              <w:rPr>
+                <w:rFonts w:ascii="Consolas" w:hAnsi="Consolas"/>
+                <w:sz w:val="20"/>
+              </w:rPr>
+              <w:t>api_balance_info()</w:t>
+            </w:r>
+            <w:r>
+              <w:t>，300 秒缓存</w:t>
+            </w:r>
+          </w:p>
+        </w:tc>
+      </w:tr>
+      <w:tr>
+        <w:tc>
+          <w:tcPr>
+            <w:tcW w:type="dxa" w:w="2880"/>
+          </w:tcPr>
+          <w:p>
+            <w:r/>
+            <w:r>
+              <w:t>今日花费 / 预算</w:t>
+            </w:r>
+          </w:p>
+        </w:tc>
+        <w:tc>
+          <w:tcPr>
+            <w:tcW w:type="dxa" w:w="2880"/>
+          </w:tcPr>
+          <w:p>
+            <w:r/>
+            <w:r>
+              <w:t>¥0.08 / ¥3.00 + 进度条 + 剩余金额</w:t>
+            </w:r>
+          </w:p>
+        </w:tc>
+        <w:tc>
+          <w:tcPr>
+            <w:tcW w:type="dxa" w:w="2880"/>
+          </w:tcPr>
+          <w:p>
+            <w:r/>
+            <w:r>
+              <w:t>超 80% 进度条转红、数字转橙</w:t>
+            </w:r>
+          </w:p>
+        </w:tc>
+      </w:tr>
+      <w:tr>
+        <w:tc>
+          <w:tcPr>
+            <w:tcW w:type="dxa" w:w="2880"/>
+          </w:tcPr>
+          <w:p>
+            <w:r/>
+            <w:r>
+              <w:t>今日 token</w:t>
+            </w:r>
+          </w:p>
+        </w:tc>
+        <w:tc>
+          <w:tcPr>
+            <w:tcW w:type="dxa" w:w="2880"/>
+          </w:tcPr>
+          <w:p>
+            <w:r/>
+            <w:r>
+              <w:t>输入 4,044 / 输出 802</w:t>
+            </w:r>
+          </w:p>
+        </w:tc>
+        <w:tc>
+          <w:tcPr>
+            <w:tcW w:type="dxa" w:w="2880"/>
+          </w:tcPr>
+          <w:p>
+            <w:r/>
+            <w:r>
+              <w:t>同时显示累计输入/输出</w:t>
+            </w:r>
+          </w:p>
+        </w:tc>
+      </w:tr>
+      <w:tr>
+        <w:tc>
+          <w:tcPr>
+            <w:tcW w:type="dxa" w:w="2880"/>
+          </w:tcPr>
+          <w:p>
+            <w:r/>
+            <w:r>
+              <w:t>累计解题</w:t>
+            </w:r>
+          </w:p>
+        </w:tc>
+        <w:tc>
+          <w:tcPr>
+            <w:tcW w:type="dxa" w:w="2880"/>
+          </w:tcPr>
+          <w:p>
+            <w:r/>
+            <w:r>
+              <w:t>52 题 · ¥0.84 · 均价 ¥0.02</w:t>
+            </w:r>
+          </w:p>
+        </w:tc>
+        <w:tc>
+          <w:tcPr>
+            <w:tcW w:type="dxa" w:w="2880"/>
+          </w:tcPr>
+          <w:p>
+            <w:r/>
+            <w:r>
+              <w:t xml:space="preserve">数据来自 </w:t>
+            </w:r>
+            <w:r>
+              <w:rPr>
+                <w:rFonts w:ascii="Consolas" w:hAnsi="Consolas"/>
+                <w:sz w:val="20"/>
+              </w:rPr>
+              <w:t>api_usage.json</w:t>
+            </w:r>
+          </w:p>
+        </w:tc>
+      </w:tr>
+      <w:tr>
+        <w:tc>
+          <w:tcPr>
+            <w:tcW w:type="dxa" w:w="2880"/>
+          </w:tcPr>
+          <w:p>
+            <w:r/>
+            <w:r>
+              <w:t>当前数学模型</w:t>
+            </w:r>
+          </w:p>
+        </w:tc>
+        <w:tc>
+          <w:tcPr>
+            <w:tcW w:type="dxa" w:w="2880"/>
+          </w:tcPr>
+          <w:p>
+            <w:r/>
+            <w:r>
+              <w:t>deepseek-v4-pro</w:t>
+            </w:r>
+          </w:p>
+        </w:tc>
+        <w:tc>
+          <w:tcPr>
+            <w:tcW w:type="dxa" w:w="2880"/>
+          </w:tcPr>
+          <w:p>
+            <w:r/>
+            <w:r>
+              <w:t>附本地推理模型名</w:t>
+            </w:r>
+          </w:p>
+        </w:tc>
+      </w:tr>
+      <w:tr>
+        <w:tc>
+          <w:tcPr>
+            <w:tcW w:type="dxa" w:w="2880"/>
+          </w:tcPr>
+          <w:p>
+            <w:r/>
+            <w:r>
+              <w:t>预计还能跑</w:t>
+            </w:r>
+          </w:p>
+        </w:tc>
+        <w:tc>
+          <w:tcPr>
+            <w:tcW w:type="dxa" w:w="2880"/>
+          </w:tcPr>
+          <w:p>
+            <w:r/>
+            <w:r>
+              <w:t>≈ 179 题</w:t>
+            </w:r>
+          </w:p>
+        </w:tc>
+        <w:tc>
+          <w:tcPr>
+            <w:tcW w:type="dxa" w:w="2880"/>
+          </w:tcPr>
+          <w:p>
+            <w:r/>
+            <w:r>
+              <w:t>取「预算剩余」与「余额」的较小值 ÷ 历史均价</w:t>
+            </w:r>
+          </w:p>
+        </w:tc>
+      </w:tr>
+    </w:tbl>
+    <w:p>
+      <w:pPr>
+        <w:pStyle w:val="ListBullet"/>
+      </w:pPr>
+      <w:r>
+        <w:rPr>
+          <w:rFonts w:ascii="Consolas" w:hAnsi="Consolas"/>
+          <w:sz w:val="20"/>
+        </w:rPr>
+        <w:t>gr.Timer(15)</w:t>
+      </w:r>
+      <w:r>
+        <w:t xml:space="preserve"> 每 15 秒刷新一次；只读本地统计，余额走缓存，不会频繁打接口</w:t>
+      </w:r>
+    </w:p>
+    <w:p>
+      <w:pPr>
+        <w:pStyle w:val="ListBullet"/>
+      </w:pPr>
+      <w:r>
+        <w:t>「🔄 刷新用量」按钮强制刷新（同时失效余额缓存）</w:t>
+      </w:r>
+    </w:p>
+    <w:p>
+      <w:pPr>
+        <w:pStyle w:val="ListBullet"/>
+      </w:pPr>
+      <w:r>
+        <w:t>「📄 余额与用量明细」折叠面板给出完整文字版对账信息（含官网用量入口）</w:t>
+      </w:r>
+    </w:p>
+    <w:p>
+      <w:pPr>
+        <w:pStyle w:val="Heading3"/>
+      </w:pPr>
+      <w:r>
+        <w:t>二、单题交互页（①②）</w:t>
+      </w:r>
+    </w:p>
+    <w:p>
+      <w:pPr>
+        <w:pStyle w:val="ListBullet"/>
+      </w:pPr>
+      <w:r>
+        <w:t xml:space="preserve">结果框与题目框支持一键复制（Gradio 6 的 </w:t>
+      </w:r>
+      <w:r>
+        <w:rPr>
+          <w:rFonts w:ascii="Consolas" w:hAnsi="Consolas"/>
+          <w:sz w:val="20"/>
+        </w:rPr>
+        <w:t>buttons=["copy"]</w:t>
+      </w:r>
+      <w:r>
+        <w:t>）</w:t>
+      </w:r>
+    </w:p>
+    <w:p>
+      <w:pPr>
+        <w:pStyle w:val="ListBullet"/>
+      </w:pPr>
+      <w:r>
+        <w:t>新增「本题用量」行：</w:t>
+      </w:r>
+      <w:r>
+        <w:rPr>
+          <w:b/>
+        </w:rPr>
+        <w:t>用时 / 实际模型 / 输入输出 token / 本次费用</w:t>
+      </w:r>
+    </w:p>
+    <w:p>
+      <w:pPr>
+        <w:pStyle w:val="ListBullet"/>
+      </w:pPr>
+      <w:r>
+        <w:t xml:space="preserve">新增「📄 导出 Word」：解答直接落盘到 </w:t>
+      </w:r>
+      <w:r>
+        <w:rPr>
+          <w:rFonts w:ascii="Consolas" w:hAnsi="Consolas"/>
+          <w:sz w:val="20"/>
+        </w:rPr>
+        <w:t>output/单题解答/解答_时间戳.docx</w:t>
+      </w:r>
+    </w:p>
+    <w:p>
+      <w:pPr>
+        <w:pStyle w:val="ListBullet"/>
+      </w:pPr>
+      <w:r>
+        <w:t>移除页面内重复的「查询API余额」文本框，合并进顶部看板</w:t>
+      </w:r>
+    </w:p>
+    <w:p>
+      <w:pPr>
+        <w:pStyle w:val="Heading3"/>
+      </w:pPr>
+      <w:r>
+        <w:t>三、批量做题页（③）</w:t>
+      </w:r>
+    </w:p>
+    <w:p>
+      <w:pPr>
+        <w:pStyle w:val="ListBullet"/>
+      </w:pPr>
+      <w:r>
+        <w:t>新增「模型档位」下拉：标准（</w:t>
+      </w:r>
+      <w:r>
+        <w:rPr>
+          <w:rFonts w:ascii="Consolas" w:hAnsi="Consolas"/>
+          <w:sz w:val="20"/>
+        </w:rPr>
+        <w:t>MATH_MODEL</w:t>
+      </w:r>
+      <w:r>
+        <w:t>）/ 省钱（</w:t>
+      </w:r>
+      <w:r>
+        <w:rPr>
+          <w:rFonts w:ascii="Consolas" w:hAnsi="Consolas"/>
+          <w:sz w:val="20"/>
+        </w:rPr>
+        <w:t>deepseek-flash</w:t>
+      </w:r>
+      <w:r>
+        <w:t>）</w:t>
+      </w:r>
+    </w:p>
+    <w:p>
+      <w:pPr>
+        <w:pStyle w:val="ListBullet"/>
+      </w:pPr>
+      <w:r>
+        <w:t>只覆盖数学模型，推理模型选择不受影响</w:t>
+      </w:r>
+    </w:p>
+    <w:p>
+      <w:pPr>
+        <w:pStyle w:val="ListBullet"/>
+      </w:pPr>
+      <w:r>
+        <w:t>实现方式：</w:t>
+      </w:r>
+      <w:r>
+        <w:rPr>
+          <w:rFonts w:ascii="Consolas" w:hAnsi="Consolas"/>
+          <w:sz w:val="20"/>
+        </w:rPr>
+        <w:t>run_question(math_model=...)</w:t>
+      </w:r>
+      <w:r>
+        <w:t xml:space="preserve"> → </w:t>
+      </w:r>
+      <w:r>
+        <w:rPr>
+          <w:rFonts w:ascii="Consolas" w:hAnsi="Consolas"/>
+          <w:sz w:val="20"/>
+        </w:rPr>
+        <w:t>resolve_model()</w:t>
+      </w:r>
+      <w:r>
+        <w:t xml:space="preserve"> → </w:t>
+      </w:r>
+      <w:r>
+        <w:rPr>
+          <w:rFonts w:ascii="Consolas" w:hAnsi="Consolas"/>
+          <w:sz w:val="20"/>
+        </w:rPr>
+        <w:t>_ensure_llm_math(model_name)</w:t>
+      </w:r>
+    </w:p>
+    <w:p>
+      <w:r>
+        <w:t>按模型名缓存实例，切换档位不需要重启进程</w:t>
+      </w:r>
+    </w:p>
+    <w:p>
+      <w:pPr>
+        <w:pStyle w:val="Heading3"/>
+      </w:pPr>
+      <w:r>
+        <w:t>四、内核改动</w:t>
+      </w:r>
+    </w:p>
+    <w:p>
+      <w:pPr>
+        <w:pStyle w:val="ListBullet"/>
+      </w:pPr>
+      <w:r>
+        <w:rPr>
+          <w:rFonts w:ascii="Consolas" w:hAnsi="Consolas"/>
+          <w:sz w:val="20"/>
+        </w:rPr>
+        <w:t>usage_snapshot()</w:t>
+      </w:r>
+      <w:r>
+        <w:t>：统一用量快照（今日/累计 token、费用、均价、预算上限、可跑题数）</w:t>
+      </w:r>
+    </w:p>
+    <w:p>
+      <w:pPr>
+        <w:pStyle w:val="ListBullet"/>
+      </w:pPr>
+      <w:r>
+        <w:rPr>
+          <w:rFonts w:ascii="Consolas" w:hAnsi="Consolas"/>
+          <w:sz w:val="20"/>
+        </w:rPr>
+        <w:t>record_api_usage()</w:t>
+      </w:r>
+      <w:r>
+        <w:t xml:space="preserve">：返回值改为本次费用，并补记 </w:t>
+      </w:r>
+      <w:r>
+        <w:rPr>
+          <w:rFonts w:ascii="Consolas" w:hAnsi="Consolas"/>
+          <w:sz w:val="20"/>
+        </w:rPr>
+        <w:t>daily.prompt_tokens / completion_tokens</w:t>
+      </w:r>
+    </w:p>
+    <w:p>
+      <w:pPr>
+        <w:pStyle w:val="ListBullet"/>
+      </w:pPr>
+      <w:r>
+        <w:rPr>
+          <w:rFonts w:ascii="Consolas" w:hAnsi="Consolas"/>
+          <w:sz w:val="20"/>
+        </w:rPr>
+        <w:t>_LAST_RUN_STATS</w:t>
+      </w:r>
+      <w:r>
+        <w:t>：记录最近一次解题的 token、耗时、费用，供页面「本题用量」展示</w:t>
+      </w:r>
+    </w:p>
+    <w:p>
+      <w:pPr>
+        <w:pStyle w:val="ListBullet"/>
+      </w:pPr>
+      <w:r>
+        <w:rPr>
+          <w:rFonts w:ascii="Consolas" w:hAnsi="Consolas"/>
+          <w:sz w:val="20"/>
+        </w:rPr>
+        <w:t>_ensure_llm_math(model_name=None)</w:t>
+      </w:r>
+      <w:r>
+        <w:t xml:space="preserve"> / </w:t>
+      </w:r>
+      <w:r>
+        <w:rPr>
+          <w:rFonts w:ascii="Consolas" w:hAnsi="Consolas"/>
+          <w:sz w:val="20"/>
+        </w:rPr>
+        <w:t>_ensure_llm_math_with_tools()</w:t>
+      </w:r>
+      <w:r>
+        <w:t>：改为按模型名缓存</w:t>
+      </w:r>
+    </w:p>
+    <w:p>
+      <w:pPr>
+        <w:pStyle w:val="ListBullet"/>
+      </w:pPr>
+      <w:r>
+        <w:rPr>
+          <w:rFonts w:ascii="Consolas" w:hAnsi="Consolas"/>
+          <w:sz w:val="20"/>
+        </w:rPr>
+        <w:t>api_balance_info()</w:t>
+      </w:r>
+      <w:r>
+        <w:t>：把 deepseek / siliconflow / 本地三种情况的余额字段归一化</w:t>
+      </w:r>
+    </w:p>
+    <w:p>
+      <w:pPr>
+        <w:pStyle w:val="ListBullet"/>
+      </w:pPr>
+      <w:r>
+        <w:rPr>
+          <w:rFonts w:ascii="Consolas" w:hAnsi="Consolas"/>
+          <w:sz w:val="20"/>
+        </w:rPr>
+        <w:t>batch_solve_file(..., math_model=None)</w:t>
+      </w:r>
+      <w:r>
+        <w:t>：支持整卷切换省钱档</w:t>
+      </w:r>
+    </w:p>
+    <w:p>
+      <w:pPr>
+        <w:pStyle w:val="ListBullet"/>
+      </w:pPr>
+      <w:r>
+        <w:t>上一轮的成本护栏、云端失败降级逻辑保持有效</w:t>
+      </w:r>
+    </w:p>
+    <w:p>
+      <w:pPr>
+        <w:pStyle w:val="Heading3"/>
+      </w:pPr>
+      <w:r>
+        <w:t>五、验证（真实运行）</w:t>
+      </w:r>
+    </w:p>
+    <w:p>
+      <w:pPr>
+        <w:pStyle w:val="ListBullet"/>
+      </w:pPr>
+      <w:r>
+        <w:t>页面 HTTP 200，六张卡片正常渲染</w:t>
+      </w:r>
+    </w:p>
+    <w:p>
+      <w:pPr>
+        <w:pStyle w:val="ListBullet"/>
+      </w:pPr>
+      <w:r>
+        <w:t xml:space="preserve">25 个接口就绪，新增 </w:t>
+      </w:r>
+      <w:r>
+        <w:rPr>
+          <w:rFonts w:ascii="Consolas" w:hAnsi="Consolas"/>
+          <w:sz w:val="20"/>
+        </w:rPr>
+        <w:t>/refresh_dashboard</w:t>
+      </w:r>
+      <w:r>
+        <w:t>、</w:t>
+      </w:r>
+      <w:r>
+        <w:rPr>
+          <w:rFonts w:ascii="Consolas" w:hAnsi="Consolas"/>
+          <w:sz w:val="20"/>
+        </w:rPr>
+        <w:t>/balance_detail</w:t>
+      </w:r>
+      <w:r>
+        <w:t>、</w:t>
+      </w:r>
+      <w:r>
+        <w:rPr>
+          <w:rFonts w:ascii="Consolas" w:hAnsi="Consolas"/>
+          <w:sz w:val="20"/>
+        </w:rPr>
+        <w:t>/export_answer</w:t>
+      </w:r>
+    </w:p>
+    <w:p>
+      <w:pPr>
+        <w:pStyle w:val="ListBullet"/>
+      </w:pPr>
+      <w:r>
+        <w:t>实测单题（2x+3=7）：25 秒，输入 4,044 / 输出 802 token ≈ ¥0.0145，页面「本题用量」与实际一致</w:t>
+      </w:r>
+    </w:p>
+    <w:p>
+      <w:pPr>
+        <w:pStyle w:val="ListBullet"/>
+      </w:pPr>
+      <w:r>
+        <w:t>看板实测：余额 ¥12.68、今日 ¥0.08/¥3.00（剩 ¥2.92，3 题）、今日 token 4,044/802、</w:t>
+      </w:r>
+    </w:p>
+    <w:p>
+      <w:r>
+        <w:t>累计 52 题 ¥0.84、预计可跑 ≈179 题</w:t>
+      </w:r>
+    </w:p>
+    <w:p>
+      <w:pPr>
+        <w:pStyle w:val="ListBullet"/>
+      </w:pPr>
+      <w:r>
+        <w:t>导出 Word 成功（</w:t>
+      </w:r>
+      <w:r>
+        <w:rPr>
+          <w:rFonts w:ascii="Consolas" w:hAnsi="Consolas"/>
+          <w:sz w:val="20"/>
+        </w:rPr>
+        <w:t>output/单题解答/解答_20261027_192701.docx</w:t>
+      </w:r>
+      <w:r>
+        <w:t>，35KB）</w:t>
+      </w:r>
+    </w:p>
+    <w:p>
+      <w:pPr>
+        <w:pStyle w:val="ListBullet"/>
+      </w:pPr>
+      <w:r>
+        <w:t xml:space="preserve">顺带修掉 Gradio 6 的 </w:t>
+      </w:r>
+      <w:r>
+        <w:rPr>
+          <w:rFonts w:ascii="Consolas" w:hAnsi="Consolas"/>
+          <w:sz w:val="20"/>
+        </w:rPr>
+        <w:t>theme</w:t>
+      </w:r>
+      <w:r>
+        <w:t xml:space="preserve"> 参数位置警告（移到 </w:t>
+      </w:r>
+      <w:r>
+        <w:rPr>
+          <w:rFonts w:ascii="Consolas" w:hAnsi="Consolas"/>
+          <w:sz w:val="20"/>
+        </w:rPr>
+        <w:t>launch()</w:t>
+      </w:r>
+      <w:r>
+        <w:t>）</w:t>
+      </w:r>
+    </w:p>
+    <w:p>
+      <w:pPr>
+        <w:pStyle w:val="Heading3"/>
+      </w:pPr>
+      <w:r>
+        <w:t>六、使用提示</w:t>
+      </w:r>
+    </w:p>
+    <w:p>
+      <w:pPr>
+        <w:pStyle w:val="ListBullet"/>
+      </w:pPr>
+      <w:r>
+        <w:t>看板若显示「查询失败」，点「🔄 刷新用量」重试（多为网络或 Key 问题）</w:t>
+      </w:r>
+    </w:p>
+    <w:p>
+      <w:pPr>
+        <w:pStyle w:val="ListBullet"/>
+      </w:pPr>
+      <w:r>
+        <w:t>「预计还能跑」按历史均价估算，实际受题目长度、工具调用轮次影响</w:t>
+      </w:r>
+    </w:p>
+    <w:p>
+      <w:pPr>
+        <w:pStyle w:val="ListBullet"/>
+      </w:pPr>
+      <w:r>
+        <w:t>省钱档适合整卷批量；大题/压轴题建议仍用标准档</w:t>
+      </w:r>
+    </w:p>
+    <w:p>
+      <w:pPr>
+        <w:pStyle w:val="ListBullet"/>
+      </w:pPr>
+      <w:r>
+        <w:t xml:space="preserve">本轮新增 </w:t>
+      </w:r>
+      <w:r>
+        <w:rPr>
+          <w:rFonts w:ascii="Consolas" w:hAnsi="Consolas"/>
+          <w:sz w:val="20"/>
+        </w:rPr>
+        <w:t>MATH_MAX_TOKENS</w:t>
+      </w:r>
+      <w:r>
+        <w:t>（默认 3072），控制数学模型单次输出上限</w:t>
       </w:r>
     </w:p>
     <w:sectPr>

--- a/开发历程记录.docx
+++ b/开发历程记录.docx
@@ -9326,6 +9326,1014 @@
       </w:r>
       <w:r>
         <w:t>（默认 3072），控制数学模型单次输出上限</w:t>
+      </w:r>
+    </w:p>
+    <w:p>
+      <w:r>
+        <w:t>――――――――――――――――――――</w:t>
+      </w:r>
+    </w:p>
+    <w:p>
+      <w:pPr>
+        <w:pStyle w:val="Heading2"/>
+      </w:pPr>
+      <w:r>
+        <w:t>二十、页面重排、解题历史与批量统计（2026-10-27）</w:t>
+      </w:r>
+    </w:p>
+    <w:p>
+      <w:pPr>
+        <w:pStyle w:val="Heading3"/>
+      </w:pPr>
+      <w:r>
+        <w:t>背景</w:t>
+      </w:r>
+    </w:p>
+    <w:p>
+      <w:r>
+        <w:t>用户要求：换掉 API Key、清掉闲置模型；把网页各功能</w:t>
+      </w:r>
+      <w:r>
+        <w:rPr>
+          <w:b/>
+        </w:rPr>
+        <w:t>重新介绍与排序</w:t>
+      </w:r>
+      <w:r>
+        <w:t>，做到简洁明了；</w:t>
+      </w:r>
+    </w:p>
+    <w:p>
+      <w:r>
+        <w:t>并判断哪些功能该拓展、哪些该优化，由我直接改。</w:t>
+      </w:r>
+    </w:p>
+    <w:p>
+      <w:pPr>
+        <w:pStyle w:val="Heading3"/>
+      </w:pPr>
+      <w:r>
+        <w:t>一、实施前的功能盘点（判断依据）</w:t>
+      </w:r>
+    </w:p>
+    <w:tbl>
+      <w:tblPr>
+        <w:tblStyle w:val="TableGrid"/>
+        <w:tblW w:type="auto" w:w="0"/>
+        <w:tblLook w:firstColumn="1" w:firstRow="1" w:lastColumn="0" w:lastRow="0" w:noHBand="0" w:noVBand="1" w:val="04A0"/>
+      </w:tblPr>
+      <w:tblGrid>
+        <w:gridCol w:w="2160"/>
+        <w:gridCol w:w="2160"/>
+        <w:gridCol w:w="2160"/>
+        <w:gridCol w:w="2160"/>
+      </w:tblGrid>
+      <w:tr>
+        <w:tc>
+          <w:tcPr>
+            <w:tcW w:type="dxa" w:w="2160"/>
+          </w:tcPr>
+          <w:p>
+            <w:r>
+              <w:rPr>
+                <w:b/>
+              </w:rPr>
+            </w:r>
+            <w:r>
+              <w:rPr>
+                <w:b/>
+              </w:rPr>
+              <w:t>页签</w:t>
+            </w:r>
+          </w:p>
+        </w:tc>
+        <w:tc>
+          <w:tcPr>
+            <w:tcW w:type="dxa" w:w="2160"/>
+          </w:tcPr>
+          <w:p>
+            <w:r>
+              <w:rPr>
+                <w:b/>
+              </w:rPr>
+            </w:r>
+            <w:r>
+              <w:rPr>
+                <w:b/>
+              </w:rPr>
+              <w:t>现状</w:t>
+            </w:r>
+          </w:p>
+        </w:tc>
+        <w:tc>
+          <w:tcPr>
+            <w:tcW w:type="dxa" w:w="2160"/>
+          </w:tcPr>
+          <w:p>
+            <w:r>
+              <w:rPr>
+                <w:b/>
+              </w:rPr>
+            </w:r>
+            <w:r>
+              <w:rPr>
+                <w:b/>
+              </w:rPr>
+              <w:t>主要短板</w:t>
+            </w:r>
+          </w:p>
+        </w:tc>
+        <w:tc>
+          <w:tcPr>
+            <w:tcW w:type="dxa" w:w="2160"/>
+          </w:tcPr>
+          <w:p>
+            <w:r>
+              <w:rPr>
+                <w:b/>
+              </w:rPr>
+            </w:r>
+            <w:r>
+              <w:rPr>
+                <w:b/>
+              </w:rPr>
+              <w:t>判断</w:t>
+            </w:r>
+          </w:p>
+        </w:tc>
+      </w:tr>
+      <w:tr>
+        <w:tc>
+          <w:tcPr>
+            <w:tcW w:type="dxa" w:w="2160"/>
+          </w:tcPr>
+          <w:p>
+            <w:r/>
+            <w:r>
+              <w:t>① 单题</w:t>
+            </w:r>
+          </w:p>
+        </w:tc>
+        <w:tc>
+          <w:tcPr>
+            <w:tcW w:type="dxa" w:w="2160"/>
+          </w:tcPr>
+          <w:p>
+            <w:r/>
+            <w:r>
+              <w:t>出标准答案 + 步骤</w:t>
+            </w:r>
+          </w:p>
+        </w:tc>
+        <w:tc>
+          <w:tcPr>
+            <w:tcW w:type="dxa" w:w="2160"/>
+          </w:tcPr>
+          <w:p>
+            <w:r/>
+            <w:r>
+              <w:t>结果不落盘，刷新即丢，无法回看</w:t>
+            </w:r>
+          </w:p>
+        </w:tc>
+        <w:tc>
+          <w:tcPr>
+            <w:tcW w:type="dxa" w:w="2160"/>
+          </w:tcPr>
+          <w:p>
+            <w:r/>
+            <w:r>
+              <w:rPr>
+                <w:b/>
+              </w:rPr>
+              <w:t>优化</w:t>
+            </w:r>
+            <w:r>
+              <w:t>：补历史记录</w:t>
+            </w:r>
+          </w:p>
+        </w:tc>
+      </w:tr>
+      <w:tr>
+        <w:tc>
+          <w:tcPr>
+            <w:tcW w:type="dxa" w:w="2160"/>
+          </w:tcPr>
+          <w:p>
+            <w:r/>
+            <w:r>
+              <w:t>② 题目档案</w:t>
+            </w:r>
+          </w:p>
+        </w:tc>
+        <w:tc>
+          <w:tcPr>
+            <w:tcW w:type="dxa" w:w="2160"/>
+          </w:tcPr>
+          <w:p>
+            <w:r/>
+            <w:r>
+              <w:t>11 字段 + 4 变式</w:t>
+            </w:r>
+          </w:p>
+        </w:tc>
+        <w:tc>
+          <w:tcPr>
+            <w:tcW w:type="dxa" w:w="2160"/>
+          </w:tcPr>
+          <w:p>
+            <w:r/>
+            <w:r>
+              <w:t>只能单题手工输入，无法批量</w:t>
+            </w:r>
+          </w:p>
+        </w:tc>
+        <w:tc>
+          <w:tcPr>
+            <w:tcW w:type="dxa" w:w="2160"/>
+          </w:tcPr>
+          <w:p>
+            <w:r/>
+            <w:r>
+              <w:t>拓展（路线图）</w:t>
+            </w:r>
+          </w:p>
+        </w:tc>
+      </w:tr>
+      <w:tr>
+        <w:tc>
+          <w:tcPr>
+            <w:tcW w:type="dxa" w:w="2160"/>
+          </w:tcPr>
+          <w:p>
+            <w:r/>
+            <w:r>
+              <w:t>③ 批量</w:t>
+            </w:r>
+          </w:p>
+        </w:tc>
+        <w:tc>
+          <w:tcPr>
+            <w:tcW w:type="dxa" w:w="2160"/>
+          </w:tcPr>
+          <w:p>
+            <w:r/>
+            <w:r>
+              <w:t>逐题批改 + 续跑 + 重做</w:t>
+            </w:r>
+          </w:p>
+        </w:tc>
+        <w:tc>
+          <w:tcPr>
+            <w:tcW w:type="dxa" w:w="2160"/>
+          </w:tcPr>
+          <w:p>
+            <w:r/>
+            <w:r>
+              <w:t>只有文档，没有逐题统计</w:t>
+            </w:r>
+          </w:p>
+        </w:tc>
+        <w:tc>
+          <w:tcPr>
+            <w:tcW w:type="dxa" w:w="2160"/>
+          </w:tcPr>
+          <w:p>
+            <w:r/>
+            <w:r>
+              <w:rPr>
+                <w:b/>
+              </w:rPr>
+              <w:t>优化</w:t>
+            </w:r>
+            <w:r>
+              <w:t>：加统计表</w:t>
+            </w:r>
+          </w:p>
+        </w:tc>
+      </w:tr>
+      <w:tr>
+        <w:tc>
+          <w:tcPr>
+            <w:tcW w:type="dxa" w:w="2160"/>
+          </w:tcPr>
+          <w:p>
+            <w:r/>
+            <w:r>
+              <w:t>④ 教研</w:t>
+            </w:r>
+          </w:p>
+        </w:tc>
+        <w:tc>
+          <w:tcPr>
+            <w:tcW w:type="dxa" w:w="2160"/>
+          </w:tcPr>
+          <w:p>
+            <w:r/>
+            <w:r>
+              <w:t>长流程生成教研资料</w:t>
+            </w:r>
+          </w:p>
+        </w:tc>
+        <w:tc>
+          <w:tcPr>
+            <w:tcW w:type="dxa" w:w="2160"/>
+          </w:tcPr>
+          <w:p>
+            <w:r/>
+            <w:r>
+              <w:t>1~4 小时，中途无产物</w:t>
+            </w:r>
+          </w:p>
+        </w:tc>
+        <w:tc>
+          <w:tcPr>
+            <w:tcW w:type="dxa" w:w="2160"/>
+          </w:tcPr>
+          <w:p>
+            <w:r/>
+            <w:r>
+              <w:t>拓展（路线图）</w:t>
+            </w:r>
+          </w:p>
+        </w:tc>
+      </w:tr>
+      <w:tr>
+        <w:tc>
+          <w:tcPr>
+            <w:tcW w:type="dxa" w:w="2160"/>
+          </w:tcPr>
+          <w:p>
+            <w:r/>
+            <w:r>
+              <w:t>⑤ 精细化</w:t>
+            </w:r>
+          </w:p>
+        </w:tc>
+        <w:tc>
+          <w:tcPr>
+            <w:tcW w:type="dxa" w:w="2160"/>
+          </w:tcPr>
+          <w:p>
+            <w:r/>
+            <w:r>
+              <w:t>12 板块讲义</w:t>
+            </w:r>
+          </w:p>
+        </w:tc>
+        <w:tc>
+          <w:tcPr>
+            <w:tcW w:type="dxa" w:w="2160"/>
+          </w:tcPr>
+          <w:p>
+            <w:r/>
+            <w:r>
+              <w:t>每次重新生成，无缓存</w:t>
+            </w:r>
+          </w:p>
+        </w:tc>
+        <w:tc>
+          <w:tcPr>
+            <w:tcW w:type="dxa" w:w="2160"/>
+          </w:tcPr>
+          <w:p>
+            <w:r/>
+            <w:r>
+              <w:t>拓展（路线图）</w:t>
+            </w:r>
+          </w:p>
+        </w:tc>
+      </w:tr>
+      <w:tr>
+        <w:tc>
+          <w:tcPr>
+            <w:tcW w:type="dxa" w:w="2160"/>
+          </w:tcPr>
+          <w:p>
+            <w:r/>
+            <w:r>
+              <w:t>⑥ 知识库</w:t>
+            </w:r>
+          </w:p>
+        </w:tc>
+        <w:tc>
+          <w:tcPr>
+            <w:tcW w:type="dxa" w:w="2160"/>
+          </w:tcPr>
+          <w:p>
+            <w:r/>
+            <w:r>
+              <w:t>Wiki 编译 + 检索</w:t>
+            </w:r>
+          </w:p>
+        </w:tc>
+        <w:tc>
+          <w:tcPr>
+            <w:tcW w:type="dxa" w:w="2160"/>
+          </w:tcPr>
+          <w:p>
+            <w:r/>
+            <w:r>
+              <w:t>检索是关键词匹配，召回未验证</w:t>
+            </w:r>
+          </w:p>
+        </w:tc>
+        <w:tc>
+          <w:tcPr>
+            <w:tcW w:type="dxa" w:w="2160"/>
+          </w:tcPr>
+          <w:p>
+            <w:r/>
+            <w:r>
+              <w:t>优化（路线图）</w:t>
+            </w:r>
+          </w:p>
+        </w:tc>
+      </w:tr>
+      <w:tr>
+        <w:tc>
+          <w:tcPr>
+            <w:tcW w:type="dxa" w:w="2160"/>
+          </w:tcPr>
+          <w:p>
+            <w:r/>
+            <w:r>
+              <w:t>⑦ 格式转换</w:t>
+            </w:r>
+          </w:p>
+        </w:tc>
+        <w:tc>
+          <w:tcPr>
+            <w:tcW w:type="dxa" w:w="2160"/>
+          </w:tcPr>
+          <w:p>
+            <w:r/>
+            <w:r>
+              <w:t>MD ↔ Word</w:t>
+            </w:r>
+          </w:p>
+        </w:tc>
+        <w:tc>
+          <w:tcPr>
+            <w:tcW w:type="dxa" w:w="2160"/>
+          </w:tcPr>
+          <w:p>
+            <w:r/>
+            <w:r>
+              <w:t>单文件，无批量</w:t>
+            </w:r>
+          </w:p>
+        </w:tc>
+        <w:tc>
+          <w:tcPr>
+            <w:tcW w:type="dxa" w:w="2160"/>
+          </w:tcPr>
+          <w:p>
+            <w:r/>
+            <w:r>
+              <w:t>拓展（路线图）</w:t>
+            </w:r>
+          </w:p>
+        </w:tc>
+      </w:tr>
+    </w:tbl>
+    <w:p>
+      <w:r>
+        <w:t>本轮实际落地：① 历史、③ 统计、全局重排与文案精简。</w:t>
+      </w:r>
+    </w:p>
+    <w:p>
+      <w:pPr>
+        <w:pStyle w:val="Heading3"/>
+      </w:pPr>
+      <w:r>
+        <w:t>二、页面重排（按老师真实使用路径）</w:t>
+      </w:r>
+    </w:p>
+    <w:p>
+      <w:r>
+        <w:t>新顺序：</w:t>
+      </w:r>
+      <w:r>
+        <w:rPr>
+          <w:b/>
+        </w:rPr>
+        <w:t>单题解题 → 题目档案 → 批量做题 → 真题教研 → 精细化讲义 → 知识库 → 格式转换</w:t>
+      </w:r>
+    </w:p>
+    <w:p>
+      <w:r>
+        <w:t>排列理由：先"做一道题"，再"研究一道题"，然后"整卷批改"与"整卷教研"，</w:t>
+      </w:r>
+    </w:p>
+    <w:p>
+      <w:r>
+        <w:t>接着"备课讲义"，最后是低频的数据层（知识库）与工具（格式转换）。</w:t>
+      </w:r>
+    </w:p>
+    <w:p>
+      <w:r>
+        <w:t>同步改名（更直白）：单题交互→</w:t>
+      </w:r>
+      <w:r>
+        <w:rPr>
+          <w:b/>
+        </w:rPr>
+        <w:t>单题解题</w:t>
+      </w:r>
+      <w:r>
+        <w:t>；LLM Wiki 知识库→</w:t>
+      </w:r>
+      <w:r>
+        <w:rPr>
+          <w:b/>
+        </w:rPr>
+        <w:t>知识库</w:t>
+      </w:r>
+      <w:r>
+        <w:t>；</w:t>
+      </w:r>
+    </w:p>
+    <w:p>
+      <w:r>
+        <w:t>精细化内容生成→</w:t>
+      </w:r>
+      <w:r>
+        <w:rPr>
+          <w:b/>
+        </w:rPr>
+        <w:t>精细化讲义</w:t>
+      </w:r>
+      <w:r>
+        <w:t>；题目档案·命题人变式→</w:t>
+      </w:r>
+      <w:r>
+        <w:rPr>
+          <w:b/>
+        </w:rPr>
+        <w:t>题目档案</w:t>
+      </w:r>
+      <w:r>
+        <w:t>；文件格式转换→</w:t>
+      </w:r>
+      <w:r>
+        <w:rPr>
+          <w:b/>
+        </w:rPr>
+        <w:t>格式转换</w:t>
+      </w:r>
+      <w:r>
+        <w:t>。</w:t>
+      </w:r>
+    </w:p>
+    <w:p>
+      <w:r>
+        <w:t>文案精简：每个页签只保留一句导语；细节入口（旧版向量库重建、历史列表）收进折叠面板。</w:t>
+      </w:r>
+    </w:p>
+    <w:p>
+      <w:pPr>
+        <w:pStyle w:val="Heading3"/>
+      </w:pPr>
+      <w:r>
+        <w:t>三、新增：解题历史</w:t>
+      </w:r>
+    </w:p>
+    <w:p>
+      <w:pPr>
+        <w:pStyle w:val="ListBullet"/>
+      </w:pPr>
+      <w:r>
+        <w:t>存储：</w:t>
+      </w:r>
+      <w:r>
+        <w:rPr>
+          <w:rFonts w:ascii="Consolas" w:hAnsi="Consolas"/>
+          <w:sz w:val="20"/>
+        </w:rPr>
+        <w:t>output/解题历史.json</w:t>
+      </w:r>
+      <w:r>
+        <w:t>，最多保留 100 条</w:t>
+      </w:r>
+    </w:p>
+    <w:p>
+      <w:pPr>
+        <w:pStyle w:val="ListBullet"/>
+      </w:pPr>
+      <w:r>
+        <w:t>每次解题自动写入：时间 / 题目 / 答案 / 模型 / 用时 / 输入输出 token / 费用</w:t>
+      </w:r>
+    </w:p>
+    <w:p>
+      <w:pPr>
+        <w:pStyle w:val="ListBullet"/>
+      </w:pPr>
+      <w:r>
+        <w:t>页面：① 页签内折叠面板，下拉选择 + 「载入选中 / 刷新列表 / 清空历史」</w:t>
+      </w:r>
+    </w:p>
+    <w:p>
+      <w:pPr>
+        <w:pStyle w:val="ListBullet"/>
+      </w:pPr>
+      <w:r>
+        <w:t>载入后题目与答案回填，可直接追问或导出 Word</w:t>
+      </w:r>
+    </w:p>
+    <w:p>
+      <w:pPr>
+        <w:pStyle w:val="ListBullet"/>
+      </w:pPr>
+      <w:r>
+        <w:t>15 秒定时器与看板一起刷新列表</w:t>
+      </w:r>
+    </w:p>
+    <w:p>
+      <w:pPr>
+        <w:pStyle w:val="Heading3"/>
+      </w:pPr>
+      <w:r>
+        <w:t>四、新增：批量做题逐题统计</w:t>
+      </w:r>
+    </w:p>
+    <w:p>
+      <w:pPr>
+        <w:pStyle w:val="ListBullet"/>
+      </w:pPr>
+      <w:r>
+        <w:t>内核：</w:t>
+      </w:r>
+      <w:r>
+        <w:rPr>
+          <w:rFonts w:ascii="Consolas" w:hAnsi="Consolas"/>
+          <w:sz w:val="20"/>
+        </w:rPr>
+        <w:t>batch_solve_file</w:t>
+      </w:r>
+      <w:r>
+        <w:t xml:space="preserve"> 为每题记录 </w:t>
+      </w:r>
+      <w:r>
+        <w:rPr>
+          <w:rFonts w:ascii="Consolas" w:hAnsi="Consolas"/>
+          <w:sz w:val="20"/>
+        </w:rPr>
+        <w:t>model / seconds / prompt / completion / cost</w:t>
+      </w:r>
+      <w:r>
+        <w:t>，</w:t>
+      </w:r>
+    </w:p>
+    <w:p>
+      <w:r>
+        <w:t xml:space="preserve">汇总进 </w:t>
+      </w:r>
+      <w:r>
+        <w:rPr>
+          <w:rFonts w:ascii="Consolas" w:hAnsi="Consolas"/>
+          <w:sz w:val="20"/>
+        </w:rPr>
+        <w:t>LAST_BATCH_STATS</w:t>
+      </w:r>
+      <w:r>
+        <w:t>（不含答案正文，避免体积膨胀）</w:t>
+      </w:r>
+    </w:p>
+    <w:p>
+      <w:pPr>
+        <w:pStyle w:val="ListBullet"/>
+      </w:pPr>
+      <w:r>
+        <w:t xml:space="preserve">页面：③ 页签新增 </w:t>
+      </w:r>
+      <w:r>
+        <w:rPr>
+          <w:rFonts w:ascii="Consolas" w:hAnsi="Consolas"/>
+          <w:sz w:val="20"/>
+        </w:rPr>
+        <w:t>Dataframe</w:t>
+      </w:r>
+      <w:r>
+        <w:t>，列为 文件 / 题号 / 状态 / 模型 / 用时 / 费用 / token 入出</w:t>
+      </w:r>
+    </w:p>
+    <w:p>
+      <w:pPr>
+        <w:pStyle w:val="ListBullet"/>
+      </w:pPr>
+      <w:r>
+        <w:t>结束语汇总本次总费用</w:t>
+      </w:r>
+    </w:p>
+    <w:p>
+      <w:pPr>
+        <w:pStyle w:val="Heading3"/>
+      </w:pPr>
+      <w:r>
+        <w:t>五、清理与 Key 轮换</w:t>
+      </w:r>
+    </w:p>
+    <w:p>
+      <w:pPr>
+        <w:pStyle w:val="ListBullet"/>
+      </w:pPr>
+      <w:r>
+        <w:t xml:space="preserve">删除闲置模型 </w:t>
+      </w:r>
+      <w:r>
+        <w:rPr>
+          <w:rFonts w:ascii="Consolas" w:hAnsi="Consolas"/>
+          <w:sz w:val="20"/>
+        </w:rPr>
+        <w:t>qwen2.5:14b</w:t>
+      </w:r>
+      <w:r>
+        <w:t>（9.0GB）、</w:t>
+      </w:r>
+      <w:r>
+        <w:rPr>
+          <w:rFonts w:ascii="Consolas" w:hAnsi="Consolas"/>
+          <w:sz w:val="20"/>
+        </w:rPr>
+        <w:t>qwen3:14b</w:t>
+      </w:r>
+      <w:r>
+        <w:t xml:space="preserve">（9.3GB），共释放约 </w:t>
+      </w:r>
+      <w:r>
+        <w:rPr>
+          <w:b/>
+        </w:rPr>
+        <w:t>18.3GB</w:t>
+      </w:r>
+    </w:p>
+    <w:p>
+      <w:pPr>
+        <w:pStyle w:val="ListBullet"/>
+      </w:pPr>
+      <w:r>
+        <w:t>现役模型：</w:t>
+      </w:r>
+      <w:r>
+        <w:rPr>
+          <w:rFonts w:ascii="Consolas" w:hAnsi="Consolas"/>
+          <w:sz w:val="20"/>
+        </w:rPr>
+        <w:t>deepseek-r1:14b</w:t>
+      </w:r>
+      <w:r>
+        <w:t>（本地推理/兜底）、</w:t>
+      </w:r>
+      <w:r>
+        <w:rPr>
+          <w:rFonts w:ascii="Consolas" w:hAnsi="Consolas"/>
+          <w:sz w:val="20"/>
+        </w:rPr>
+        <w:t>qwen2.5:7b</w:t>
+      </w:r>
+      <w:r>
+        <w:t>（拆题）、</w:t>
+      </w:r>
+      <w:r>
+        <w:rPr>
+          <w:rFonts w:ascii="Consolas" w:hAnsi="Consolas"/>
+          <w:sz w:val="20"/>
+        </w:rPr>
+        <w:t>nomic-embed-text</w:t>
+      </w:r>
+      <w:r>
+        <w:t>（向量）</w:t>
+      </w:r>
+    </w:p>
+    <w:p>
+      <w:pPr>
+        <w:pStyle w:val="ListBullet"/>
+      </w:pPr>
+      <w:r>
+        <w:t xml:space="preserve">代码与 </w:t>
+      </w:r>
+      <w:r>
+        <w:rPr>
+          <w:rFonts w:ascii="Consolas" w:hAnsi="Consolas"/>
+          <w:sz w:val="20"/>
+        </w:rPr>
+        <w:t>.env.example</w:t>
+      </w:r>
+      <w:r>
+        <w:t xml:space="preserve"> 的默认数学模型同步改为 </w:t>
+      </w:r>
+      <w:r>
+        <w:rPr>
+          <w:rFonts w:ascii="Consolas" w:hAnsi="Consolas"/>
+          <w:sz w:val="20"/>
+        </w:rPr>
+        <w:t>deepseek-r1:14b</w:t>
+      </w:r>
+      <w:r>
+        <w:t>（原默认模型已删除，避免切回本地时报错）</w:t>
+      </w:r>
+    </w:p>
+    <w:p>
+      <w:pPr>
+        <w:pStyle w:val="ListBullet"/>
+      </w:pPr>
+      <w:r>
+        <w:t xml:space="preserve">新增 </w:t>
+      </w:r>
+      <w:r>
+        <w:rPr>
+          <w:rFonts w:ascii="Consolas" w:hAnsi="Consolas"/>
+          <w:sz w:val="20"/>
+        </w:rPr>
+        <w:t>rotate_key.py</w:t>
+      </w:r>
+      <w:r>
+        <w:t xml:space="preserve">：隐藏输入 → </w:t>
+      </w:r>
+      <w:r>
+        <w:rPr>
+          <w:b/>
+        </w:rPr>
+        <w:t>先用新 Key 校验余额接口</w:t>
+      </w:r>
+      <w:r>
+        <w:t xml:space="preserve"> → 通过才写 </w:t>
+      </w:r>
+      <w:r>
+        <w:rPr>
+          <w:rFonts w:ascii="Consolas" w:hAnsi="Consolas"/>
+          <w:sz w:val="20"/>
+        </w:rPr>
+        <w:t>.env</w:t>
+      </w:r>
+      <w:r>
+        <w:t xml:space="preserve"> → 自动备份旧文件；</w:t>
+      </w:r>
+    </w:p>
+    <w:p>
+      <w:r>
+        <w:t>校验失败不改动任何配置</w:t>
+      </w:r>
+    </w:p>
+    <w:p>
+      <w:pPr>
+        <w:pStyle w:val="Heading3"/>
+      </w:pPr>
+      <w:r>
+        <w:t>六、验证（真实运行）</w:t>
+      </w:r>
+    </w:p>
+    <w:p>
+      <w:pPr>
+        <w:pStyle w:val="ListBullet"/>
+      </w:pPr>
+      <w:r>
+        <w:t>页面 HTTP 200，7 个页签按新顺序渲染</w:t>
+      </w:r>
+    </w:p>
+    <w:p>
+      <w:pPr>
+        <w:pStyle w:val="ListBullet"/>
+      </w:pPr>
+      <w:r>
+        <w:t>历史：解题后自动写入；载入返回题目/答案/用量（实测 72.5 秒，4,410/2,481 token，¥0.0367）</w:t>
+      </w:r>
+    </w:p>
+    <w:p>
+      <w:pPr>
+        <w:pStyle w:val="ListBullet"/>
+      </w:pPr>
+      <w:r>
+        <w:t>批量：单题冒烟通过（22 秒、¥0.0201），统计表一行数据正确</w:t>
+      </w:r>
+    </w:p>
+    <w:p>
+      <w:pPr>
+        <w:pStyle w:val="ListBullet"/>
+      </w:pPr>
+      <w:r>
+        <w:t>换 Key 工具：无效 Key 被余额接口拦下（HTTP 401），</w:t>
+      </w:r>
+      <w:r>
+        <w:rPr>
+          <w:rFonts w:ascii="Consolas" w:hAnsi="Consolas"/>
+          <w:sz w:val="20"/>
+        </w:rPr>
+        <w:t>.env</w:t>
+      </w:r>
+      <w:r>
+        <w:t xml:space="preserve"> 未被改写</w:t>
+      </w:r>
+    </w:p>
+    <w:p>
+      <w:pPr>
+        <w:pStyle w:val="Heading3"/>
+      </w:pPr>
+      <w:r>
+        <w:t>七、后续路线（本轮未做，按优先级）</w:t>
+      </w:r>
+    </w:p>
+    <w:p>
+      <w:pPr>
+        <w:pStyle w:val="ListNumber"/>
+      </w:pPr>
+      <w:r>
+        <w:t xml:space="preserve">1. </w:t>
+      </w:r>
+      <w:r>
+        <w:rPr>
+          <w:b/>
+        </w:rPr>
+        <w:t>停止按钮</w:t>
+      </w:r>
+      <w:r>
+        <w:t>：长任务当前只能等当前题结束；需协作式取消（worker 检查标志位）</w:t>
+      </w:r>
+    </w:p>
+    <w:p>
+      <w:pPr>
+        <w:pStyle w:val="ListNumber"/>
+      </w:pPr>
+      <w:r>
+        <w:t xml:space="preserve">2. </w:t>
+      </w:r>
+      <w:r>
+        <w:rPr>
+          <w:b/>
+        </w:rPr>
+        <w:t>队列隔离</w:t>
+      </w:r>
+      <w:r>
+        <w:t>：并发为 1，批量跑时单题会被排队；可给批量单独 concurrency_id</w:t>
+      </w:r>
+    </w:p>
+    <w:p>
+      <w:pPr>
+        <w:pStyle w:val="ListNumber"/>
+      </w:pPr>
+      <w:r>
+        <w:t xml:space="preserve">3. </w:t>
+      </w:r>
+      <w:r>
+        <w:rPr>
+          <w:b/>
+        </w:rPr>
+        <w:t>批量判分</w:t>
+      </w:r>
+      <w:r>
+        <w:t>：导入学生答案 → 与标准答案逐题比对 → 得分表</w:t>
+      </w:r>
+    </w:p>
+    <w:p>
+      <w:pPr>
+        <w:pStyle w:val="ListNumber"/>
+      </w:pPr>
+      <w:r>
+        <w:t xml:space="preserve">4. </w:t>
+      </w:r>
+      <w:r>
+        <w:rPr>
+          <w:b/>
+        </w:rPr>
+        <w:t>错题本 / 知识点画像</w:t>
+      </w:r>
+      <w:r>
+        <w:t>：基于历史记录与批量结果，统计薄弱考点</w:t>
+      </w:r>
+    </w:p>
+    <w:p>
+      <w:pPr>
+        <w:pStyle w:val="ListNumber"/>
+      </w:pPr>
+      <w:r>
+        <w:t xml:space="preserve">5. </w:t>
+      </w:r>
+      <w:r>
+        <w:rPr>
+          <w:b/>
+        </w:rPr>
+        <w:t>知识库检索升级</w:t>
+      </w:r>
+      <w:r>
+        <w:t>：纯关键词 → 向量 + 关键词混合召回</w:t>
+      </w:r>
+    </w:p>
+    <w:p>
+      <w:pPr>
+        <w:pStyle w:val="ListNumber"/>
+      </w:pPr>
+      <w:r>
+        <w:t xml:space="preserve">6. </w:t>
+      </w:r>
+      <w:r>
+        <w:rPr>
+          <w:b/>
+        </w:rPr>
+        <w:t>讲义缓存</w:t>
+      </w:r>
+      <w:r>
+        <w:t>：同专题重复生成直接复用上次结果</w:t>
       </w:r>
     </w:p>
     <w:sectPr>

--- a/开发历程记录.docx
+++ b/开发历程记录.docx
@@ -10334,6 +10334,762 @@
       </w:r>
       <w:r>
         <w:t>：同专题重复生成直接复用上次结果</w:t>
+      </w:r>
+    </w:p>
+    <w:p>
+      <w:r>
+        <w:t>――――――――――――――――――――</w:t>
+      </w:r>
+    </w:p>
+    <w:p>
+      <w:pPr>
+        <w:pStyle w:val="Heading2"/>
+      </w:pPr>
+      <w:r>
+        <w:t>二十一、队列隔离、精细化版本对比与批量判分（2026-10-27）</w:t>
+      </w:r>
+    </w:p>
+    <w:p>
+      <w:pPr>
+        <w:pStyle w:val="Heading3"/>
+      </w:pPr>
+      <w:r>
+        <w:t>背景</w:t>
+      </w:r>
+    </w:p>
+    <w:p>
+      <w:r>
+        <w:t>用户要求：不同功能能同时使用；同专题重复生成不要直接覆盖/复用，而要保留版本供自行对比；</w:t>
+      </w:r>
+    </w:p>
+    <w:p>
+      <w:r>
+        <w:t>其余按上一轮列出的优先级迭代。</w:t>
+      </w:r>
+    </w:p>
+    <w:p>
+      <w:pPr>
+        <w:pStyle w:val="Heading3"/>
+      </w:pPr>
+      <w:r>
+        <w:t>一、队列隔离：几个功能可以同时跑</w:t>
+      </w:r>
+    </w:p>
+    <w:p>
+      <w:pPr>
+        <w:pStyle w:val="ListBullet"/>
+      </w:pPr>
+      <w:r>
+        <w:rPr>
+          <w:rFonts w:ascii="Consolas" w:hAnsi="Consolas"/>
+          <w:sz w:val="20"/>
+        </w:rPr>
+        <w:t>default_concurrency_limit</w:t>
+      </w:r>
+      <w:r>
+        <w:t xml:space="preserve"> 由 1 提到 </w:t>
+      </w:r>
+      <w:r>
+        <w:rPr>
+          <w:b/>
+        </w:rPr>
+        <w:t>4</w:t>
+      </w:r>
+    </w:p>
+    <w:p>
+      <w:pPr>
+        <w:pStyle w:val="ListBullet"/>
+      </w:pPr>
+      <w:r>
+        <w:t xml:space="preserve">每个功能分配独立 </w:t>
+      </w:r>
+      <w:r>
+        <w:rPr>
+          <w:rFonts w:ascii="Consolas" w:hAnsi="Consolas"/>
+          <w:sz w:val="20"/>
+        </w:rPr>
+        <w:t>concurrency_id</w:t>
+      </w:r>
+      <w:r>
+        <w:t xml:space="preserve"> 并各自限流 1：</w:t>
+      </w:r>
+    </w:p>
+    <w:p>
+      <w:r>
+        <w:rPr>
+          <w:rFonts w:ascii="Consolas" w:hAnsi="Consolas"/>
+          <w:sz w:val="20"/>
+        </w:rPr>
+        <w:t>chat</w:t>
+      </w:r>
+      <w:r>
+        <w:t xml:space="preserve"> / </w:t>
+      </w:r>
+      <w:r>
+        <w:rPr>
+          <w:rFonts w:ascii="Consolas" w:hAnsi="Consolas"/>
+          <w:sz w:val="20"/>
+        </w:rPr>
+        <w:t>batch</w:t>
+      </w:r>
+      <w:r>
+        <w:t xml:space="preserve"> / </w:t>
+      </w:r>
+      <w:r>
+        <w:rPr>
+          <w:rFonts w:ascii="Consolas" w:hAnsi="Consolas"/>
+          <w:sz w:val="20"/>
+        </w:rPr>
+        <w:t>grade</w:t>
+      </w:r>
+      <w:r>
+        <w:t xml:space="preserve"> / </w:t>
+      </w:r>
+      <w:r>
+        <w:rPr>
+          <w:rFonts w:ascii="Consolas" w:hAnsi="Consolas"/>
+          <w:sz w:val="20"/>
+        </w:rPr>
+        <w:t>research</w:t>
+      </w:r>
+      <w:r>
+        <w:t xml:space="preserve"> / </w:t>
+      </w:r>
+      <w:r>
+        <w:rPr>
+          <w:rFonts w:ascii="Consolas" w:hAnsi="Consolas"/>
+          <w:sz w:val="20"/>
+        </w:rPr>
+        <w:t>fine</w:t>
+      </w:r>
+      <w:r>
+        <w:t xml:space="preserve"> / </w:t>
+      </w:r>
+      <w:r>
+        <w:rPr>
+          <w:rFonts w:ascii="Consolas" w:hAnsi="Consolas"/>
+          <w:sz w:val="20"/>
+        </w:rPr>
+        <w:t>wiki</w:t>
+      </w:r>
+      <w:r>
+        <w:t xml:space="preserve"> / </w:t>
+      </w:r>
+      <w:r>
+        <w:rPr>
+          <w:rFonts w:ascii="Consolas" w:hAnsi="Consolas"/>
+          <w:sz w:val="20"/>
+        </w:rPr>
+        <w:t>archive</w:t>
+      </w:r>
+    </w:p>
+    <w:p>
+      <w:pPr>
+        <w:pStyle w:val="ListBullet"/>
+      </w:pPr>
+      <w:r>
+        <w:t>效果：批量做题跑着的同时，单题解题、判分、讲义生成互不阻塞；同一功能内部仍串行，</w:t>
+      </w:r>
+    </w:p>
+    <w:p>
+      <w:r>
+        <w:t>避免抢本地 Ollama 或把 API 打满</w:t>
+      </w:r>
+    </w:p>
+    <w:p>
+      <w:r>
+        <w:rPr>
+          <w:b/>
+        </w:rPr>
+        <w:t>实测</w:t>
+      </w:r>
+      <w:r>
+        <w:t xml:space="preserve">：同时提交「批量做题（1 题）」与「单题解题」，两者都在 </w:t>
+      </w:r>
+      <w:r>
+        <w:rPr>
+          <w:b/>
+        </w:rPr>
+        <w:t>41.8 秒</w:t>
+      </w:r>
+      <w:r>
+        <w:t xml:space="preserve"> 完成；</w:t>
+      </w:r>
+    </w:p>
+    <w:p>
+      <w:r>
+        <w:t>若串行执行约需 70 秒以上。批量单题耗时从 22 秒涨到 40 秒（共享算力），属预期。</w:t>
+      </w:r>
+    </w:p>
+    <w:p>
+      <w:pPr>
+        <w:pStyle w:val="Heading3"/>
+      </w:pPr>
+      <w:r>
+        <w:t>二、精细化讲义：版本化 + 对比（不再覆盖）</w:t>
+      </w:r>
+    </w:p>
+    <w:p>
+      <w:r>
+        <w:rPr>
+          <w:b/>
+        </w:rPr>
+        <w:t>改动</w:t>
+      </w:r>
+      <w:r>
+        <w:t>：</w:t>
+      </w:r>
+      <w:r>
+        <w:rPr>
+          <w:rFonts w:ascii="Consolas" w:hAnsi="Consolas"/>
+          <w:sz w:val="20"/>
+        </w:rPr>
+        <w:t>fine_generate_and_save</w:t>
+      </w:r>
+      <w:r>
+        <w:t xml:space="preserve"> 每次生成都是新版本，文件名带版本号与时间戳</w:t>
+      </w:r>
+    </w:p>
+    <w:p>
+      <w:r>
+        <w:rPr>
+          <w:rFonts w:ascii="Consolas" w:hAnsi="Consolas"/>
+          <w:sz w:val="20"/>
+        </w:rPr>
+        <w:t>数学_数列综合_v2_20261027-2005.docx</w:t>
+      </w:r>
+      <w:r>
+        <w:t xml:space="preserve">，同时落一份同名 </w:t>
+      </w:r>
+      <w:r>
+        <w:rPr>
+          <w:rFonts w:ascii="Consolas" w:hAnsi="Consolas"/>
+          <w:sz w:val="20"/>
+        </w:rPr>
+        <w:t>.md</w:t>
+      </w:r>
+      <w:r>
+        <w:t xml:space="preserve"> 供逐板块比对；</w:t>
+      </w:r>
+    </w:p>
+    <w:p>
+      <w:r>
+        <w:t xml:space="preserve">版本索引写入 </w:t>
+      </w:r>
+      <w:r>
+        <w:rPr>
+          <w:rFonts w:ascii="Consolas" w:hAnsi="Consolas"/>
+          <w:sz w:val="20"/>
+        </w:rPr>
+        <w:t>output_research/精细化内容/_versions.json</w:t>
+      </w:r>
+      <w:r>
+        <w:t>。</w:t>
+      </w:r>
+    </w:p>
+    <w:p>
+      <w:r>
+        <w:rPr>
+          <w:b/>
+        </w:rPr>
+        <w:t>对比</w:t>
+      </w:r>
+      <w:r>
+        <w:t>：</w:t>
+      </w:r>
+      <w:r>
+        <w:rPr>
+          <w:rFonts w:ascii="Consolas" w:hAnsi="Consolas"/>
+          <w:sz w:val="20"/>
+        </w:rPr>
+        <w:t>fine_compare(subject, topic, vA, vB)</w:t>
+      </w:r>
+      <w:r>
+        <w:t xml:space="preserve"> 按 </w:t>
+      </w:r>
+      <w:r>
+        <w:rPr>
+          <w:rFonts w:ascii="Consolas" w:hAnsi="Consolas"/>
+          <w:sz w:val="20"/>
+        </w:rPr>
+        <w:t>【板块名】</w:t>
+      </w:r>
+      <w:r>
+        <w:t xml:space="preserve"> 切块，输出：</w:t>
+      </w:r>
+    </w:p>
+    <w:p>
+      <w:pPr>
+        <w:pStyle w:val="ListBullet"/>
+      </w:pPr>
+      <w:r>
+        <w:t>两版的生成时间、模型、总字数、板块数</w:t>
+      </w:r>
+    </w:p>
+    <w:p>
+      <w:pPr>
+        <w:pStyle w:val="ListBullet"/>
+      </w:pPr>
+      <w:r>
+        <w:t>板块级字数变化表（↑ 变长 / ↓ 变短 / 🆕 新增 / ❌ 缺失）</w:t>
+      </w:r>
+    </w:p>
+    <w:p>
+      <w:pPr>
+        <w:pStyle w:val="ListBullet"/>
+      </w:pPr>
+      <w:r>
+        <w:t>两份 Word 均可下载，由使用者逐段择优</w:t>
+      </w:r>
+    </w:p>
+    <w:p>
+      <w:r>
+        <w:rPr>
+          <w:b/>
+        </w:rPr>
+        <w:t>页面</w:t>
+      </w:r>
+      <w:r>
+        <w:t>：⑤ 页签新增「历史版本与对比」折叠面板（版本 A/B 下拉 + 对比 + 双下载），</w:t>
+      </w:r>
+    </w:p>
+    <w:p>
+      <w:r>
+        <w:t>切换专题自动刷新版本列表。</w:t>
+      </w:r>
+    </w:p>
+    <w:p>
+      <w:r>
+        <w:rPr>
+          <w:b/>
+        </w:rPr>
+        <w:t>验证</w:t>
+      </w:r>
+      <w:r>
+        <w:t>：用两版假数据单测，正确识别「必背公式 +13 字」「典型易错点缺失」「重难点突破新增」。</w:t>
+      </w:r>
+    </w:p>
+    <w:p>
+      <w:pPr>
+        <w:pStyle w:val="Heading3"/>
+      </w:pPr>
+      <w:r>
+        <w:t>三、批量判分：学生答案 vs 标准答案</w:t>
+      </w:r>
+    </w:p>
+    <w:p>
+      <w:r>
+        <w:rPr>
+          <w:b/>
+        </w:rPr>
+        <w:t>流程</w:t>
+      </w:r>
+      <w:r>
+        <w:t>：</w:t>
+      </w:r>
+    </w:p>
+    <w:p>
+      <w:pPr>
+        <w:pStyle w:val="ListNumber"/>
+      </w:pPr>
+      <w:r>
+        <w:t xml:space="preserve">1. 「批量做题」结束时把标准答案按题号存入 </w:t>
+      </w:r>
+      <w:r>
+        <w:rPr>
+          <w:rFonts w:ascii="Consolas" w:hAnsi="Consolas"/>
+          <w:sz w:val="20"/>
+        </w:rPr>
+        <w:t>output/{试卷}_answers.json</w:t>
+      </w:r>
+      <w:r>
+        <w:t>（不重复解题）</w:t>
+      </w:r>
+    </w:p>
+    <w:p>
+      <w:pPr>
+        <w:pStyle w:val="ListNumber"/>
+      </w:pPr>
+      <w:r>
+        <w:t>2. 上传学生答案（txt/md/docx），按「1. … 2. …」自动对齐题号</w:t>
+      </w:r>
+    </w:p>
+    <w:p>
+      <w:pPr>
+        <w:pStyle w:val="ListNumber"/>
+      </w:pPr>
+      <w:r>
+        <w:t>3. 逐题调用阅卷提示词，输出结构化 JSON：</w:t>
+      </w:r>
+      <w:r>
+        <w:rPr>
+          <w:rFonts w:ascii="Consolas" w:hAnsi="Consolas"/>
+          <w:sz w:val="20"/>
+        </w:rPr>
+        <w:t>{score, max, issues[], comment}</w:t>
+      </w:r>
+    </w:p>
+    <w:p>
+      <w:pPr>
+        <w:pStyle w:val="ListNumber"/>
+      </w:pPr>
+      <w:r>
+        <w:t>4. 页面给出逐题得分表 + 总分 + Word 判分报告</w:t>
+      </w:r>
+    </w:p>
+    <w:p>
+      <w:r>
+        <w:rPr>
+          <w:b/>
+        </w:rPr>
+        <w:t>给分策略</w:t>
+      </w:r>
+      <w:r>
+        <w:t>：以标准答案逐步比对；计算错误、跳步、漏条件、结论错误扣分；</w:t>
+      </w:r>
+    </w:p>
+    <w:p>
+      <w:r>
+        <w:t>空白或离题记 0；满分按题型自定（选择填空 5 分，解答题 10~12 分）。</w:t>
+      </w:r>
+    </w:p>
+    <w:p>
+      <w:r>
+        <w:rPr>
+          <w:b/>
+        </w:rPr>
+        <w:t>实测</w:t>
+      </w:r>
+      <w:r>
+        <w:t xml:space="preserve">：学生把 </w:t>
+      </w:r>
+      <w:r>
+        <w:rPr>
+          <w:rFonts w:ascii="Consolas" w:hAnsi="Consolas"/>
+          <w:sz w:val="20"/>
+        </w:rPr>
+        <w:t>2x=4</w:t>
+      </w:r>
+      <w:r>
+        <w:t xml:space="preserve"> 算成 </w:t>
+      </w:r>
+      <w:r>
+        <w:rPr>
+          <w:rFonts w:ascii="Consolas" w:hAnsi="Consolas"/>
+          <w:sz w:val="20"/>
+        </w:rPr>
+        <w:t>x=4</w:t>
+      </w:r>
+      <w:r>
+        <w:t xml:space="preserve">，判分输出 </w:t>
+      </w:r>
+      <w:r>
+        <w:rPr>
+          <w:b/>
+        </w:rPr>
+        <w:t>5/10</w:t>
+      </w:r>
+      <w:r>
+        <w:t>，</w:t>
+      </w:r>
+    </w:p>
+    <w:p>
+      <w:r>
+        <w:t>问题定位「两边除以2时计算错误：4÷2=2，学生写成x=4」，评语准确。</w:t>
+      </w:r>
+    </w:p>
+    <w:p>
+      <w:pPr>
+        <w:pStyle w:val="Heading3"/>
+      </w:pPr>
+      <w:r>
+        <w:t>四、顺带修复：下拉框服务端选项校验</w:t>
+      </w:r>
+    </w:p>
+    <w:p>
+      <w:r>
+        <w:rPr>
+          <w:rFonts w:ascii="Consolas" w:hAnsi="Consolas"/>
+          <w:sz w:val="20"/>
+        </w:rPr>
+        <w:t>batch_file</w:t>
+      </w:r>
+      <w:r>
+        <w:t xml:space="preserve"> / </w:t>
+      </w:r>
+      <w:r>
+        <w:rPr>
+          <w:rFonts w:ascii="Consolas" w:hAnsi="Consolas"/>
+          <w:sz w:val="20"/>
+        </w:rPr>
+        <w:t>exam_file</w:t>
+      </w:r>
+      <w:r>
+        <w:t xml:space="preserve"> 的选项是启动时的快照，启动后新增的文件在服务端校验时会被拒</w:t>
+      </w:r>
+    </w:p>
+    <w:p>
+      <w:r>
+        <w:t>（</w:t>
+      </w:r>
+      <w:r>
+        <w:rPr>
+          <w:rFonts w:ascii="Consolas" w:hAnsi="Consolas"/>
+          <w:sz w:val="20"/>
+        </w:rPr>
+        <w:t>Value ... is not in the list of choices</w:t>
+      </w:r>
+      <w:r>
+        <w:t xml:space="preserve">）。已为批量/真题下拉加 </w:t>
+      </w:r>
+      <w:r>
+        <w:rPr>
+          <w:rFonts w:ascii="Consolas" w:hAnsi="Consolas"/>
+          <w:sz w:val="20"/>
+        </w:rPr>
+        <w:t>allow_custom_value=True</w:t>
+      </w:r>
+      <w:r>
+        <w:t>，</w:t>
+      </w:r>
+    </w:p>
+    <w:p>
+      <w:r>
+        <w:t>上传新试卷后可直接选用。</w:t>
+      </w:r>
+    </w:p>
+    <w:p>
+      <w:pPr>
+        <w:pStyle w:val="Heading3"/>
+      </w:pPr>
+      <w:r>
+        <w:t>五、验证汇总</w:t>
+      </w:r>
+    </w:p>
+    <w:tbl>
+      <w:tblPr>
+        <w:tblStyle w:val="TableGrid"/>
+        <w:tblW w:type="auto" w:w="0"/>
+        <w:tblLook w:firstColumn="1" w:firstRow="1" w:lastColumn="0" w:lastRow="0" w:noHBand="0" w:noVBand="1" w:val="04A0"/>
+      </w:tblPr>
+      <w:tblGrid>
+        <w:gridCol w:w="4320"/>
+        <w:gridCol w:w="4320"/>
+      </w:tblGrid>
+      <w:tr>
+        <w:tc>
+          <w:tcPr>
+            <w:tcW w:type="dxa" w:w="4320"/>
+          </w:tcPr>
+          <w:p>
+            <w:r>
+              <w:rPr>
+                <w:b/>
+              </w:rPr>
+            </w:r>
+            <w:r>
+              <w:rPr>
+                <w:b/>
+              </w:rPr>
+              <w:t>项</w:t>
+            </w:r>
+          </w:p>
+        </w:tc>
+        <w:tc>
+          <w:tcPr>
+            <w:tcW w:type="dxa" w:w="4320"/>
+          </w:tcPr>
+          <w:p>
+            <w:r>
+              <w:rPr>
+                <w:b/>
+              </w:rPr>
+            </w:r>
+            <w:r>
+              <w:rPr>
+                <w:b/>
+              </w:rPr>
+              <w:t>结果</w:t>
+            </w:r>
+          </w:p>
+        </w:tc>
+      </w:tr>
+      <w:tr>
+        <w:tc>
+          <w:tcPr>
+            <w:tcW w:type="dxa" w:w="4320"/>
+          </w:tcPr>
+          <w:p>
+            <w:r/>
+            <w:r>
+              <w:t>页面</w:t>
+            </w:r>
+          </w:p>
+        </w:tc>
+        <w:tc>
+          <w:tcPr>
+            <w:tcW w:type="dxa" w:w="4320"/>
+          </w:tcPr>
+          <w:p>
+            <w:r/>
+            <w:r>
+              <w:t>HTTP 200，含判分折叠面板与版本对比面板</w:t>
+            </w:r>
+          </w:p>
+        </w:tc>
+      </w:tr>
+      <w:tr>
+        <w:tc>
+          <w:tcPr>
+            <w:tcW w:type="dxa" w:w="4320"/>
+          </w:tcPr>
+          <w:p>
+            <w:r/>
+            <w:r>
+              <w:t>并发</w:t>
+            </w:r>
+          </w:p>
+        </w:tc>
+        <w:tc>
+          <w:tcPr>
+            <w:tcW w:type="dxa" w:w="4320"/>
+          </w:tcPr>
+          <w:p>
+            <w:r/>
+            <w:r>
+              <w:t>批量 + 单题同时提交，均在 41.8 秒完成</w:t>
+            </w:r>
+          </w:p>
+        </w:tc>
+      </w:tr>
+      <w:tr>
+        <w:tc>
+          <w:tcPr>
+            <w:tcW w:type="dxa" w:w="4320"/>
+          </w:tcPr>
+          <w:p>
+            <w:r/>
+            <w:r>
+              <w:t>判分</w:t>
+            </w:r>
+          </w:p>
+        </w:tc>
+        <w:tc>
+          <w:tcPr>
+            <w:tcW w:type="dxa" w:w="4320"/>
+          </w:tcPr>
+          <w:p>
+            <w:r/>
+            <w:r>
+              <w:t>5/10，扣分点与评语正确，报告 docx 生成</w:t>
+            </w:r>
+          </w:p>
+        </w:tc>
+      </w:tr>
+      <w:tr>
+        <w:tc>
+          <w:tcPr>
+            <w:tcW w:type="dxa" w:w="4320"/>
+          </w:tcPr>
+          <w:p>
+            <w:r/>
+            <w:r>
+              <w:t>版本对比</w:t>
+            </w:r>
+          </w:p>
+        </w:tc>
+        <w:tc>
+          <w:tcPr>
+            <w:tcW w:type="dxa" w:w="4320"/>
+          </w:tcPr>
+          <w:p>
+            <w:r/>
+            <w:r>
+              <w:t>板块级字数/增删识别正确</w:t>
+            </w:r>
+          </w:p>
+        </w:tc>
+      </w:tr>
+      <w:tr>
+        <w:tc>
+          <w:tcPr>
+            <w:tcW w:type="dxa" w:w="4320"/>
+          </w:tcPr>
+          <w:p>
+            <w:r/>
+            <w:r>
+              <w:t>回归</w:t>
+            </w:r>
+          </w:p>
+        </w:tc>
+        <w:tc>
+          <w:tcPr>
+            <w:tcW w:type="dxa" w:w="4320"/>
+          </w:tcPr>
+          <w:p>
+            <w:r/>
+            <w:r>
+              <w:t>单题、批量、历史、看板均正常</w:t>
+            </w:r>
+          </w:p>
+        </w:tc>
+      </w:tr>
+    </w:tbl>
+    <w:p>
+      <w:pPr>
+        <w:pStyle w:val="Heading3"/>
+      </w:pPr>
+      <w:r>
+        <w:t>六、关于 API Key</w:t>
+      </w:r>
+    </w:p>
+    <w:p>
+      <w:r>
+        <w:t xml:space="preserve">用户提供的 Key 与 </w:t>
+      </w:r>
+      <w:r>
+        <w:rPr>
+          <w:rFonts w:ascii="Consolas" w:hAnsi="Consolas"/>
+          <w:sz w:val="20"/>
+        </w:rPr>
+        <w:t>.env</w:t>
+      </w:r>
+      <w:r>
+        <w:t xml:space="preserve"> 中现有的完全一致（</w:t>
+      </w:r>
+      <w:r>
+        <w:rPr>
+          <w:rFonts w:ascii="Consolas" w:hAnsi="Consolas"/>
+          <w:sz w:val="20"/>
+        </w:rPr>
+        <w:t>sk-b844…</w:t>
+      </w:r>
+      <w:r>
+        <w:t>），即</w:t>
+      </w:r>
+      <w:r>
+        <w:rPr>
+          <w:b/>
+        </w:rPr>
+        <w:t>并未实际更换</w:t>
+      </w:r>
+      <w:r>
+        <w:t>。</w:t>
+      </w:r>
+    </w:p>
+    <w:p>
+      <w:r>
+        <w:t xml:space="preserve">轮换需要登录 DeepSeek 后台新生成一把，用 </w:t>
+      </w:r>
+      <w:r>
+        <w:rPr>
+          <w:rFonts w:ascii="Consolas" w:hAnsi="Consolas"/>
+          <w:sz w:val="20"/>
+        </w:rPr>
+        <w:t>rotate_key.py</w:t>
+      </w:r>
+      <w:r>
+        <w:t xml:space="preserve"> 一步完成（隐藏输入 + 校验 + 备份）。</w:t>
       </w:r>
     </w:p>
     <w:sectPr>

--- a/开发历程记录.docx
+++ b/开发历程记录.docx
@@ -11090,6 +11090,816 @@
       </w:r>
       <w:r>
         <w:t xml:space="preserve"> 一步完成（隐藏输入 + 校验 + 备份）。</w:t>
+      </w:r>
+    </w:p>
+    <w:p>
+      <w:r>
+        <w:t>――――――――――――――――――――</w:t>
+      </w:r>
+    </w:p>
+    <w:p>
+      <w:pPr>
+        <w:pStyle w:val="Heading2"/>
+      </w:pPr>
+      <w:r>
+        <w:t>二十二、学情画像 · 错题本 · 单题模型档位（2026-10-27）</w:t>
+      </w:r>
+    </w:p>
+    <w:p>
+      <w:pPr>
+        <w:pStyle w:val="Heading3"/>
+      </w:pPr>
+      <w:r>
+        <w:t>一、模型选型实测（回答"要不要 token / 有没有免费"）</w:t>
+      </w:r>
+    </w:p>
+    <w:p>
+      <w:r>
+        <w:t>同一道题（求 y=x²-4x+3 的最小值）在三条链路上的实测：</w:t>
+      </w:r>
+    </w:p>
+    <w:tbl>
+      <w:tblPr>
+        <w:tblStyle w:val="TableGrid"/>
+        <w:tblW w:type="auto" w:w="0"/>
+        <w:tblLook w:firstColumn="1" w:firstRow="1" w:lastColumn="0" w:lastRow="0" w:noHBand="0" w:noVBand="1" w:val="04A0"/>
+      </w:tblPr>
+      <w:tblGrid>
+        <w:gridCol w:w="1440"/>
+        <w:gridCol w:w="1440"/>
+        <w:gridCol w:w="1440"/>
+        <w:gridCol w:w="1440"/>
+        <w:gridCol w:w="1440"/>
+        <w:gridCol w:w="1440"/>
+      </w:tblGrid>
+      <w:tr>
+        <w:tc>
+          <w:tcPr>
+            <w:tcW w:type="dxa" w:w="1440"/>
+          </w:tcPr>
+          <w:p>
+            <w:r>
+              <w:rPr>
+                <w:b/>
+              </w:rPr>
+            </w:r>
+            <w:r>
+              <w:rPr>
+                <w:b/>
+              </w:rPr>
+              <w:t>模型</w:t>
+            </w:r>
+          </w:p>
+        </w:tc>
+        <w:tc>
+          <w:tcPr>
+            <w:tcW w:type="dxa" w:w="1440"/>
+          </w:tcPr>
+          <w:p>
+            <w:r>
+              <w:rPr>
+                <w:b/>
+              </w:rPr>
+            </w:r>
+            <w:r>
+              <w:rPr>
+                <w:b/>
+              </w:rPr>
+              <w:t>位置</w:t>
+            </w:r>
+          </w:p>
+        </w:tc>
+        <w:tc>
+          <w:tcPr>
+            <w:tcW w:type="dxa" w:w="1440"/>
+          </w:tcPr>
+          <w:p>
+            <w:r>
+              <w:rPr>
+                <w:b/>
+              </w:rPr>
+            </w:r>
+            <w:r>
+              <w:rPr>
+                <w:b/>
+              </w:rPr>
+              <w:t>耗时</w:t>
+            </w:r>
+          </w:p>
+        </w:tc>
+        <w:tc>
+          <w:tcPr>
+            <w:tcW w:type="dxa" w:w="1440"/>
+          </w:tcPr>
+          <w:p>
+            <w:r>
+              <w:rPr>
+                <w:b/>
+              </w:rPr>
+            </w:r>
+            <w:r>
+              <w:rPr>
+                <w:b/>
+              </w:rPr>
+              <w:t>token（入/出）</w:t>
+            </w:r>
+          </w:p>
+        </w:tc>
+        <w:tc>
+          <w:tcPr>
+            <w:tcW w:type="dxa" w:w="1440"/>
+          </w:tcPr>
+          <w:p>
+            <w:r>
+              <w:rPr>
+                <w:b/>
+              </w:rPr>
+            </w:r>
+            <w:r>
+              <w:rPr>
+                <w:b/>
+              </w:rPr>
+              <w:t>费用</w:t>
+            </w:r>
+          </w:p>
+        </w:tc>
+        <w:tc>
+          <w:tcPr>
+            <w:tcW w:type="dxa" w:w="1440"/>
+          </w:tcPr>
+          <w:p>
+            <w:r>
+              <w:rPr>
+                <w:b/>
+              </w:rPr>
+            </w:r>
+            <w:r>
+              <w:rPr>
+                <w:b/>
+              </w:rPr>
+              <w:t>质量</w:t>
+            </w:r>
+          </w:p>
+        </w:tc>
+      </w:tr>
+      <w:tr>
+        <w:tc>
+          <w:tcPr>
+            <w:tcW w:type="dxa" w:w="1440"/>
+          </w:tcPr>
+          <w:p>
+            <w:r/>
+            <w:r>
+              <w:t>deepseek-v4-pro</w:t>
+            </w:r>
+          </w:p>
+        </w:tc>
+        <w:tc>
+          <w:tcPr>
+            <w:tcW w:type="dxa" w:w="1440"/>
+          </w:tcPr>
+          <w:p>
+            <w:r/>
+            <w:r>
+              <w:t>云端</w:t>
+            </w:r>
+          </w:p>
+        </w:tc>
+        <w:tc>
+          <w:tcPr>
+            <w:tcW w:type="dxa" w:w="1440"/>
+          </w:tcPr>
+          <w:p>
+            <w:r/>
+            <w:r>
+              <w:t>50.5 秒</w:t>
+            </w:r>
+          </w:p>
+        </w:tc>
+        <w:tc>
+          <w:tcPr>
+            <w:tcW w:type="dxa" w:w="1440"/>
+          </w:tcPr>
+          <w:p>
+            <w:r/>
+            <w:r>
+              <w:t>9,105 / 3,136</w:t>
+            </w:r>
+          </w:p>
+        </w:tc>
+        <w:tc>
+          <w:tcPr>
+            <w:tcW w:type="dxa" w:w="1440"/>
+          </w:tcPr>
+          <w:p>
+            <w:r/>
+            <w:r>
+              <w:t>¥0.0433</w:t>
+            </w:r>
+          </w:p>
+        </w:tc>
+        <w:tc>
+          <w:tcPr>
+            <w:tcW w:type="dxa" w:w="1440"/>
+          </w:tcPr>
+          <w:p>
+            <w:r/>
+            <w:r>
+              <w:t>最好，长推理/多小问更稳</w:t>
+            </w:r>
+          </w:p>
+        </w:tc>
+      </w:tr>
+      <w:tr>
+        <w:tc>
+          <w:tcPr>
+            <w:tcW w:type="dxa" w:w="1440"/>
+          </w:tcPr>
+          <w:p>
+            <w:r/>
+            <w:r>
+              <w:t>deepseek-flash</w:t>
+            </w:r>
+          </w:p>
+        </w:tc>
+        <w:tc>
+          <w:tcPr>
+            <w:tcW w:type="dxa" w:w="1440"/>
+          </w:tcPr>
+          <w:p>
+            <w:r/>
+            <w:r>
+              <w:t>云端</w:t>
+            </w:r>
+          </w:p>
+        </w:tc>
+        <w:tc>
+          <w:tcPr>
+            <w:tcW w:type="dxa" w:w="1440"/>
+          </w:tcPr>
+          <w:p>
+            <w:r/>
+            <w:r>
+              <w:t>10.7 秒</w:t>
+            </w:r>
+          </w:p>
+        </w:tc>
+        <w:tc>
+          <w:tcPr>
+            <w:tcW w:type="dxa" w:w="1440"/>
+          </w:tcPr>
+          <w:p>
+            <w:r/>
+            <w:r>
+              <w:t>8,890 / 1,328</w:t>
+            </w:r>
+          </w:p>
+        </w:tc>
+        <w:tc>
+          <w:tcPr>
+            <w:tcW w:type="dxa" w:w="1440"/>
+          </w:tcPr>
+          <w:p>
+            <w:r/>
+            <w:r>
+              <w:t>¥0.0284</w:t>
+            </w:r>
+          </w:p>
+        </w:tc>
+        <w:tc>
+          <w:tcPr>
+            <w:tcW w:type="dxa" w:w="1440"/>
+          </w:tcPr>
+          <w:p>
+            <w:r/>
+            <w:r>
+              <w:t>常规题够用，快 5 倍</w:t>
+            </w:r>
+          </w:p>
+        </w:tc>
+      </w:tr>
+      <w:tr>
+        <w:tc>
+          <w:tcPr>
+            <w:tcW w:type="dxa" w:w="1440"/>
+          </w:tcPr>
+          <w:p>
+            <w:r/>
+            <w:r>
+              <w:t>deepseek-r1:14b</w:t>
+            </w:r>
+          </w:p>
+        </w:tc>
+        <w:tc>
+          <w:tcPr>
+            <w:tcW w:type="dxa" w:w="1440"/>
+          </w:tcPr>
+          <w:p>
+            <w:r/>
+            <w:r>
+              <w:t>本地 Ollama</w:t>
+            </w:r>
+          </w:p>
+        </w:tc>
+        <w:tc>
+          <w:tcPr>
+            <w:tcW w:type="dxa" w:w="1440"/>
+          </w:tcPr>
+          <w:p>
+            <w:r/>
+            <w:r>
+              <w:t>~59 秒</w:t>
+            </w:r>
+          </w:p>
+        </w:tc>
+        <w:tc>
+          <w:tcPr>
+            <w:tcW w:type="dxa" w:w="1440"/>
+          </w:tcPr>
+          <w:p>
+            <w:r/>
+            <w:r>
+              <w:t>不计费</w:t>
+            </w:r>
+          </w:p>
+        </w:tc>
+        <w:tc>
+          <w:tcPr>
+            <w:tcW w:type="dxa" w:w="1440"/>
+          </w:tcPr>
+          <w:p>
+            <w:r/>
+            <w:r>
+              <w:t>¥0</w:t>
+            </w:r>
+          </w:p>
+        </w:tc>
+        <w:tc>
+          <w:tcPr>
+            <w:tcW w:type="dxa" w:w="1440"/>
+          </w:tcPr>
+          <w:p>
+            <w:r/>
+            <w:r>
+              <w:t>简单题可以，长篇结构化内容易漏</w:t>
+            </w:r>
+          </w:p>
+        </w:tc>
+      </w:tr>
+    </w:tbl>
+    <w:p>
+      <w:r>
+        <w:t>结论：</w:t>
+      </w:r>
+    </w:p>
+    <w:p>
+      <w:pPr>
+        <w:pStyle w:val="ListBullet"/>
+      </w:pPr>
+      <w:r>
+        <w:rPr>
+          <w:b/>
+        </w:rPr>
+        <w:t>云端模型按 token 计费</w:t>
+      </w:r>
+      <w:r>
+        <w:t>，从账户余额扣；题目越长、工具调用轮次越多，输入 token 越大</w:t>
+      </w:r>
+    </w:p>
+    <w:p>
+      <w:pPr>
+        <w:pStyle w:val="ListBullet"/>
+      </w:pPr>
+      <w:r>
+        <w:rPr>
+          <w:b/>
+        </w:rPr>
+        <w:t>真正"不需要 token"的只有本地 Ollama 模型</w:t>
+      </w:r>
+      <w:r>
+        <w:t xml:space="preserve">（只耗电和显存），把 </w:t>
+      </w:r>
+      <w:r>
+        <w:rPr>
+          <w:rFonts w:ascii="Consolas" w:hAnsi="Consolas"/>
+          <w:sz w:val="20"/>
+        </w:rPr>
+        <w:t>MATH_PROVIDER</w:t>
+      </w:r>
+      <w:r>
+        <w:t xml:space="preserve"> 改成 </w:t>
+      </w:r>
+      <w:r>
+        <w:rPr>
+          <w:rFonts w:ascii="Consolas" w:hAnsi="Consolas"/>
+          <w:sz w:val="20"/>
+        </w:rPr>
+        <w:t>ollama</w:t>
+      </w:r>
+      <w:r>
+        <w:t xml:space="preserve"> 即可</w:t>
+      </w:r>
+    </w:p>
+    <w:p>
+      <w:pPr>
+        <w:pStyle w:val="ListBullet"/>
+      </w:pPr>
+      <w:r>
+        <w:t>DeepSeek 网页版免费，但没有 API，接不进本程序</w:t>
+      </w:r>
+    </w:p>
+    <w:p>
+      <w:pPr>
+        <w:pStyle w:val="Heading3"/>
+      </w:pPr>
+      <w:r>
+        <w:t>二、单题页新增「档位」</w:t>
+      </w:r>
+    </w:p>
+    <w:p>
+      <w:r>
+        <w:t>① 单题解题与 ③ 批量做题都支持「标准 / 省钱」两档，只覆盖数学模型，推理模型不受影响。</w:t>
+      </w:r>
+    </w:p>
+    <w:p>
+      <w:r>
+        <w:t xml:space="preserve">实测省钱档（flash）单题 </w:t>
+      </w:r>
+      <w:r>
+        <w:rPr>
+          <w:b/>
+        </w:rPr>
+        <w:t>8 秒、¥0.0123</w:t>
+      </w:r>
+      <w:r>
+        <w:t>。</w:t>
+      </w:r>
+    </w:p>
+    <w:p>
+      <w:pPr>
+        <w:pStyle w:val="Heading3"/>
+      </w:pPr>
+      <w:r>
+        <w:t>三、判分记录：带上考点标签</w:t>
+      </w:r>
+    </w:p>
+    <w:p>
+      <w:pPr>
+        <w:pStyle w:val="ListBullet"/>
+      </w:pPr>
+      <w:r>
+        <w:t xml:space="preserve">阅卷提示词新增 </w:t>
+      </w:r>
+      <w:r>
+        <w:rPr>
+          <w:rFonts w:ascii="Consolas" w:hAnsi="Consolas"/>
+          <w:sz w:val="20"/>
+        </w:rPr>
+        <w:t>knowledge</w:t>
+      </w:r>
+      <w:r>
+        <w:t xml:space="preserve"> 字段，判分同时输出考点（如「二次函数·配方法求最值」）</w:t>
+      </w:r>
+    </w:p>
+    <w:p>
+      <w:pPr>
+        <w:pStyle w:val="ListBullet"/>
+      </w:pPr>
+      <w:r>
+        <w:t xml:space="preserve">每次判分落盘 </w:t>
+      </w:r>
+      <w:r>
+        <w:rPr>
+          <w:rFonts w:ascii="Consolas" w:hAnsi="Consolas"/>
+          <w:sz w:val="20"/>
+        </w:rPr>
+        <w:t>output/判分记录/{试卷}_{时间}.json</w:t>
+      </w:r>
+      <w:r>
+        <w:t>：题干、学生答案、得分、考点、扣分点、评语</w:t>
+      </w:r>
+    </w:p>
+    <w:p>
+      <w:pPr>
+        <w:pStyle w:val="ListBullet"/>
+      </w:pPr>
+      <w:r>
+        <w:t>判分表格新增「考点」列</w:t>
+      </w:r>
+    </w:p>
+    <w:p>
+      <w:pPr>
+        <w:pStyle w:val="Heading3"/>
+      </w:pPr>
+      <w:r>
+        <w:t>四、新增 ⑦ 学情画像 · 错题本</w:t>
+      </w:r>
+    </w:p>
+    <w:p>
+      <w:pPr>
+        <w:pStyle w:val="ListBullet"/>
+      </w:pPr>
+      <w:r>
+        <w:rPr>
+          <w:rFonts w:ascii="Consolas" w:hAnsi="Consolas"/>
+          <w:sz w:val="20"/>
+        </w:rPr>
+        <w:t>learning_profile()</w:t>
+      </w:r>
+      <w:r>
+        <w:t xml:space="preserve"> 聚合全部判分记录：</w:t>
+      </w:r>
+    </w:p>
+    <w:p>
+      <w:pPr>
+        <w:pStyle w:val="ListBullet"/>
+      </w:pPr>
+      <w:r>
+        <w:t>考点画像：题数、平均得分率、评价（&lt;60% 薄弱 / &lt;80% 中等 / 较好），按薄弱排序</w:t>
+      </w:r>
+    </w:p>
+    <w:p>
+      <w:pPr>
+        <w:pStyle w:val="ListBullet"/>
+      </w:pPr>
+      <w:r>
+        <w:t>错题清单：得分率 &lt; 60% 的题，含时间、试卷、题号、考点、得分、主要问题</w:t>
+      </w:r>
+    </w:p>
+    <w:p>
+      <w:pPr>
+        <w:pStyle w:val="ListBullet"/>
+      </w:pPr>
+      <w:r>
+        <w:t>概览：判分次数、题数、错题数、薄弱考点数</w:t>
+      </w:r>
+    </w:p>
+    <w:p>
+      <w:pPr>
+        <w:pStyle w:val="ListBullet"/>
+      </w:pPr>
+      <w:r>
+        <w:rPr>
+          <w:rFonts w:ascii="Consolas" w:hAnsi="Consolas"/>
+          <w:sz w:val="20"/>
+        </w:rPr>
+        <w:t>export_wrongbook()</w:t>
+      </w:r>
+      <w:r>
+        <w:t xml:space="preserve"> 一键导出 Word 错题本（按考点分组，可直接打印）</w:t>
+      </w:r>
+    </w:p>
+    <w:p>
+      <w:pPr>
+        <w:pStyle w:val="ListBullet"/>
+      </w:pPr>
+      <w:r>
+        <w:t xml:space="preserve">页面：新增 </w:t>
+      </w:r>
+      <w:r>
+        <w:rPr>
+          <w:b/>
+        </w:rPr>
+        <w:t>⑦ 学情画像</w:t>
+      </w:r>
+      <w:r>
+        <w:t>（原格式转换顺延为 ⑧）</w:t>
+      </w:r>
+    </w:p>
+    <w:p>
+      <w:pPr>
+        <w:pStyle w:val="Heading3"/>
+      </w:pPr>
+      <w:r>
+        <w:t>五、验证（真实运行）</w:t>
+      </w:r>
+    </w:p>
+    <w:tbl>
+      <w:tblPr>
+        <w:tblStyle w:val="TableGrid"/>
+        <w:tblW w:type="auto" w:w="0"/>
+        <w:tblLook w:firstColumn="1" w:firstRow="1" w:lastColumn="0" w:lastRow="0" w:noHBand="0" w:noVBand="1" w:val="04A0"/>
+      </w:tblPr>
+      <w:tblGrid>
+        <w:gridCol w:w="4320"/>
+        <w:gridCol w:w="4320"/>
+      </w:tblGrid>
+      <w:tr>
+        <w:tc>
+          <w:tcPr>
+            <w:tcW w:type="dxa" w:w="4320"/>
+          </w:tcPr>
+          <w:p>
+            <w:r>
+              <w:rPr>
+                <w:b/>
+              </w:rPr>
+            </w:r>
+            <w:r>
+              <w:rPr>
+                <w:b/>
+              </w:rPr>
+              <w:t>项</w:t>
+            </w:r>
+          </w:p>
+        </w:tc>
+        <w:tc>
+          <w:tcPr>
+            <w:tcW w:type="dxa" w:w="4320"/>
+          </w:tcPr>
+          <w:p>
+            <w:r>
+              <w:rPr>
+                <w:b/>
+              </w:rPr>
+            </w:r>
+            <w:r>
+              <w:rPr>
+                <w:b/>
+              </w:rPr>
+              <w:t>结果</w:t>
+            </w:r>
+          </w:p>
+        </w:tc>
+      </w:tr>
+      <w:tr>
+        <w:tc>
+          <w:tcPr>
+            <w:tcW w:type="dxa" w:w="4320"/>
+          </w:tcPr>
+          <w:p>
+            <w:r/>
+            <w:r>
+              <w:t>批量（2 题）</w:t>
+            </w:r>
+          </w:p>
+        </w:tc>
+        <w:tc>
+          <w:tcPr>
+            <w:tcW w:type="dxa" w:w="4320"/>
+          </w:tcPr>
+          <w:p>
+            <w:r/>
+            <w:r>
+              <w:t>50 秒，逐题统计正常（13s/¥0.0184、35s/¥0.0321）</w:t>
+            </w:r>
+          </w:p>
+        </w:tc>
+      </w:tr>
+      <w:tr>
+        <w:tc>
+          <w:tcPr>
+            <w:tcW w:type="dxa" w:w="4320"/>
+          </w:tcPr>
+          <w:p>
+            <w:r/>
+            <w:r>
+              <w:t>判分</w:t>
+            </w:r>
+          </w:p>
+        </w:tc>
+        <w:tc>
+          <w:tcPr>
+            <w:tcW w:type="dxa" w:w="4320"/>
+          </w:tcPr>
+          <w:p>
+            <w:r/>
+            <w:r>
+              <w:t>60 秒，15/20；考点分别识别为「方程与不等式·一元一次方程」「二次函数·配方法求最值」，错题定位 4÷2 算错</w:t>
+            </w:r>
+          </w:p>
+        </w:tc>
+      </w:tr>
+      <w:tr>
+        <w:tc>
+          <w:tcPr>
+            <w:tcW w:type="dxa" w:w="4320"/>
+          </w:tcPr>
+          <w:p>
+            <w:r/>
+            <w:r>
+              <w:t>学情画像</w:t>
+            </w:r>
+          </w:p>
+        </w:tc>
+        <w:tc>
+          <w:tcPr>
+            <w:tcW w:type="dxa" w:w="4320"/>
+          </w:tcPr>
+          <w:p>
+            <w:r/>
+            <w:r>
+              <w:t>1 次判分 / 2 题 / 错题 1 道 / 薄弱考点 1 个；50% 与 100% 两行按薄弱排序</w:t>
+            </w:r>
+          </w:p>
+        </w:tc>
+      </w:tr>
+      <w:tr>
+        <w:tc>
+          <w:tcPr>
+            <w:tcW w:type="dxa" w:w="4320"/>
+          </w:tcPr>
+          <w:p>
+            <w:r/>
+            <w:r>
+              <w:t>错题本导出</w:t>
+            </w:r>
+          </w:p>
+        </w:tc>
+        <w:tc>
+          <w:tcPr>
+            <w:tcW w:type="dxa" w:w="4320"/>
+          </w:tcPr>
+          <w:p>
+            <w:r/>
+            <w:r>
+              <w:rPr>
+                <w:rFonts w:ascii="Consolas" w:hAnsi="Consolas"/>
+                <w:sz w:val="20"/>
+              </w:rPr>
+              <w:t>错题本_20261027.docx</w:t>
+            </w:r>
+            <w:r>
+              <w:t xml:space="preserve"> 生成成功</w:t>
+            </w:r>
+          </w:p>
+        </w:tc>
+      </w:tr>
+      <w:tr>
+        <w:tc>
+          <w:tcPr>
+            <w:tcW w:type="dxa" w:w="4320"/>
+          </w:tcPr>
+          <w:p>
+            <w:r/>
+            <w:r>
+              <w:t>单题省钱档</w:t>
+            </w:r>
+          </w:p>
+        </w:tc>
+        <w:tc>
+          <w:tcPr>
+            <w:tcW w:type="dxa" w:w="4320"/>
+          </w:tcPr>
+          <w:p>
+            <w:r/>
+            <w:r>
+              <w:t>8 秒、¥0.0123，标签正确显示 deepseek-flash</w:t>
+            </w:r>
+          </w:p>
+        </w:tc>
+      </w:tr>
+    </w:tbl>
+    <w:p>
+      <w:pPr>
+        <w:pStyle w:val="Heading3"/>
+      </w:pPr>
+      <w:r>
+        <w:t>六、使用建议</w:t>
+      </w:r>
+    </w:p>
+    <w:p>
+      <w:pPr>
+        <w:pStyle w:val="ListBullet"/>
+      </w:pPr>
+      <w:r>
+        <w:t>日常刷题、整卷批改：用「省钱档」（flash），快 5 倍、便宜约 35%</w:t>
+      </w:r>
+    </w:p>
+    <w:p>
+      <w:pPr>
+        <w:pStyle w:val="ListBullet"/>
+      </w:pPr>
+      <w:r>
+        <w:t>压轴题、证明题、讲义/教研生成：用「标准档」（v4-pro）</w:t>
+      </w:r>
+    </w:p>
+    <w:p>
+      <w:pPr>
+        <w:pStyle w:val="ListBullet"/>
+      </w:pPr>
+      <w:r>
+        <w:t xml:space="preserve">断网或不想花钱：把 </w:t>
+      </w:r>
+      <w:r>
+        <w:rPr>
+          <w:rFonts w:ascii="Consolas" w:hAnsi="Consolas"/>
+          <w:sz w:val="20"/>
+        </w:rPr>
+        <w:t>MATH_PROVIDER</w:t>
+      </w:r>
+      <w:r>
+        <w:t xml:space="preserve"> 改成 </w:t>
+      </w:r>
+      <w:r>
+        <w:rPr>
+          <w:rFonts w:ascii="Consolas" w:hAnsi="Consolas"/>
+          <w:sz w:val="20"/>
+        </w:rPr>
+        <w:t>ollama</w:t>
+      </w:r>
+      <w:r>
+        <w:t>，用本地 r1:14b（慢但免费）</w:t>
       </w:r>
     </w:p>
     <w:sectPr>

--- a/开发历程记录.docx
+++ b/开发历程记录.docx
@@ -11900,6 +11900,762 @@
       </w:r>
       <w:r>
         <w:t>，用本地 r1:14b（慢但免费）</w:t>
+      </w:r>
+    </w:p>
+    <w:p>
+      <w:r>
+        <w:t>――――――――――――――――――――</w:t>
+      </w:r>
+    </w:p>
+    <w:p>
+      <w:pPr>
+        <w:pStyle w:val="Heading2"/>
+      </w:pPr>
+      <w:r>
+        <w:t>二十三、长任务停止按钮 · 免费/付费功能盘点（2026-10-27）</w:t>
+      </w:r>
+    </w:p>
+    <w:p>
+      <w:pPr>
+        <w:pStyle w:val="Heading3"/>
+      </w:pPr>
+      <w:r>
+        <w:t>一、停止按钮（协作式取消）</w:t>
+      </w:r>
+    </w:p>
+    <w:p>
+      <w:r>
+        <w:t>长任务原来只能等它跑完，现在每个长任务都有「⏹ 停止」：</w:t>
+      </w:r>
+    </w:p>
+    <w:tbl>
+      <w:tblPr>
+        <w:tblStyle w:val="TableGrid"/>
+        <w:tblW w:type="auto" w:w="0"/>
+        <w:tblLook w:firstColumn="1" w:firstRow="1" w:lastColumn="0" w:lastRow="0" w:noHBand="0" w:noVBand="1" w:val="04A0"/>
+      </w:tblPr>
+      <w:tblGrid>
+        <w:gridCol w:w="2880"/>
+        <w:gridCol w:w="2880"/>
+        <w:gridCol w:w="2880"/>
+      </w:tblGrid>
+      <w:tr>
+        <w:tc>
+          <w:tcPr>
+            <w:tcW w:type="dxa" w:w="2880"/>
+          </w:tcPr>
+          <w:p>
+            <w:r>
+              <w:rPr>
+                <w:b/>
+              </w:rPr>
+            </w:r>
+            <w:r>
+              <w:rPr>
+                <w:b/>
+              </w:rPr>
+              <w:t>功能</w:t>
+            </w:r>
+          </w:p>
+        </w:tc>
+        <w:tc>
+          <w:tcPr>
+            <w:tcW w:type="dxa" w:w="2880"/>
+          </w:tcPr>
+          <w:p>
+            <w:r>
+              <w:rPr>
+                <w:b/>
+              </w:rPr>
+            </w:r>
+            <w:r>
+              <w:rPr>
+                <w:b/>
+              </w:rPr>
+              <w:t>停在哪</w:t>
+            </w:r>
+          </w:p>
+        </w:tc>
+        <w:tc>
+          <w:tcPr>
+            <w:tcW w:type="dxa" w:w="2880"/>
+          </w:tcPr>
+          <w:p>
+            <w:r>
+              <w:rPr>
+                <w:b/>
+              </w:rPr>
+            </w:r>
+            <w:r>
+              <w:rPr>
+                <w:b/>
+              </w:rPr>
+              <w:t>停止后</w:t>
+            </w:r>
+          </w:p>
+        </w:tc>
+      </w:tr>
+      <w:tr>
+        <w:tc>
+          <w:tcPr>
+            <w:tcW w:type="dxa" w:w="2880"/>
+          </w:tcPr>
+          <w:p>
+            <w:r/>
+            <w:r>
+              <w:t>③ 批量做题</w:t>
+            </w:r>
+          </w:p>
+        </w:tc>
+        <w:tc>
+          <w:tcPr>
+            <w:tcW w:type="dxa" w:w="2880"/>
+          </w:tcPr>
+          <w:p>
+            <w:r/>
+            <w:r>
+              <w:t>当前题结束后</w:t>
+            </w:r>
+          </w:p>
+        </w:tc>
+        <w:tc>
+          <w:tcPr>
+            <w:tcW w:type="dxa" w:w="2880"/>
+          </w:tcPr>
+          <w:p>
+            <w:r/>
+            <w:r>
+              <w:t>进度文件保留，重跑从下一题续跑</w:t>
+            </w:r>
+          </w:p>
+        </w:tc>
+      </w:tr>
+      <w:tr>
+        <w:tc>
+          <w:tcPr>
+            <w:tcW w:type="dxa" w:w="2880"/>
+          </w:tcPr>
+          <w:p>
+            <w:r/>
+            <w:r>
+              <w:t>③ 判分</w:t>
+            </w:r>
+          </w:p>
+        </w:tc>
+        <w:tc>
+          <w:tcPr>
+            <w:tcW w:type="dxa" w:w="2880"/>
+          </w:tcPr>
+          <w:p>
+            <w:r/>
+            <w:r>
+              <w:t>当前题结束后</w:t>
+            </w:r>
+          </w:p>
+        </w:tc>
+        <w:tc>
+          <w:tcPr>
+            <w:tcW w:type="dxa" w:w="2880"/>
+          </w:tcPr>
+          <w:p>
+            <w:r/>
+            <w:r>
+              <w:t>已判题目的得分保留</w:t>
+            </w:r>
+          </w:p>
+        </w:tc>
+      </w:tr>
+      <w:tr>
+        <w:tc>
+          <w:tcPr>
+            <w:tcW w:type="dxa" w:w="2880"/>
+          </w:tcPr>
+          <w:p>
+            <w:r/>
+            <w:r>
+              <w:t>④ 真题教研</w:t>
+            </w:r>
+          </w:p>
+        </w:tc>
+        <w:tc>
+          <w:tcPr>
+            <w:tcW w:type="dxa" w:w="2880"/>
+          </w:tcPr>
+          <w:p>
+            <w:r/>
+            <w:r>
+              <w:t>当前片段结束后</w:t>
+            </w:r>
+          </w:p>
+        </w:tc>
+        <w:tc>
+          <w:tcPr>
+            <w:tcW w:type="dxa" w:w="2880"/>
+          </w:tcPr>
+          <w:p>
+            <w:r/>
+            <w:r>
+              <w:t>已分析题目保留，继续生成汇总</w:t>
+            </w:r>
+          </w:p>
+        </w:tc>
+      </w:tr>
+      <w:tr>
+        <w:tc>
+          <w:tcPr>
+            <w:tcW w:type="dxa" w:w="2880"/>
+          </w:tcPr>
+          <w:p>
+            <w:r/>
+            <w:r>
+              <w:t>⑤ 精细化讲义</w:t>
+            </w:r>
+          </w:p>
+        </w:tc>
+        <w:tc>
+          <w:tcPr>
+            <w:tcW w:type="dxa" w:w="2880"/>
+          </w:tcPr>
+          <w:p>
+            <w:r/>
+            <w:r>
+              <w:t>当前批次结束后</w:t>
+            </w:r>
+          </w:p>
+        </w:tc>
+        <w:tc>
+          <w:tcPr>
+            <w:tcW w:type="dxa" w:w="2880"/>
+          </w:tcPr>
+          <w:p>
+            <w:r/>
+            <w:r>
+              <w:t>本次不生成文件，不占版本号</w:t>
+            </w:r>
+          </w:p>
+        </w:tc>
+      </w:tr>
+      <w:tr>
+        <w:tc>
+          <w:tcPr>
+            <w:tcW w:type="dxa" w:w="2880"/>
+          </w:tcPr>
+          <w:p>
+            <w:r/>
+            <w:r>
+              <w:t>⑥ Wiki 编译</w:t>
+            </w:r>
+          </w:p>
+        </w:tc>
+        <w:tc>
+          <w:tcPr>
+            <w:tcW w:type="dxa" w:w="2880"/>
+          </w:tcPr>
+          <w:p>
+            <w:r/>
+            <w:r>
+              <w:t>当前分块结束后</w:t>
+            </w:r>
+          </w:p>
+        </w:tc>
+        <w:tc>
+          <w:tcPr>
+            <w:tcW w:type="dxa" w:w="2880"/>
+          </w:tcPr>
+          <w:p>
+            <w:r/>
+            <w:r>
+              <w:t>已编译词条保留</w:t>
+            </w:r>
+          </w:p>
+        </w:tc>
+      </w:tr>
+    </w:tbl>
+    <w:p>
+      <w:r>
+        <w:t xml:space="preserve">实现：内核函数统一加 </w:t>
+      </w:r>
+      <w:r>
+        <w:rPr>
+          <w:rFonts w:ascii="Consolas" w:hAnsi="Consolas"/>
+          <w:sz w:val="20"/>
+        </w:rPr>
+        <w:t>should_stop</w:t>
+      </w:r>
+      <w:r>
+        <w:t xml:space="preserve"> 回调（在每题/每批/每块的边界检查），</w:t>
+      </w:r>
+    </w:p>
+    <w:p>
+      <w:r>
+        <w:t xml:space="preserve">页面用独立 </w:t>
+      </w:r>
+      <w:r>
+        <w:rPr>
+          <w:rFonts w:ascii="Consolas" w:hAnsi="Consolas"/>
+          <w:sz w:val="20"/>
+        </w:rPr>
+        <w:t>concurrency_id="stop"</w:t>
+      </w:r>
+      <w:r>
+        <w:t xml:space="preserve"> 的按钮置位，因此</w:t>
+      </w:r>
+      <w:r>
+        <w:rPr>
+          <w:b/>
+        </w:rPr>
+        <w:t>停止请求不会被正在跑的任务堵在队列里</w:t>
+      </w:r>
+      <w:r>
+        <w:t>。</w:t>
+      </w:r>
+    </w:p>
+    <w:p>
+      <w:r>
+        <w:t>顺带修掉一个坑：原来停止后仍会删掉进度文件，"可续跑"是假的。现在只在跑完时清理。</w:t>
+      </w:r>
+    </w:p>
+    <w:p>
+      <w:r>
+        <w:rPr>
+          <w:b/>
+        </w:rPr>
+        <w:t>实测</w:t>
+      </w:r>
+      <w:r>
+        <w:t>：3 题试卷，跑到 1/3 时点停止 → 日志「⏹ 已完成 1/3 题，进度已保存」→ 进度文件保留 1 条</w:t>
+      </w:r>
+    </w:p>
+    <w:p>
+      <w:r>
+        <w:t>→ 再次运行「检测到进度，已完成 1/3 题，从第 2 题续跑」→ 最终 3 题全成功、进度清理。</w:t>
+      </w:r>
+    </w:p>
+    <w:p>
+      <w:pPr>
+        <w:pStyle w:val="Heading3"/>
+      </w:pPr>
+      <w:r>
+        <w:t>二、哪些功能花钱、哪些不花钱</w:t>
+      </w:r>
+    </w:p>
+    <w:p>
+      <w:r>
+        <w:t>判断标准：</w:t>
+      </w:r>
+      <w:r>
+        <w:rPr>
+          <w:b/>
+        </w:rPr>
+        <w:t>是否调用云端大模型</w:t>
+      </w:r>
+      <w:r>
+        <w:t>。调用就按 token 计费，不调用就免费。</w:t>
+      </w:r>
+    </w:p>
+    <w:tbl>
+      <w:tblPr>
+        <w:tblStyle w:val="TableGrid"/>
+        <w:tblW w:type="auto" w:w="0"/>
+        <w:tblLook w:firstColumn="1" w:firstRow="1" w:lastColumn="0" w:lastRow="0" w:noHBand="0" w:noVBand="1" w:val="04A0"/>
+      </w:tblPr>
+      <w:tblGrid>
+        <w:gridCol w:w="2880"/>
+        <w:gridCol w:w="2880"/>
+        <w:gridCol w:w="2880"/>
+      </w:tblGrid>
+      <w:tr>
+        <w:tc>
+          <w:tcPr>
+            <w:tcW w:type="dxa" w:w="2880"/>
+          </w:tcPr>
+          <w:p>
+            <w:r>
+              <w:rPr>
+                <w:b/>
+              </w:rPr>
+            </w:r>
+            <w:r>
+              <w:rPr>
+                <w:b/>
+              </w:rPr>
+              <w:t>功能</w:t>
+            </w:r>
+          </w:p>
+        </w:tc>
+        <w:tc>
+          <w:tcPr>
+            <w:tcW w:type="dxa" w:w="2880"/>
+          </w:tcPr>
+          <w:p>
+            <w:r>
+              <w:rPr>
+                <w:b/>
+              </w:rPr>
+            </w:r>
+            <w:r>
+              <w:rPr>
+                <w:b/>
+              </w:rPr>
+              <w:t>调用云端模型</w:t>
+            </w:r>
+          </w:p>
+        </w:tc>
+        <w:tc>
+          <w:tcPr>
+            <w:tcW w:type="dxa" w:w="2880"/>
+          </w:tcPr>
+          <w:p>
+            <w:r>
+              <w:rPr>
+                <w:b/>
+              </w:rPr>
+            </w:r>
+            <w:r>
+              <w:rPr>
+                <w:b/>
+              </w:rPr>
+              <w:t>费用</w:t>
+            </w:r>
+          </w:p>
+        </w:tc>
+      </w:tr>
+      <w:tr>
+        <w:tc>
+          <w:tcPr>
+            <w:tcW w:type="dxa" w:w="2880"/>
+          </w:tcPr>
+          <w:p>
+            <w:r/>
+            <w:r>
+              <w:t>① 单题解题 / ② 题目档案 / ③ 批量做题 / ③ 判分 / ④ 真题教研 / ⑤ 精细化讲义 / ⑥ Wiki 编译</w:t>
+            </w:r>
+          </w:p>
+        </w:tc>
+        <w:tc>
+          <w:tcPr>
+            <w:tcW w:type="dxa" w:w="2880"/>
+          </w:tcPr>
+          <w:p>
+            <w:r/>
+            <w:r>
+              <w:t>是</w:t>
+            </w:r>
+          </w:p>
+        </w:tc>
+        <w:tc>
+          <w:tcPr>
+            <w:tcW w:type="dxa" w:w="2880"/>
+          </w:tcPr>
+          <w:p>
+            <w:r/>
+            <w:r>
+              <w:t>按 token（约 ¥0.01~0.05/题）</w:t>
+            </w:r>
+          </w:p>
+        </w:tc>
+      </w:tr>
+      <w:tr>
+        <w:tc>
+          <w:tcPr>
+            <w:tcW w:type="dxa" w:w="2880"/>
+          </w:tcPr>
+          <w:p>
+            <w:r/>
+            <w:r>
+              <w:t>① 历史载入、导出 Word、一键复制</w:t>
+            </w:r>
+          </w:p>
+        </w:tc>
+        <w:tc>
+          <w:tcPr>
+            <w:tcW w:type="dxa" w:w="2880"/>
+          </w:tcPr>
+          <w:p>
+            <w:r/>
+            <w:r>
+              <w:t>否</w:t>
+            </w:r>
+          </w:p>
+        </w:tc>
+        <w:tc>
+          <w:tcPr>
+            <w:tcW w:type="dxa" w:w="2880"/>
+          </w:tcPr>
+          <w:p>
+            <w:r/>
+            <w:r>
+              <w:t>免费</w:t>
+            </w:r>
+          </w:p>
+        </w:tc>
+      </w:tr>
+      <w:tr>
+        <w:tc>
+          <w:tcPr>
+            <w:tcW w:type="dxa" w:w="2880"/>
+          </w:tcPr>
+          <w:p>
+            <w:r/>
+            <w:r>
+              <w:t>① 看板刷新、余额查询</w:t>
+            </w:r>
+          </w:p>
+        </w:tc>
+        <w:tc>
+          <w:tcPr>
+            <w:tcW w:type="dxa" w:w="2880"/>
+          </w:tcPr>
+          <w:p>
+            <w:r/>
+            <w:r>
+              <w:t>余额接口不计费</w:t>
+            </w:r>
+          </w:p>
+        </w:tc>
+        <w:tc>
+          <w:tcPr>
+            <w:tcW w:type="dxa" w:w="2880"/>
+          </w:tcPr>
+          <w:p>
+            <w:r/>
+            <w:r>
+              <w:t>免费</w:t>
+            </w:r>
+          </w:p>
+        </w:tc>
+      </w:tr>
+      <w:tr>
+        <w:tc>
+          <w:tcPr>
+            <w:tcW w:type="dxa" w:w="2880"/>
+          </w:tcPr>
+          <w:p>
+            <w:r/>
+            <w:r>
+              <w:t>⑥ 上传资料、解题时的 Wiki 检索</w:t>
+            </w:r>
+          </w:p>
+        </w:tc>
+        <w:tc>
+          <w:tcPr>
+            <w:tcW w:type="dxa" w:w="2880"/>
+          </w:tcPr>
+          <w:p>
+            <w:r/>
+            <w:r>
+              <w:t>本地 embedding（Ollama）</w:t>
+            </w:r>
+          </w:p>
+        </w:tc>
+        <w:tc>
+          <w:tcPr>
+            <w:tcW w:type="dxa" w:w="2880"/>
+          </w:tcPr>
+          <w:p>
+            <w:r/>
+            <w:r>
+              <w:t>免费</w:t>
+            </w:r>
+          </w:p>
+        </w:tc>
+      </w:tr>
+      <w:tr>
+        <w:tc>
+          <w:tcPr>
+            <w:tcW w:type="dxa" w:w="2880"/>
+          </w:tcPr>
+          <w:p>
+            <w:r/>
+            <w:r>
+              <w:t>⑦ 学情画像、错题本导出</w:t>
+            </w:r>
+          </w:p>
+        </w:tc>
+        <w:tc>
+          <w:tcPr>
+            <w:tcW w:type="dxa" w:w="2880"/>
+          </w:tcPr>
+          <w:p>
+            <w:r/>
+            <w:r>
+              <w:t>否（纯本地聚合 + docx）</w:t>
+            </w:r>
+          </w:p>
+        </w:tc>
+        <w:tc>
+          <w:tcPr>
+            <w:tcW w:type="dxa" w:w="2880"/>
+          </w:tcPr>
+          <w:p>
+            <w:r/>
+            <w:r>
+              <w:t>免费</w:t>
+            </w:r>
+          </w:p>
+        </w:tc>
+      </w:tr>
+      <w:tr>
+        <w:tc>
+          <w:tcPr>
+            <w:tcW w:type="dxa" w:w="2880"/>
+          </w:tcPr>
+          <w:p>
+            <w:r/>
+            <w:r>
+              <w:t>⑧ 格式转换（docx/pdf/txt ⇄ Markdown ⇄ Word）</w:t>
+            </w:r>
+          </w:p>
+        </w:tc>
+        <w:tc>
+          <w:tcPr>
+            <w:tcW w:type="dxa" w:w="2880"/>
+          </w:tcPr>
+          <w:p>
+            <w:r/>
+            <w:r>
+              <w:t>否（PyMuPDF / python-docx）</w:t>
+            </w:r>
+          </w:p>
+        </w:tc>
+        <w:tc>
+          <w:tcPr>
+            <w:tcW w:type="dxa" w:w="2880"/>
+          </w:tcPr>
+          <w:p>
+            <w:r/>
+            <w:r>
+              <w:t>免费</w:t>
+            </w:r>
+          </w:p>
+        </w:tc>
+      </w:tr>
+      <w:tr>
+        <w:tc>
+          <w:tcPr>
+            <w:tcW w:type="dxa" w:w="2880"/>
+          </w:tcPr>
+          <w:p>
+            <w:r/>
+            <w:r>
+              <w:t xml:space="preserve">全部功能（切到 </w:t>
+            </w:r>
+            <w:r>
+              <w:rPr>
+                <w:rFonts w:ascii="Consolas" w:hAnsi="Consolas"/>
+                <w:sz w:val="20"/>
+              </w:rPr>
+              <w:t>MATH_PROVIDER=ollama</w:t>
+            </w:r>
+            <w:r>
+              <w:t>）</w:t>
+            </w:r>
+          </w:p>
+        </w:tc>
+        <w:tc>
+          <w:tcPr>
+            <w:tcW w:type="dxa" w:w="2880"/>
+          </w:tcPr>
+          <w:p>
+            <w:r/>
+            <w:r>
+              <w:t>本地模型</w:t>
+            </w:r>
+          </w:p>
+        </w:tc>
+        <w:tc>
+          <w:tcPr>
+            <w:tcW w:type="dxa" w:w="2880"/>
+          </w:tcPr>
+          <w:p>
+            <w:r/>
+            <w:r>
+              <w:t>免费（慢、质量降）</w:t>
+            </w:r>
+          </w:p>
+        </w:tc>
+      </w:tr>
+    </w:tbl>
+    <w:p>
+      <w:pPr>
+        <w:pStyle w:val="Heading3"/>
+      </w:pPr>
+      <w:r>
+        <w:t>三、验证</w:t>
+      </w:r>
+    </w:p>
+    <w:p>
+      <w:pPr>
+        <w:pStyle w:val="ListBullet"/>
+      </w:pPr>
+      <w:r>
+        <w:t>停止：1/3 处停止，进度保留，续跑正常（见上）</w:t>
+      </w:r>
+    </w:p>
+    <w:p>
+      <w:pPr>
+        <w:pStyle w:val="ListBullet"/>
+      </w:pPr>
+      <w:r>
+        <w:t xml:space="preserve">页面：HTTP 200，5 个停止按钮渲染正常，接口 </w:t>
+      </w:r>
+      <w:r>
+        <w:rPr>
+          <w:rFonts w:ascii="Consolas" w:hAnsi="Consolas"/>
+          <w:sz w:val="20"/>
+        </w:rPr>
+        <w:t>/stop_batch</w:t>
+      </w:r>
+      <w:r>
+        <w:t>、</w:t>
+      </w:r>
+      <w:r>
+        <w:rPr>
+          <w:rFonts w:ascii="Consolas" w:hAnsi="Consolas"/>
+          <w:sz w:val="20"/>
+        </w:rPr>
+        <w:t>/stop_grade</w:t>
+      </w:r>
+      <w:r>
+        <w:t>、</w:t>
+      </w:r>
+      <w:r>
+        <w:rPr>
+          <w:rFonts w:ascii="Consolas" w:hAnsi="Consolas"/>
+          <w:sz w:val="20"/>
+        </w:rPr>
+        <w:t>/stop_research</w:t>
+      </w:r>
+      <w:r>
+        <w:t>、</w:t>
+      </w:r>
+      <w:r>
+        <w:rPr>
+          <w:rFonts w:ascii="Consolas" w:hAnsi="Consolas"/>
+          <w:sz w:val="20"/>
+        </w:rPr>
+        <w:t>/stop_fine</w:t>
+      </w:r>
+      <w:r>
+        <w:t>、</w:t>
+      </w:r>
+      <w:r>
+        <w:rPr>
+          <w:rFonts w:ascii="Consolas" w:hAnsi="Consolas"/>
+          <w:sz w:val="20"/>
+        </w:rPr>
+        <w:t>/stop_wiki</w:t>
+      </w:r>
+      <w:r>
+        <w:t xml:space="preserve"> 就绪</w:t>
+      </w:r>
+    </w:p>
+    <w:p>
+      <w:pPr>
+        <w:pStyle w:val="ListBullet"/>
+      </w:pPr>
+      <w:r>
+        <w:t>回归：批量、判分、画像、历史均正常</w:t>
       </w:r>
     </w:p>
     <w:sectPr>

--- a/开发历程记录.docx
+++ b/开发历程记录.docx
@@ -12656,6 +12656,584 @@
       </w:pPr>
       <w:r>
         <w:t>回归：批量、判分、画像、历史均正常</w:t>
+      </w:r>
+    </w:p>
+    <w:p>
+      <w:r>
+        <w:t>――――――――――――――――――――</w:t>
+      </w:r>
+    </w:p>
+    <w:p>
+      <w:pPr>
+        <w:pStyle w:val="Heading2"/>
+      </w:pPr>
+      <w:r>
+        <w:t>二十四、知识库混合检索 · 教研分段产物（2026-10-27）</w:t>
+      </w:r>
+    </w:p>
+    <w:p>
+      <w:pPr>
+        <w:pStyle w:val="Heading3"/>
+      </w:pPr>
+      <w:r>
+        <w:t>一、知识库检索：先修基础设施，再谈混合</w:t>
+      </w:r>
+    </w:p>
+    <w:p>
+      <w:r>
+        <w:t>排查发现三个的问题（前两个是真 bug）：</w:t>
+      </w:r>
+    </w:p>
+    <w:p>
+      <w:pPr>
+        <w:pStyle w:val="ListNumber"/>
+      </w:pPr>
+      <w:r>
+        <w:t xml:space="preserve">1. </w:t>
+      </w:r>
+      <w:r>
+        <w:rPr>
+          <w:b/>
+        </w:rPr>
+        <w:t>索引重复累积</w:t>
+      </w:r>
+      <w:r>
+        <w:t>：</w:t>
+      </w:r>
+      <w:r>
+        <w:rPr>
+          <w:rFonts w:ascii="Consolas" w:hAnsi="Consolas"/>
+          <w:sz w:val="20"/>
+        </w:rPr>
+        <w:t>_index_wiki_db()</w:t>
+      </w:r>
+      <w:r>
+        <w:t xml:space="preserve"> 每次重建都往同一个 Chroma 目录追加，同一词条会出现 2~3 份</w:t>
+      </w:r>
+    </w:p>
+    <w:p>
+      <w:pPr>
+        <w:pStyle w:val="ListNumber"/>
+      </w:pPr>
+      <w:r>
+        <w:t xml:space="preserve">2. </w:t>
+      </w:r>
+      <w:r>
+        <w:rPr>
+          <w:b/>
+        </w:rPr>
+        <w:t>索引可能陈旧</w:t>
+      </w:r>
+      <w:r>
+        <w:t>：wiki 词条改了但库不重建，检索到的是旧内容</w:t>
+      </w:r>
+    </w:p>
+    <w:p>
+      <w:pPr>
+        <w:pStyle w:val="ListNumber"/>
+      </w:pPr>
+      <w:r>
+        <w:t xml:space="preserve">3. </w:t>
+      </w:r>
+      <w:r>
+        <w:rPr>
+          <w:b/>
+        </w:rPr>
+        <w:t>nomic-embed-text 对中文数学文本排序基本失效</w:t>
+      </w:r>
+      <w:r>
+        <w:t>：查询「三次函数极值点个数」命中的是「诱导公式」</w:t>
+      </w:r>
+    </w:p>
+    <w:p>
+      <w:r>
+        <w:t>修复：</w:t>
+      </w:r>
+    </w:p>
+    <w:p>
+      <w:pPr>
+        <w:pStyle w:val="ListBullet"/>
+      </w:pPr>
+      <w:r>
+        <w:t xml:space="preserve">重建前先清空目录；写入 </w:t>
+      </w:r>
+      <w:r>
+        <w:rPr>
+          <w:rFonts w:ascii="Consolas" w:hAnsi="Consolas"/>
+          <w:sz w:val="20"/>
+        </w:rPr>
+        <w:t>_embed_model.txt</w:t>
+      </w:r>
+      <w:r>
+        <w:t xml:space="preserve"> 记录模型，模型变化自动重建</w:t>
+      </w:r>
+    </w:p>
+    <w:p>
+      <w:pPr>
+        <w:pStyle w:val="ListBullet"/>
+      </w:pPr>
+      <w:r>
+        <w:t xml:space="preserve">嵌入模型统一走 </w:t>
+      </w:r>
+      <w:r>
+        <w:rPr>
+          <w:rFonts w:ascii="Consolas" w:hAnsi="Consolas"/>
+          <w:sz w:val="20"/>
+        </w:rPr>
+        <w:t>_get_embeddings()</w:t>
+      </w:r>
+      <w:r>
+        <w:t xml:space="preserve">：优先 </w:t>
+      </w:r>
+      <w:r>
+        <w:rPr>
+          <w:rFonts w:ascii="Consolas" w:hAnsi="Consolas"/>
+          <w:sz w:val="20"/>
+        </w:rPr>
+        <w:t>bge-m3</w:t>
+      </w:r>
+      <w:r>
+        <w:t xml:space="preserve">（中文），不可用回退 </w:t>
+      </w:r>
+      <w:r>
+        <w:rPr>
+          <w:rFonts w:ascii="Consolas" w:hAnsi="Consolas"/>
+          <w:sz w:val="20"/>
+        </w:rPr>
+        <w:t>nomic-embed-text</w:t>
+      </w:r>
+    </w:p>
+    <w:p>
+      <w:pPr>
+        <w:pStyle w:val="ListBullet"/>
+      </w:pPr>
+      <w:r>
+        <w:t>融合策略：</w:t>
+      </w:r>
+      <w:r>
+        <w:rPr>
+          <w:b/>
+        </w:rPr>
+        <w:t>有词面命中时，只在命中词条内用向量精排</w:t>
+      </w:r>
+      <w:r>
+        <w:t>；完全没命中才交给向量兜底召回</w:t>
+      </w:r>
+    </w:p>
+    <w:p>
+      <w:pPr>
+        <w:pStyle w:val="ListBullet"/>
+      </w:pPr>
+      <w:r>
+        <w:t xml:space="preserve">弱模型保护：检测到 </w:t>
+      </w:r>
+      <w:r>
+        <w:rPr>
+          <w:rFonts w:ascii="Consolas" w:hAnsi="Consolas"/>
+          <w:sz w:val="20"/>
+        </w:rPr>
+        <w:t>nomic</w:t>
+      </w:r>
+      <w:r>
+        <w:t xml:space="preserve"> 时自动退回纯关键词（</w:t>
+      </w:r>
+      <w:r>
+        <w:rPr>
+          <w:rFonts w:ascii="Consolas" w:hAnsi="Consolas"/>
+          <w:sz w:val="20"/>
+        </w:rPr>
+        <w:t>RAG_HYBRID_FORCE=on</w:t>
+      </w:r>
+      <w:r>
+        <w:t xml:space="preserve"> 可强制启用）</w:t>
+      </w:r>
+    </w:p>
+    <w:p>
+      <w:r>
+        <w:rPr>
+          <w:b/>
+        </w:rPr>
+        <w:t>实测</w:t>
+      </w:r>
+      <w:r>
+        <w:t>：4 组查询（导数恒成立 / 数列错位相减 / 三次函数极值 / 立体几何二面角），</w:t>
+      </w:r>
+    </w:p>
+    <w:p>
+      <w:r>
+        <w:t>关键词与混合结果完全一致——因为当前只有 nomic，处于安全模式。</w:t>
+      </w:r>
+    </w:p>
+    <w:p>
+      <w:r>
+        <w:rPr>
+          <w:rFonts w:ascii="Consolas" w:hAnsi="Consolas"/>
+          <w:sz w:val="20"/>
+        </w:rPr>
+        <w:t>ollama pull bge-m3</w:t>
+      </w:r>
+      <w:r>
+        <w:t xml:space="preserve"> 两次都卡在 0 字节（网络），已取消；装好后会自动切到混合检索。</w:t>
+      </w:r>
+    </w:p>
+    <w:p>
+      <w:pPr>
+        <w:pStyle w:val="Heading3"/>
+      </w:pPr>
+      <w:r>
+        <w:t>二、教研分段产物</w:t>
+      </w:r>
+    </w:p>
+    <w:p>
+      <w:r>
+        <w:t>原来教研只在全部跑完时输出汇总，1~4 小时中途没有可交付物。现在：</w:t>
+      </w:r>
+    </w:p>
+    <w:p>
+      <w:pPr>
+        <w:pStyle w:val="ListBullet"/>
+      </w:pPr>
+      <w:r>
+        <w:t xml:space="preserve">每分析完一个片段 → 立即写 </w:t>
+      </w:r>
+      <w:r>
+        <w:rPr>
+          <w:rFonts w:ascii="Consolas" w:hAnsi="Consolas"/>
+          <w:sz w:val="20"/>
+        </w:rPr>
+        <w:t>output_research/教研过程/{试卷}_过程稿.md</w:t>
+      </w:r>
+    </w:p>
+    <w:p>
+      <w:pPr>
+        <w:pStyle w:val="ListBullet"/>
+      </w:pPr>
+      <w:r>
+        <w:t xml:space="preserve">每份试卷处理完 → 再导一份同名 </w:t>
+      </w:r>
+      <w:r>
+        <w:rPr>
+          <w:rFonts w:ascii="Consolas" w:hAnsi="Consolas"/>
+          <w:sz w:val="20"/>
+        </w:rPr>
+        <w:t>.docx</w:t>
+      </w:r>
+    </w:p>
+    <w:p>
+      <w:pPr>
+        <w:pStyle w:val="ListBullet"/>
+      </w:pPr>
+      <w:r>
+        <w:rPr>
+          <w:rFonts w:ascii="Consolas" w:hAnsi="Consolas"/>
+          <w:sz w:val="20"/>
+        </w:rPr>
+        <w:t>_进度.json</w:t>
+      </w:r>
+      <w:r>
+        <w:t xml:space="preserve"> 记录当前文件、已分析题数、更新时间</w:t>
+      </w:r>
+    </w:p>
+    <w:p>
+      <w:pPr>
+        <w:pStyle w:val="ListBullet"/>
+      </w:pPr>
+      <w:r>
+        <w:t>中途停止或进程崩溃，已分析内容都不会丢</w:t>
+      </w:r>
+    </w:p>
+    <w:p>
+      <w:r>
+        <w:rPr>
+          <w:b/>
+        </w:rPr>
+        <w:t>验证</w:t>
+      </w:r>
+      <w:r>
+        <w:t>：用 2 条样本数据调用写入函数，md / docx / 进度 json 三件产物均正确生成。</w:t>
+      </w:r>
+    </w:p>
+    <w:p>
+      <w:pPr>
+        <w:pStyle w:val="Heading3"/>
+      </w:pPr>
+      <w:r>
+        <w:t>三、新增配置项</w:t>
+      </w:r>
+    </w:p>
+    <w:tbl>
+      <w:tblPr>
+        <w:tblStyle w:val="TableGrid"/>
+        <w:tblW w:type="auto" w:w="0"/>
+        <w:tblLook w:firstColumn="1" w:firstRow="1" w:lastColumn="0" w:lastRow="0" w:noHBand="0" w:noVBand="1" w:val="04A0"/>
+      </w:tblPr>
+      <w:tblGrid>
+        <w:gridCol w:w="2880"/>
+        <w:gridCol w:w="2880"/>
+        <w:gridCol w:w="2880"/>
+      </w:tblGrid>
+      <w:tr>
+        <w:tc>
+          <w:tcPr>
+            <w:tcW w:type="dxa" w:w="2880"/>
+          </w:tcPr>
+          <w:p>
+            <w:r>
+              <w:rPr>
+                <w:b/>
+              </w:rPr>
+            </w:r>
+            <w:r>
+              <w:rPr>
+                <w:b/>
+              </w:rPr>
+              <w:t>变量</w:t>
+            </w:r>
+          </w:p>
+        </w:tc>
+        <w:tc>
+          <w:tcPr>
+            <w:tcW w:type="dxa" w:w="2880"/>
+          </w:tcPr>
+          <w:p>
+            <w:r>
+              <w:rPr>
+                <w:b/>
+              </w:rPr>
+            </w:r>
+            <w:r>
+              <w:rPr>
+                <w:b/>
+              </w:rPr>
+              <w:t>默认</w:t>
+            </w:r>
+          </w:p>
+        </w:tc>
+        <w:tc>
+          <w:tcPr>
+            <w:tcW w:type="dxa" w:w="2880"/>
+          </w:tcPr>
+          <w:p>
+            <w:r>
+              <w:rPr>
+                <w:b/>
+              </w:rPr>
+            </w:r>
+            <w:r>
+              <w:rPr>
+                <w:b/>
+              </w:rPr>
+              <w:t>作用</w:t>
+            </w:r>
+          </w:p>
+        </w:tc>
+      </w:tr>
+      <w:tr>
+        <w:tc>
+          <w:tcPr>
+            <w:tcW w:type="dxa" w:w="2880"/>
+          </w:tcPr>
+          <w:p>
+            <w:r/>
+            <w:r>
+              <w:rPr>
+                <w:rFonts w:ascii="Consolas" w:hAnsi="Consolas"/>
+                <w:sz w:val="20"/>
+              </w:rPr>
+              <w:t>EMBED_MODEL</w:t>
+            </w:r>
+          </w:p>
+        </w:tc>
+        <w:tc>
+          <w:tcPr>
+            <w:tcW w:type="dxa" w:w="2880"/>
+          </w:tcPr>
+          <w:p>
+            <w:r/>
+            <w:r>
+              <w:rPr>
+                <w:rFonts w:ascii="Consolas" w:hAnsi="Consolas"/>
+                <w:sz w:val="20"/>
+              </w:rPr>
+              <w:t>bge-m3</w:t>
+            </w:r>
+            <w:r>
+              <w:t>（未装自动回退 nomic）</w:t>
+            </w:r>
+          </w:p>
+        </w:tc>
+        <w:tc>
+          <w:tcPr>
+            <w:tcW w:type="dxa" w:w="2880"/>
+          </w:tcPr>
+          <w:p>
+            <w:r/>
+            <w:r>
+              <w:t>嵌入模型</w:t>
+            </w:r>
+          </w:p>
+        </w:tc>
+      </w:tr>
+      <w:tr>
+        <w:tc>
+          <w:tcPr>
+            <w:tcW w:type="dxa" w:w="2880"/>
+          </w:tcPr>
+          <w:p>
+            <w:r/>
+            <w:r>
+              <w:rPr>
+                <w:rFonts w:ascii="Consolas" w:hAnsi="Consolas"/>
+                <w:sz w:val="20"/>
+              </w:rPr>
+              <w:t>RAG_HYBRID</w:t>
+            </w:r>
+          </w:p>
+        </w:tc>
+        <w:tc>
+          <w:tcPr>
+            <w:tcW w:type="dxa" w:w="2880"/>
+          </w:tcPr>
+          <w:p>
+            <w:r/>
+            <w:r>
+              <w:rPr>
+                <w:rFonts w:ascii="Consolas" w:hAnsi="Consolas"/>
+                <w:sz w:val="20"/>
+              </w:rPr>
+              <w:t>on</w:t>
+            </w:r>
+          </w:p>
+        </w:tc>
+        <w:tc>
+          <w:tcPr>
+            <w:tcW w:type="dxa" w:w="2880"/>
+          </w:tcPr>
+          <w:p>
+            <w:r/>
+            <w:r>
+              <w:t>是否启用混合检索</w:t>
+            </w:r>
+          </w:p>
+        </w:tc>
+      </w:tr>
+      <w:tr>
+        <w:tc>
+          <w:tcPr>
+            <w:tcW w:type="dxa" w:w="2880"/>
+          </w:tcPr>
+          <w:p>
+            <w:r/>
+            <w:r>
+              <w:rPr>
+                <w:rFonts w:ascii="Consolas" w:hAnsi="Consolas"/>
+                <w:sz w:val="20"/>
+              </w:rPr>
+              <w:t>RAG_VEC_WEIGHT</w:t>
+            </w:r>
+          </w:p>
+        </w:tc>
+        <w:tc>
+          <w:tcPr>
+            <w:tcW w:type="dxa" w:w="2880"/>
+          </w:tcPr>
+          <w:p>
+            <w:r/>
+            <w:r>
+              <w:rPr>
+                <w:rFonts w:ascii="Consolas" w:hAnsi="Consolas"/>
+                <w:sz w:val="20"/>
+              </w:rPr>
+              <w:t>0.3</w:t>
+            </w:r>
+          </w:p>
+        </w:tc>
+        <w:tc>
+          <w:tcPr>
+            <w:tcW w:type="dxa" w:w="2880"/>
+          </w:tcPr>
+          <w:p>
+            <w:r/>
+            <w:r>
+              <w:t>向量分权重（0=纯关键词）</w:t>
+            </w:r>
+          </w:p>
+        </w:tc>
+      </w:tr>
+      <w:tr>
+        <w:tc>
+          <w:tcPr>
+            <w:tcW w:type="dxa" w:w="2880"/>
+          </w:tcPr>
+          <w:p>
+            <w:r/>
+            <w:r>
+              <w:rPr>
+                <w:rFonts w:ascii="Consolas" w:hAnsi="Consolas"/>
+                <w:sz w:val="20"/>
+              </w:rPr>
+              <w:t>RAG_HYBRID_FORCE</w:t>
+            </w:r>
+          </w:p>
+        </w:tc>
+        <w:tc>
+          <w:tcPr>
+            <w:tcW w:type="dxa" w:w="2880"/>
+          </w:tcPr>
+          <w:p>
+            <w:r/>
+            <w:r>
+              <w:rPr>
+                <w:rFonts w:ascii="Consolas" w:hAnsi="Consolas"/>
+                <w:sz w:val="20"/>
+              </w:rPr>
+              <w:t>off</w:t>
+            </w:r>
+          </w:p>
+        </w:tc>
+        <w:tc>
+          <w:tcPr>
+            <w:tcW w:type="dxa" w:w="2880"/>
+          </w:tcPr>
+          <w:p>
+            <w:r/>
+            <w:r>
+              <w:t>弱嵌入模型下强制启用向量</w:t>
+            </w:r>
+          </w:p>
+        </w:tc>
+      </w:tr>
+    </w:tbl>
+    <w:p>
+      <w:pPr>
+        <w:pStyle w:val="Heading3"/>
+      </w:pPr>
+      <w:r>
+        <w:t>四、验证</w:t>
+      </w:r>
+    </w:p>
+    <w:p>
+      <w:pPr>
+        <w:pStyle w:val="ListBullet"/>
+      </w:pPr>
+      <w:r>
+        <w:t>页面 HTTP 200，教研页文案已提示过程稿路径</w:t>
+      </w:r>
+    </w:p>
+    <w:p>
+      <w:pPr>
+        <w:pStyle w:val="ListBullet"/>
+      </w:pPr>
+      <w:r>
+        <w:t>检索：4 组查询在安全模式下与关键词结果一致，无噪声注入</w:t>
+      </w:r>
+    </w:p>
+    <w:p>
+      <w:pPr>
+        <w:pStyle w:val="ListBullet"/>
+      </w:pPr>
+      <w:r>
+        <w:t>过程稿：md / docx / 进度文件三件产物生成正常</w:t>
       </w:r>
     </w:p>
     <w:sectPr>

--- a/开发历程记录.docx
+++ b/开发历程记录.docx
@@ -13234,6 +13234,1039 @@
       </w:pPr>
       <w:r>
         <w:t>过程稿：md / docx / 进度文件三件产物生成正常</w:t>
+      </w:r>
+    </w:p>
+    <w:p>
+      <w:r>
+        <w:t>――――――――――――――――――――</w:t>
+      </w:r>
+    </w:p>
+    <w:p>
+      <w:pPr>
+        <w:pStyle w:val="Heading2"/>
+      </w:pPr>
+      <w:r>
+        <w:t>二十五、全功能体检 · bge-m3 生效（2026-10-27）</w:t>
+      </w:r>
+    </w:p>
+    <w:p>
+      <w:pPr>
+        <w:pStyle w:val="Heading3"/>
+      </w:pPr>
+      <w:r>
+        <w:t>一、体检方式</w:t>
+      </w:r>
+    </w:p>
+    <w:p>
+      <w:r>
+        <w:t>用 gradio_client 逐个调用网页版所有页签的后端接口（19 项），记录通过/失败与耗时，</w:t>
+      </w:r>
+    </w:p>
+    <w:p>
+      <w:r>
+        <w:t>覆盖：看板、余额、单题解题、历史列表/载入、导出 Word、题目档案、命题人变式、</w:t>
+      </w:r>
+    </w:p>
+    <w:p>
+      <w:r>
+        <w:t>批量做题、判分、真题教研、精细化讲义、学情画像、错题本导出、</w:t>
+      </w:r>
+    </w:p>
+    <w:p>
+      <w:r>
+        <w:t>docx→Markdown、Markdown→docx、Wiki 自检、Wiki 修复、停止接口。</w:t>
+      </w:r>
+    </w:p>
+    <w:p>
+      <w:pPr>
+        <w:pStyle w:val="Heading3"/>
+      </w:pPr>
+      <w:r>
+        <w:t>二、结果：18/19 → 修复后 19/19</w:t>
+      </w:r>
+    </w:p>
+    <w:tbl>
+      <w:tblPr>
+        <w:tblStyle w:val="TableGrid"/>
+        <w:tblW w:type="auto" w:w="0"/>
+        <w:tblLook w:firstColumn="1" w:firstRow="1" w:lastColumn="0" w:lastRow="0" w:noHBand="0" w:noVBand="1" w:val="04A0"/>
+      </w:tblPr>
+      <w:tblGrid>
+        <w:gridCol w:w="2880"/>
+        <w:gridCol w:w="2880"/>
+        <w:gridCol w:w="2880"/>
+      </w:tblGrid>
+      <w:tr>
+        <w:tc>
+          <w:tcPr>
+            <w:tcW w:type="dxa" w:w="2880"/>
+          </w:tcPr>
+          <w:p>
+            <w:r>
+              <w:rPr>
+                <w:b/>
+              </w:rPr>
+            </w:r>
+            <w:r>
+              <w:rPr>
+                <w:b/>
+              </w:rPr>
+              <w:t>功能</w:t>
+            </w:r>
+          </w:p>
+        </w:tc>
+        <w:tc>
+          <w:tcPr>
+            <w:tcW w:type="dxa" w:w="2880"/>
+          </w:tcPr>
+          <w:p>
+            <w:r>
+              <w:rPr>
+                <w:b/>
+              </w:rPr>
+            </w:r>
+            <w:r>
+              <w:rPr>
+                <w:b/>
+              </w:rPr>
+              <w:t>结果</w:t>
+            </w:r>
+          </w:p>
+        </w:tc>
+        <w:tc>
+          <w:tcPr>
+            <w:tcW w:type="dxa" w:w="2880"/>
+          </w:tcPr>
+          <w:p>
+            <w:r>
+              <w:rPr>
+                <w:b/>
+              </w:rPr>
+            </w:r>
+            <w:r>
+              <w:rPr>
+                <w:b/>
+              </w:rPr>
+              <w:t>耗时</w:t>
+            </w:r>
+          </w:p>
+        </w:tc>
+      </w:tr>
+      <w:tr>
+        <w:tc>
+          <w:tcPr>
+            <w:tcW w:type="dxa" w:w="2880"/>
+          </w:tcPr>
+          <w:p>
+            <w:r/>
+            <w:r>
+              <w:t>看板刷新 / 余额明细</w:t>
+            </w:r>
+          </w:p>
+        </w:tc>
+        <w:tc>
+          <w:tcPr>
+            <w:tcW w:type="dxa" w:w="2880"/>
+          </w:tcPr>
+          <w:p>
+            <w:r/>
+            <w:r>
+              <w:t>✅</w:t>
+            </w:r>
+          </w:p>
+        </w:tc>
+        <w:tc>
+          <w:tcPr>
+            <w:tcW w:type="dxa" w:w="2880"/>
+          </w:tcPr>
+          <w:p>
+            <w:r/>
+            <w:r>
+              <w:t>0.8s / 0.9s</w:t>
+            </w:r>
+          </w:p>
+        </w:tc>
+      </w:tr>
+      <w:tr>
+        <w:tc>
+          <w:tcPr>
+            <w:tcW w:type="dxa" w:w="2880"/>
+          </w:tcPr>
+          <w:p>
+            <w:r/>
+            <w:r>
+              <w:t>单题解题（省钱档）</w:t>
+            </w:r>
+          </w:p>
+        </w:tc>
+        <w:tc>
+          <w:tcPr>
+            <w:tcW w:type="dxa" w:w="2880"/>
+          </w:tcPr>
+          <w:p>
+            <w:r/>
+            <w:r>
+              <w:t>✅</w:t>
+            </w:r>
+          </w:p>
+        </w:tc>
+        <w:tc>
+          <w:tcPr>
+            <w:tcW w:type="dxa" w:w="2880"/>
+          </w:tcPr>
+          <w:p>
+            <w:r/>
+            <w:r>
+              <w:t>12.1s（8,225/1,027 token，¥0.0247）</w:t>
+            </w:r>
+          </w:p>
+        </w:tc>
+      </w:tr>
+      <w:tr>
+        <w:tc>
+          <w:tcPr>
+            <w:tcW w:type="dxa" w:w="2880"/>
+          </w:tcPr>
+          <w:p>
+            <w:r/>
+            <w:r>
+              <w:t>历史列表 / 载入 / 导出 Word</w:t>
+            </w:r>
+          </w:p>
+        </w:tc>
+        <w:tc>
+          <w:tcPr>
+            <w:tcW w:type="dxa" w:w="2880"/>
+          </w:tcPr>
+          <w:p>
+            <w:r/>
+            <w:r>
+              <w:t>✅</w:t>
+            </w:r>
+          </w:p>
+        </w:tc>
+        <w:tc>
+          <w:tcPr>
+            <w:tcW w:type="dxa" w:w="2880"/>
+          </w:tcPr>
+          <w:p>
+            <w:r/>
+            <w:r>
+              <w:t>0.1~0.2s</w:t>
+            </w:r>
+          </w:p>
+        </w:tc>
+      </w:tr>
+      <w:tr>
+        <w:tc>
+          <w:tcPr>
+            <w:tcW w:type="dxa" w:w="2880"/>
+          </w:tcPr>
+          <w:p>
+            <w:r/>
+            <w:r>
+              <w:t>题目档案</w:t>
+            </w:r>
+          </w:p>
+        </w:tc>
+        <w:tc>
+          <w:tcPr>
+            <w:tcW w:type="dxa" w:w="2880"/>
+          </w:tcPr>
+          <w:p>
+            <w:r/>
+            <w:r>
+              <w:t>✅</w:t>
+            </w:r>
+          </w:p>
+        </w:tc>
+        <w:tc>
+          <w:tcPr>
+            <w:tcW w:type="dxa" w:w="2880"/>
+          </w:tcPr>
+          <w:p>
+            <w:r/>
+            <w:r>
+              <w:t>137.7s</w:t>
+            </w:r>
+          </w:p>
+        </w:tc>
+      </w:tr>
+      <w:tr>
+        <w:tc>
+          <w:tcPr>
+            <w:tcW w:type="dxa" w:w="2880"/>
+          </w:tcPr>
+          <w:p>
+            <w:r/>
+            <w:r>
+              <w:t>命题人变式</w:t>
+            </w:r>
+          </w:p>
+        </w:tc>
+        <w:tc>
+          <w:tcPr>
+            <w:tcW w:type="dxa" w:w="2880"/>
+          </w:tcPr>
+          <w:p>
+            <w:r/>
+            <w:r>
+              <w:t>✅</w:t>
+            </w:r>
+          </w:p>
+        </w:tc>
+        <w:tc>
+          <w:tcPr>
+            <w:tcW w:type="dxa" w:w="2880"/>
+          </w:tcPr>
+          <w:p>
+            <w:r/>
+            <w:r>
+              <w:t>184.7s</w:t>
+            </w:r>
+          </w:p>
+        </w:tc>
+      </w:tr>
+      <w:tr>
+        <w:tc>
+          <w:tcPr>
+            <w:tcW w:type="dxa" w:w="2880"/>
+          </w:tcPr>
+          <w:p>
+            <w:r/>
+            <w:r>
+              <w:t>批量做题（2 题）</w:t>
+            </w:r>
+          </w:p>
+        </w:tc>
+        <w:tc>
+          <w:tcPr>
+            <w:tcW w:type="dxa" w:w="2880"/>
+          </w:tcPr>
+          <w:p>
+            <w:r/>
+            <w:r>
+              <w:t>✅</w:t>
+            </w:r>
+          </w:p>
+        </w:tc>
+        <w:tc>
+          <w:tcPr>
+            <w:tcW w:type="dxa" w:w="2880"/>
+          </w:tcPr>
+          <w:p>
+            <w:r/>
+            <w:r>
+              <w:t>74.4s，统计表 2 行</w:t>
+            </w:r>
+          </w:p>
+        </w:tc>
+      </w:tr>
+      <w:tr>
+        <w:tc>
+          <w:tcPr>
+            <w:tcW w:type="dxa" w:w="2880"/>
+          </w:tcPr>
+          <w:p>
+            <w:r/>
+            <w:r>
+              <w:t>判分（2 题）</w:t>
+            </w:r>
+          </w:p>
+        </w:tc>
+        <w:tc>
+          <w:tcPr>
+            <w:tcW w:type="dxa" w:w="2880"/>
+          </w:tcPr>
+          <w:p>
+            <w:r/>
+            <w:r>
+              <w:t>✅</w:t>
+            </w:r>
+          </w:p>
+        </w:tc>
+        <w:tc>
+          <w:tcPr>
+            <w:tcW w:type="dxa" w:w="2880"/>
+          </w:tcPr>
+          <w:p>
+            <w:r/>
+            <w:r>
+              <w:t>130.7s，18/22</w:t>
+            </w:r>
+          </w:p>
+        </w:tc>
+      </w:tr>
+      <w:tr>
+        <w:tc>
+          <w:tcPr>
+            <w:tcW w:type="dxa" w:w="2880"/>
+          </w:tcPr>
+          <w:p>
+            <w:r/>
+            <w:r>
+              <w:t>真题教研（1 题）</w:t>
+            </w:r>
+          </w:p>
+        </w:tc>
+        <w:tc>
+          <w:tcPr>
+            <w:tcW w:type="dxa" w:w="2880"/>
+          </w:tcPr>
+          <w:p>
+            <w:r/>
+            <w:r>
+              <w:t>✅</w:t>
+            </w:r>
+          </w:p>
+        </w:tc>
+        <w:tc>
+          <w:tcPr>
+            <w:tcW w:type="dxa" w:w="2880"/>
+          </w:tcPr>
+          <w:p>
+            <w:r/>
+            <w:r>
+              <w:t>491.5s</w:t>
+            </w:r>
+          </w:p>
+        </w:tc>
+      </w:tr>
+      <w:tr>
+        <w:tc>
+          <w:tcPr>
+            <w:tcW w:type="dxa" w:w="2880"/>
+          </w:tcPr>
+          <w:p>
+            <w:r/>
+            <w:r>
+              <w:rPr>
+                <w:b/>
+              </w:rPr>
+              <w:t>精细化讲义</w:t>
+            </w:r>
+          </w:p>
+        </w:tc>
+        <w:tc>
+          <w:tcPr>
+            <w:tcW w:type="dxa" w:w="2880"/>
+          </w:tcPr>
+          <w:p>
+            <w:r/>
+            <w:r>
+              <w:t>❌ → ✅</w:t>
+            </w:r>
+          </w:p>
+        </w:tc>
+        <w:tc>
+          <w:tcPr>
+            <w:tcW w:type="dxa" w:w="2880"/>
+          </w:tcPr>
+          <w:p>
+            <w:r/>
+            <w:r>
+              <w:t>修复后 796.9s，21,512 字 / 12 板块，生成 v1</w:t>
+            </w:r>
+          </w:p>
+        </w:tc>
+      </w:tr>
+      <w:tr>
+        <w:tc>
+          <w:tcPr>
+            <w:tcW w:type="dxa" w:w="2880"/>
+          </w:tcPr>
+          <w:p>
+            <w:r/>
+            <w:r>
+              <w:t>学情画像 / 错题本导出</w:t>
+            </w:r>
+          </w:p>
+        </w:tc>
+        <w:tc>
+          <w:tcPr>
+            <w:tcW w:type="dxa" w:w="2880"/>
+          </w:tcPr>
+          <w:p>
+            <w:r/>
+            <w:r>
+              <w:t>✅</w:t>
+            </w:r>
+          </w:p>
+        </w:tc>
+        <w:tc>
+          <w:tcPr>
+            <w:tcW w:type="dxa" w:w="2880"/>
+          </w:tcPr>
+          <w:p>
+            <w:r/>
+            <w:r>
+              <w:t>0.1s</w:t>
+            </w:r>
+          </w:p>
+        </w:tc>
+      </w:tr>
+      <w:tr>
+        <w:tc>
+          <w:tcPr>
+            <w:tcW w:type="dxa" w:w="2880"/>
+          </w:tcPr>
+          <w:p>
+            <w:r/>
+            <w:r>
+              <w:t>docx→Markdown / Markdown→docx</w:t>
+            </w:r>
+          </w:p>
+        </w:tc>
+        <w:tc>
+          <w:tcPr>
+            <w:tcW w:type="dxa" w:w="2880"/>
+          </w:tcPr>
+          <w:p>
+            <w:r/>
+            <w:r>
+              <w:t>✅</w:t>
+            </w:r>
+          </w:p>
+        </w:tc>
+        <w:tc>
+          <w:tcPr>
+            <w:tcW w:type="dxa" w:w="2880"/>
+          </w:tcPr>
+          <w:p>
+            <w:r/>
+            <w:r>
+              <w:t>0.4s / 0.3s</w:t>
+            </w:r>
+          </w:p>
+        </w:tc>
+      </w:tr>
+      <w:tr>
+        <w:tc>
+          <w:tcPr>
+            <w:tcW w:type="dxa" w:w="2880"/>
+          </w:tcPr>
+          <w:p>
+            <w:r/>
+            <w:r>
+              <w:t>Wiki 自检 / 修复</w:t>
+            </w:r>
+          </w:p>
+        </w:tc>
+        <w:tc>
+          <w:tcPr>
+            <w:tcW w:type="dxa" w:w="2880"/>
+          </w:tcPr>
+          <w:p>
+            <w:r/>
+            <w:r>
+              <w:t>✅</w:t>
+            </w:r>
+          </w:p>
+        </w:tc>
+        <w:tc>
+          <w:tcPr>
+            <w:tcW w:type="dxa" w:w="2880"/>
+          </w:tcPr>
+          <w:p>
+            <w:r/>
+            <w:r>
+              <w:t>1.1s / 1.1s</w:t>
+            </w:r>
+          </w:p>
+        </w:tc>
+      </w:tr>
+      <w:tr>
+        <w:tc>
+          <w:tcPr>
+            <w:tcW w:type="dxa" w:w="2880"/>
+          </w:tcPr>
+          <w:p>
+            <w:r/>
+            <w:r>
+              <w:t>停止接口</w:t>
+            </w:r>
+          </w:p>
+        </w:tc>
+        <w:tc>
+          <w:tcPr>
+            <w:tcW w:type="dxa" w:w="2880"/>
+          </w:tcPr>
+          <w:p>
+            <w:r/>
+            <w:r>
+              <w:t>✅</w:t>
+            </w:r>
+          </w:p>
+        </w:tc>
+        <w:tc>
+          <w:tcPr>
+            <w:tcW w:type="dxa" w:w="2880"/>
+          </w:tcPr>
+          <w:p>
+            <w:r/>
+            <w:r>
+              <w:t>0.1s</w:t>
+            </w:r>
+          </w:p>
+        </w:tc>
+      </w:tr>
+    </w:tbl>
+    <w:p>
+      <w:r>
+        <w:rPr>
+          <w:b/>
+        </w:rPr>
+        <w:t>唯一失败项</w:t>
+      </w:r>
+      <w:r>
+        <w:t>：精细化讲义的「专题」下拉，服务端只认第一篇章的选项——</w:t>
+      </w:r>
+    </w:p>
+    <w:p>
+      <w:r>
+        <w:t xml:space="preserve">选其他篇章的专题会报 </w:t>
+      </w:r>
+      <w:r>
+        <w:rPr>
+          <w:rFonts w:ascii="Consolas" w:hAnsi="Consolas"/>
+          <w:sz w:val="20"/>
+        </w:rPr>
+        <w:t>Value ... is not in the list of choices</w:t>
+      </w:r>
+      <w:r>
+        <w:t>。</w:t>
+      </w:r>
+    </w:p>
+    <w:p>
+      <w:r>
+        <w:t xml:space="preserve">这与之前 </w:t>
+      </w:r>
+      <w:r>
+        <w:rPr>
+          <w:rFonts w:ascii="Consolas" w:hAnsi="Consolas"/>
+          <w:sz w:val="20"/>
+        </w:rPr>
+        <w:t>batch_file</w:t>
+      </w:r>
+      <w:r>
+        <w:t xml:space="preserve"> 是同一类问题（下拉选项在服务端是静态快照）。</w:t>
+      </w:r>
+    </w:p>
+    <w:p>
+      <w:r>
+        <w:t xml:space="preserve">已给 </w:t>
+      </w:r>
+      <w:r>
+        <w:rPr>
+          <w:rFonts w:ascii="Consolas" w:hAnsi="Consolas"/>
+          <w:sz w:val="20"/>
+        </w:rPr>
+        <w:t>fine_category</w:t>
+      </w:r>
+      <w:r>
+        <w:t xml:space="preserve"> / </w:t>
+      </w:r>
+      <w:r>
+        <w:rPr>
+          <w:rFonts w:ascii="Consolas" w:hAnsi="Consolas"/>
+          <w:sz w:val="20"/>
+        </w:rPr>
+        <w:t>fine_topic</w:t>
+      </w:r>
+      <w:r>
+        <w:t xml:space="preserve"> 加 </w:t>
+      </w:r>
+      <w:r>
+        <w:rPr>
+          <w:rFonts w:ascii="Consolas" w:hAnsi="Consolas"/>
+          <w:sz w:val="20"/>
+        </w:rPr>
+        <w:t>allow_custom_value=True</w:t>
+      </w:r>
+      <w:r>
+        <w:t>，重测通过。</w:t>
+      </w:r>
+    </w:p>
+    <w:p>
+      <w:pPr>
+        <w:pStyle w:val="Heading3"/>
+      </w:pPr>
+      <w:r>
+        <w:t>三、bge-m3 生效</w:t>
+      </w:r>
+    </w:p>
+    <w:p>
+      <w:pPr>
+        <w:pStyle w:val="ListBullet"/>
+      </w:pPr>
+      <w:r>
+        <w:t>模型下载完成（1.2GB），索引按标记自动重建</w:t>
+      </w:r>
+    </w:p>
+    <w:p>
+      <w:pPr>
+        <w:pStyle w:val="ListBullet"/>
+      </w:pPr>
+      <w:r>
+        <w:t>检索延迟约 2s（含 embedding 调用）</w:t>
+      </w:r>
+    </w:p>
+    <w:p>
+      <w:pPr>
+        <w:pStyle w:val="ListBullet"/>
+      </w:pPr>
+      <w:r>
+        <w:t>实测 5 组查询：4 组与纯关键词结果一致；1 组（三次函数极值点个数）把噪声词条</w:t>
+      </w:r>
+    </w:p>
+    <w:p>
+      <w:r>
+        <w:t>「三角函数图像与性质」换成了更相关的「函数的基本概念」</w:t>
+      </w:r>
+    </w:p>
+    <w:p>
+      <w:pPr>
+        <w:pStyle w:val="ListBullet"/>
+      </w:pPr>
+      <w:r>
+        <w:t>结论：提升有限——wiki 词条本身很短（200~600 字节），2~3 字 n-gram 已能覆盖大部分命中；</w:t>
+      </w:r>
+    </w:p>
+    <w:p>
+      <w:r>
+        <w:t>混合检索的价值主要在</w:t>
+      </w:r>
+      <w:r>
+        <w:rPr>
+          <w:b/>
+        </w:rPr>
+        <w:t>词面完全没命中时的语义兜底</w:t>
+      </w:r>
+    </w:p>
+    <w:p>
+      <w:pPr>
+        <w:pStyle w:val="Heading3"/>
+      </w:pPr>
+      <w:r>
+        <w:t>四、体检暴露的性能事实</w:t>
+      </w:r>
+    </w:p>
+    <w:tbl>
+      <w:tblPr>
+        <w:tblStyle w:val="TableGrid"/>
+        <w:tblW w:type="auto" w:w="0"/>
+        <w:tblLook w:firstColumn="1" w:firstRow="1" w:lastColumn="0" w:lastRow="0" w:noHBand="0" w:noVBand="1" w:val="04A0"/>
+      </w:tblPr>
+      <w:tblGrid>
+        <w:gridCol w:w="2880"/>
+        <w:gridCol w:w="2880"/>
+        <w:gridCol w:w="2880"/>
+      </w:tblGrid>
+      <w:tr>
+        <w:tc>
+          <w:tcPr>
+            <w:tcW w:type="dxa" w:w="2880"/>
+          </w:tcPr>
+          <w:p>
+            <w:r>
+              <w:rPr>
+                <w:b/>
+              </w:rPr>
+            </w:r>
+            <w:r>
+              <w:rPr>
+                <w:b/>
+              </w:rPr>
+              <w:t>功能</w:t>
+            </w:r>
+          </w:p>
+        </w:tc>
+        <w:tc>
+          <w:tcPr>
+            <w:tcW w:type="dxa" w:w="2880"/>
+          </w:tcPr>
+          <w:p>
+            <w:r>
+              <w:rPr>
+                <w:b/>
+              </w:rPr>
+            </w:r>
+            <w:r>
+              <w:rPr>
+                <w:b/>
+              </w:rPr>
+              <w:t>单次耗时</w:t>
+            </w:r>
+          </w:p>
+        </w:tc>
+        <w:tc>
+          <w:tcPr>
+            <w:tcW w:type="dxa" w:w="2880"/>
+          </w:tcPr>
+          <w:p>
+            <w:r>
+              <w:rPr>
+                <w:b/>
+              </w:rPr>
+            </w:r>
+            <w:r>
+              <w:rPr>
+                <w:b/>
+              </w:rPr>
+              <w:t>说明</w:t>
+            </w:r>
+          </w:p>
+        </w:tc>
+      </w:tr>
+      <w:tr>
+        <w:tc>
+          <w:tcPr>
+            <w:tcW w:type="dxa" w:w="2880"/>
+          </w:tcPr>
+          <w:p>
+            <w:r/>
+            <w:r>
+              <w:t>单题（flash）</w:t>
+            </w:r>
+          </w:p>
+        </w:tc>
+        <w:tc>
+          <w:tcPr>
+            <w:tcW w:type="dxa" w:w="2880"/>
+          </w:tcPr>
+          <w:p>
+            <w:r/>
+            <w:r>
+              <w:t>12s</w:t>
+            </w:r>
+          </w:p>
+        </w:tc>
+        <w:tc>
+          <w:tcPr>
+            <w:tcW w:type="dxa" w:w="2880"/>
+          </w:tcPr>
+          <w:p>
+            <w:r/>
+            <w:r>
+              <w:t>日常刷题够用</w:t>
+            </w:r>
+          </w:p>
+        </w:tc>
+      </w:tr>
+      <w:tr>
+        <w:tc>
+          <w:tcPr>
+            <w:tcW w:type="dxa" w:w="2880"/>
+          </w:tcPr>
+          <w:p>
+            <w:r/>
+            <w:r>
+              <w:t>单题（pro）</w:t>
+            </w:r>
+          </w:p>
+        </w:tc>
+        <w:tc>
+          <w:tcPr>
+            <w:tcW w:type="dxa" w:w="2880"/>
+          </w:tcPr>
+          <w:p>
+            <w:r/>
+            <w:r>
+              <w:t>50~65s</w:t>
+            </w:r>
+          </w:p>
+        </w:tc>
+        <w:tc>
+          <w:tcPr>
+            <w:tcW w:type="dxa" w:w="2880"/>
+          </w:tcPr>
+          <w:p>
+            <w:r/>
+            <w:r>
+              <w:t>压轴题</w:t>
+            </w:r>
+          </w:p>
+        </w:tc>
+      </w:tr>
+      <w:tr>
+        <w:tc>
+          <w:tcPr>
+            <w:tcW w:type="dxa" w:w="2880"/>
+          </w:tcPr>
+          <w:p>
+            <w:r/>
+            <w:r>
+              <w:t>题目档案 / 变式</w:t>
+            </w:r>
+          </w:p>
+        </w:tc>
+        <w:tc>
+          <w:tcPr>
+            <w:tcW w:type="dxa" w:w="2880"/>
+          </w:tcPr>
+          <w:p>
+            <w:r/>
+            <w:r>
+              <w:t>2~3 分钟</w:t>
+            </w:r>
+          </w:p>
+        </w:tc>
+        <w:tc>
+          <w:tcPr>
+            <w:tcW w:type="dxa" w:w="2880"/>
+          </w:tcPr>
+          <w:p>
+            <w:r/>
+            <w:r>
+              <w:t>单次长文生成</w:t>
+            </w:r>
+          </w:p>
+        </w:tc>
+      </w:tr>
+      <w:tr>
+        <w:tc>
+          <w:tcPr>
+            <w:tcW w:type="dxa" w:w="2880"/>
+          </w:tcPr>
+          <w:p>
+            <w:r/>
+            <w:r>
+              <w:t>批量（每题）</w:t>
+            </w:r>
+          </w:p>
+        </w:tc>
+        <w:tc>
+          <w:tcPr>
+            <w:tcW w:type="dxa" w:w="2880"/>
+          </w:tcPr>
+          <w:p>
+            <w:r/>
+            <w:r>
+              <w:t>35~40s</w:t>
+            </w:r>
+          </w:p>
+        </w:tc>
+        <w:tc>
+          <w:tcPr>
+            <w:tcW w:type="dxa" w:w="2880"/>
+          </w:tcPr>
+          <w:p>
+            <w:r/>
+            <w:r>
+              <w:t>与档位、题目难度有关</w:t>
+            </w:r>
+          </w:p>
+        </w:tc>
+      </w:tr>
+      <w:tr>
+        <w:tc>
+          <w:tcPr>
+            <w:tcW w:type="dxa" w:w="2880"/>
+          </w:tcPr>
+          <w:p>
+            <w:r/>
+            <w:r>
+              <w:t>判分（每题）</w:t>
+            </w:r>
+          </w:p>
+        </w:tc>
+        <w:tc>
+          <w:tcPr>
+            <w:tcW w:type="dxa" w:w="2880"/>
+          </w:tcPr>
+          <w:p>
+            <w:r/>
+            <w:r>
+              <w:t>65s</w:t>
+            </w:r>
+          </w:p>
+        </w:tc>
+        <w:tc>
+          <w:tcPr>
+            <w:tcW w:type="dxa" w:w="2880"/>
+          </w:tcPr>
+          <w:p>
+            <w:r/>
+            <w:r>
+              <w:t>一次阅卷调用</w:t>
+            </w:r>
+          </w:p>
+        </w:tc>
+      </w:tr>
+      <w:tr>
+        <w:tc>
+          <w:tcPr>
+            <w:tcW w:type="dxa" w:w="2880"/>
+          </w:tcPr>
+          <w:p>
+            <w:r/>
+            <w:r>
+              <w:t>真题教研（每题）</w:t>
+            </w:r>
+          </w:p>
+        </w:tc>
+        <w:tc>
+          <w:tcPr>
+            <w:tcW w:type="dxa" w:w="2880"/>
+          </w:tcPr>
+          <w:p>
+            <w:r/>
+            <w:r>
+              <w:t>约 8 分钟</w:t>
+            </w:r>
+          </w:p>
+        </w:tc>
+        <w:tc>
+          <w:tcPr>
+            <w:tcW w:type="dxa" w:w="2880"/>
+          </w:tcPr>
+          <w:p>
+            <w:r/>
+            <w:r>
+              <w:t>提取 + 教研两次长调用</w:t>
+            </w:r>
+          </w:p>
+        </w:tc>
+      </w:tr>
+      <w:tr>
+        <w:tc>
+          <w:tcPr>
+            <w:tcW w:type="dxa" w:w="2880"/>
+          </w:tcPr>
+          <w:p>
+            <w:r/>
+            <w:r>
+              <w:t>精细化讲义</w:t>
+            </w:r>
+          </w:p>
+        </w:tc>
+        <w:tc>
+          <w:tcPr>
+            <w:tcW w:type="dxa" w:w="2880"/>
+          </w:tcPr>
+          <w:p>
+            <w:r/>
+            <w:r>
+              <w:t>约 13 分钟</w:t>
+            </w:r>
+          </w:p>
+        </w:tc>
+        <w:tc>
+          <w:tcPr>
+            <w:tcW w:type="dxa" w:w="2880"/>
+          </w:tcPr>
+          <w:p>
+            <w:r/>
+            <w:r>
+              <w:t>3 批 × 长文生成 + 补全重试</w:t>
+            </w:r>
+          </w:p>
+        </w:tc>
+      </w:tr>
+    </w:tbl>
+    <w:p>
+      <w:r>
+        <w:t>建议：长任务先用「省钱档」或单题试跑；讲义/教研这类按小时计的，优先在空闲时段跑。</w:t>
       </w:r>
     </w:p>
     <w:sectPr>
